--- a/dev/all-shapes.docx
+++ b/dev/all-shapes.docx
@@ -18,7 +18,7 @@
                 <wp:positionV relativeFrom="page">
                   <wp:posOffset>914400</wp:posOffset>
                 </wp:positionV>
-                <wp:extent cx="5486400" cy="6119318"/>
+                <wp:extent cx="5486400" cy="6453367"/>
                 <wp:effectExtent l="0" t="0" r="0" b="0"/>
                 <wp:wrapNone/>
                 <wp:docPr id="1" name="mermaid:diagram" descr="{}"/>
@@ -30,37 +30,37 @@
                       <wpg:grpSpPr>
                         <a:xfrm>
                           <a:off x="0" y="0"/>
-                          <a:ext cx="5486400" cy="6119318"/>
+                          <a:ext cx="5486400" cy="6453367"/>
                           <a:chOff x="0" y="0"/>
-                          <a:chExt cx="5486400" cy="6119318"/>
+                          <a:chExt cx="5486400" cy="6453367"/>
                         </a:xfrm>
                       </wpg:grpSpPr>
                       <wpg:grpSp>
-                        <wpg:cNvPr id="2" name="mermaid:subgraph:FILLED"/>
+                        <wpg:cNvPr id="2" name="mermaid:subgraph:STACKED"/>
                         <wpg:cNvGrpSpPr/>
                         <wpg:grpSpPr>
                           <a:xfrm>
-                            <a:off x="12970" y="28935"/>
-                            <a:ext cx="552752" cy="643794"/>
+                            <a:off x="30739" y="30739"/>
+                            <a:ext cx="768901" cy="1629141"/>
                             <a:chOff x="0" y="0"/>
-                            <a:chExt cx="552752" cy="643794"/>
+                            <a:chExt cx="768901" cy="1629141"/>
                           </a:xfrm>
                         </wpg:grpSpPr>
                         <wps:wsp>
-                          <wps:cNvPr id="3" name="mermaid:subgraph:FILLED"/>
+                          <wps:cNvPr id="3" name="mermaid:subgraph:STACKED"/>
                           <wps:cNvSpPr>
                             <a:spLocks noChangeArrowheads="1"/>
                           </wps:cNvSpPr>
                           <wps:spPr>
                             <a:xfrm>
                               <a:off x="0" y="0"/>
-                              <a:ext cx="552752" cy="643794"/>
+                              <a:ext cx="768901" cy="1629141"/>
                             </a:xfrm>
                             <a:prstGeom prst="rect">
                               <a:avLst/>
                             </a:prstGeom>
                             <a:noFill/>
-                            <a:ln w="7233">
+                            <a:ln w="7684">
                               <a:solidFill>
                                 <a:srgbClr val="AAAA33"/>
                               </a:solidFill>
@@ -74,16 +74,17 @@
                                 </w:pPr>
                                 <w:r>
                                   <w:rPr>
+                                    <w:rFonts w:ascii="Trebuchet MS" w:hAnsi="Trebuchet MS" w:cs="Trebuchet MS"/>
                                     <w:color w:val="000000"/>
-                                    <w:sz w:val="9"/>
-                                    <w:szCs w:val="9"/>
+                                    <w:sz w:val="10"/>
+                                    <w:szCs w:val="10"/>
                                   </w:rPr>
-                                  <w:t xml:space="preserve">Always-filled shapes</w:t>
+                                  <w:t xml:space="preserve">Stacked / custom</w:t>
                                 </w:r>
                               </w:p>
                             </w:txbxContent>
                           </wps:txbx>
-                          <wps:bodyPr anchor="t" lIns="34721" rIns="34721" tIns="17360" bIns="17360">
+                          <wps:bodyPr anchor="t" lIns="0" rIns="0" tIns="0" bIns="0">
                             <a:normAutofit/>
                           </wps:bodyPr>
                         </wps:wsp>
@@ -92,10 +93,10 @@
                           <wpg:cNvGrpSpPr/>
                           <wpg:grpSpPr>
                             <a:xfrm>
-                              <a:off x="142554" y="135631"/>
-                              <a:ext cx="470583" cy="231477"/>
+                              <a:off x="134484" y="144090"/>
+                              <a:ext cx="499932" cy="245914"/>
                               <a:chOff x="0" y="0"/>
-                              <a:chExt cx="470583" cy="231477"/>
+                              <a:chExt cx="499932" cy="245914"/>
                             </a:xfrm>
                           </wpg:grpSpPr>
                           <wps:wsp>
@@ -106,7 +107,7 @@
                             <wps:spPr>
                               <a:xfrm>
                                 <a:off x="45720" y="0"/>
-                                <a:ext cx="424863" cy="185757"/>
+                                <a:ext cx="454212" cy="200194"/>
                               </a:xfrm>
                               <a:prstGeom prst="rect">
                                 <a:avLst/>
@@ -114,7 +115,7 @@
                               <a:solidFill>
                                 <a:srgbClr val="FFFFFF"/>
                               </a:solidFill>
-                              <a:ln w="7233">
+                              <a:ln w="7684">
                                 <a:solidFill>
                                   <a:srgbClr val="5E504E"/>
                                 </a:solidFill>
@@ -132,7 +133,7 @@
                             <wps:spPr>
                               <a:xfrm>
                                 <a:off x="0" y="45720"/>
-                                <a:ext cx="424863" cy="185757"/>
+                                <a:ext cx="454212" cy="200194"/>
                               </a:xfrm>
                               <a:prstGeom prst="rect">
                                 <a:avLst/>
@@ -140,7 +141,7 @@
                               <a:solidFill>
                                 <a:srgbClr val="ECECFF"/>
                               </a:solidFill>
-                              <a:ln w="7233">
+                              <a:ln w="7684">
                                 <a:solidFill>
                                   <a:srgbClr val="5E504E"/>
                                 </a:solidFill>
@@ -154,37 +155,38 @@
                                   </w:pPr>
                                   <w:r>
                                     <w:rPr>
+                                      <w:rFonts w:ascii="Trebuchet MS" w:hAnsi="Trebuchet MS" w:cs="Trebuchet MS"/>
                                       <w:color w:val="000000"/>
-                                      <w:sz w:val="9"/>
-                                      <w:szCs w:val="9"/>
+                                      <w:sz w:val="10"/>
+                                      <w:szCs w:val="10"/>
                                     </w:rPr>
                                     <w:t xml:space="preserve">Stacked rect</w:t>
                                   </w:r>
                                 </w:p>
                               </w:txbxContent>
                             </wps:txbx>
-                            <wps:bodyPr anchor="ctr" lIns="34721" rIns="34721" tIns="17360" bIns="17360">
+                            <wps:bodyPr anchor="ctr" lIns="0" rIns="0" tIns="0" bIns="0">
                               <a:normAutofit/>
                             </wps:bodyPr>
                           </wps:wsp>
                         </wpg:grpSp>
                         <wps:wsp>
-                          <wps:cNvPr id="7" name="mermaid:node:n_fork"/>
+                          <wps:cNvPr id="7" name="mermaid:node:n_linrect"/>
                           <wps:cNvSpPr>
                             <a:spLocks noChangeArrowheads="1"/>
                           </wps:cNvSpPr>
                           <wps:spPr>
                             <a:xfrm>
-                              <a:off x="149787" y="138089"/>
-                              <a:ext cx="253178" cy="45720"/>
+                              <a:off x="189568" y="678184"/>
+                              <a:ext cx="389764" cy="207490"/>
                             </a:xfrm>
                             <a:prstGeom prst="rect">
                               <a:avLst/>
                             </a:prstGeom>
                             <a:solidFill>
-                              <a:srgbClr val="000000"/>
+                              <a:srgbClr val="ECECFF"/>
                             </a:solidFill>
-                            <a:ln w="7233">
+                            <a:ln w="7684">
                               <a:solidFill>
                                 <a:srgbClr val="5E504E"/>
                               </a:solidFill>
@@ -198,36 +200,37 @@
                                 </w:pPr>
                                 <w:r>
                                   <w:rPr>
-                                    <w:color w:val="FFFFFF"/>
-                                    <w:sz w:val="9"/>
-                                    <w:szCs w:val="9"/>
+                                    <w:rFonts w:ascii="Trebuchet MS" w:hAnsi="Trebuchet MS" w:cs="Trebuchet MS"/>
+                                    <w:color w:val="000000"/>
+                                    <w:sz w:val="10"/>
+                                    <w:szCs w:val="10"/>
                                   </w:rPr>
-                                  <w:t xml:space="preserve"/>
+                                  <w:t xml:space="preserve">Lin rect</w:t>
                                 </w:r>
                               </w:p>
                             </w:txbxContent>
                           </wps:txbx>
-                          <wps:bodyPr anchor="ctr" lIns="34721" rIns="34721" tIns="17360" bIns="17360">
+                          <wps:bodyPr anchor="ctr" lIns="0" rIns="0" tIns="0" bIns="0">
                             <a:normAutofit/>
                           </wps:bodyPr>
                         </wps:wsp>
                         <wps:wsp>
-                          <wps:cNvPr id="8" name="mermaid:node:n_fcirc"/>
+                          <wps:cNvPr id="8" name="mermaid:node:n_lindoc"/>
                           <wps:cNvSpPr>
                             <a:spLocks noChangeArrowheads="1"/>
                           </wps:cNvSpPr>
                           <wps:spPr>
                             <a:xfrm>
-                              <a:off x="230688" y="457528"/>
-                              <a:ext cx="91440" cy="50636"/>
+                              <a:off x="211901" y="1173835"/>
+                              <a:ext cx="345099" cy="311198"/>
                             </a:xfrm>
-                            <a:prstGeom prst="ellipse">
+                            <a:prstGeom prst="flowChartDocument">
                               <a:avLst/>
                             </a:prstGeom>
                             <a:solidFill>
-                              <a:srgbClr val="000000"/>
+                              <a:srgbClr val="ECECFF"/>
                             </a:solidFill>
-                            <a:ln w="7233">
+                            <a:ln w="7684">
                               <a:solidFill>
                                 <a:srgbClr val="5E504E"/>
                               </a:solidFill>
@@ -241,36 +244,91 @@
                                 </w:pPr>
                                 <w:r>
                                   <w:rPr>
+                                    <w:rFonts w:ascii="Trebuchet MS" w:hAnsi="Trebuchet MS" w:cs="Trebuchet MS"/>
                                     <w:color w:val="000000"/>
-                                    <w:sz w:val="9"/>
-                                    <w:szCs w:val="9"/>
+                                    <w:sz w:val="10"/>
+                                    <w:szCs w:val="10"/>
                                   </w:rPr>
-                                  <w:t xml:space="preserve"/>
+                                  <w:t xml:space="preserve">Lin doc</w:t>
                                 </w:r>
                               </w:p>
                             </w:txbxContent>
                           </wps:txbx>
-                          <wps:bodyPr anchor="ctr" lIns="34721" rIns="34721" tIns="17360" bIns="17360">
+                          <wps:bodyPr anchor="ctr" lIns="0" rIns="0" tIns="0" bIns="0">
                             <a:normAutofit/>
                           </wps:bodyPr>
                         </wps:wsp>
+                      </wpg:grpSp>
+                      <wpg:grpSp>
+                        <wpg:cNvPr id="9" name="mermaid:subgraph:FILLED"/>
+                        <wpg:cNvGrpSpPr/>
+                        <wpg:grpSpPr>
+                          <a:xfrm>
+                            <a:off x="138537" y="1852001"/>
+                            <a:ext cx="553306" cy="683948"/>
+                            <a:chOff x="0" y="0"/>
+                            <a:chExt cx="553306" cy="683948"/>
+                          </a:xfrm>
+                        </wpg:grpSpPr>
                         <wps:wsp>
-                          <wps:cNvPr id="9" name="mermaid:node:n_bolt"/>
+                          <wps:cNvPr id="10" name="mermaid:subgraph:FILLED"/>
                           <wps:cNvSpPr>
                             <a:spLocks noChangeArrowheads="1"/>
                           </wps:cNvSpPr>
                           <wps:spPr>
                             <a:xfrm>
-                              <a:off x="459838" y="262219"/>
-                              <a:ext cx="126589" cy="253178"/>
+                              <a:off x="0" y="0"/>
+                              <a:ext cx="553306" cy="683948"/>
                             </a:xfrm>
-                            <a:prstGeom prst="lightningBolt">
+                            <a:prstGeom prst="rect">
+                              <a:avLst/>
+                            </a:prstGeom>
+                            <a:noFill/>
+                            <a:ln w="7684">
+                              <a:solidFill>
+                                <a:srgbClr val="AAAA33"/>
+                              </a:solidFill>
+                            </a:ln>
+                          </wps:spPr>
+                          <wps:txbx>
+                            <w:txbxContent>
+                              <w:p>
+                                <w:pPr>
+                                  <w:jc w:val="center"/>
+                                </w:pPr>
+                                <w:r>
+                                  <w:rPr>
+                                    <w:rFonts w:ascii="Trebuchet MS" w:hAnsi="Trebuchet MS" w:cs="Trebuchet MS"/>
+                                    <w:color w:val="000000"/>
+                                    <w:sz w:val="10"/>
+                                    <w:szCs w:val="10"/>
+                                  </w:rPr>
+                                  <w:t xml:space="preserve">Always-filled</w:t>
+                                </w:r>
+                              </w:p>
+                            </w:txbxContent>
+                          </wps:txbx>
+                          <wps:bodyPr anchor="t" lIns="0" rIns="0" tIns="0" bIns="0">
+                            <a:normAutofit/>
+                          </wps:bodyPr>
+                        </wps:wsp>
+                        <wps:wsp>
+                          <wps:cNvPr id="11" name="mermaid:node:n_fork"/>
+                          <wps:cNvSpPr>
+                            <a:spLocks noChangeArrowheads="1"/>
+                          </wps:cNvSpPr>
+                          <wps:spPr>
+                            <a:xfrm>
+                              <a:off x="142169" y="148127"/>
+                              <a:ext cx="268968" cy="45720"/>
+                            </a:xfrm>
+                            <a:prstGeom prst="rect">
                               <a:avLst/>
                             </a:prstGeom>
                             <a:solidFill>
-                              <a:srgbClr val="ECECFF"/>
+                              <a:srgbClr val="000000"/>
                             </a:solidFill>
-                            <a:ln w="7233">
+                            <a:ln w="7684">
                               <a:solidFill>
                                 <a:srgbClr val="5E504E"/>
                               </a:solidFill>
@@ -284,36 +342,37 @@
                                 </w:pPr>
                                 <w:r>
                                   <w:rPr>
-                                    <w:color w:val="000000"/>
-                                    <w:sz w:val="9"/>
-                                    <w:szCs w:val="9"/>
+                                    <w:rFonts w:ascii="Trebuchet MS" w:hAnsi="Trebuchet MS" w:cs="Trebuchet MS"/>
+                                    <w:color w:val="FFFFFF"/>
+                                    <w:sz w:val="10"/>
+                                    <w:szCs w:val="10"/>
                                   </w:rPr>
                                   <w:t xml:space="preserve"/>
                                 </w:r>
                               </w:p>
                             </w:txbxContent>
                           </wps:txbx>
-                          <wps:bodyPr anchor="ctr" lIns="34721" rIns="34721" tIns="17360" bIns="17360">
+                          <wps:bodyPr anchor="ctr" lIns="0" rIns="0" tIns="0" bIns="0">
                             <a:normAutofit/>
                           </wps:bodyPr>
                         </wps:wsp>
                         <wps:wsp>
-                          <wps:cNvPr id="10" name="mermaid:node:n_doc"/>
+                          <wps:cNvPr id="12" name="mermaid:node:n_fcirc"/>
                           <wps:cNvSpPr>
                             <a:spLocks noChangeArrowheads="1"/>
                           </wps:cNvSpPr>
                           <wps:spPr>
                             <a:xfrm>
-                              <a:off x="151342" y="189264"/>
-                              <a:ext cx="369481" cy="244118"/>
+                              <a:off x="230967" y="486064"/>
+                              <a:ext cx="91440" cy="53794"/>
                             </a:xfrm>
-                            <a:prstGeom prst="flowChartDocument">
+                            <a:prstGeom prst="ellipse">
                               <a:avLst/>
                             </a:prstGeom>
                             <a:solidFill>
-                              <a:srgbClr val="ECECFF"/>
+                              <a:srgbClr val="000000"/>
                             </a:solidFill>
-                            <a:ln w="7233">
+                            <a:ln w="7684">
                               <a:solidFill>
                                 <a:srgbClr val="5E504E"/>
                               </a:solidFill>
@@ -327,34 +386,91 @@
                                 </w:pPr>
                                 <w:r>
                                   <w:rPr>
+                                    <w:rFonts w:ascii="Trebuchet MS" w:hAnsi="Trebuchet MS" w:cs="Trebuchet MS"/>
                                     <w:color w:val="000000"/>
-                                    <w:sz w:val="9"/>
-                                    <w:szCs w:val="9"/>
+                                    <w:sz w:val="10"/>
+                                    <w:szCs w:val="10"/>
                                   </w:rPr>
-                                  <w:t xml:space="preserve">Document</w:t>
+                                  <w:t xml:space="preserve"/>
                                 </w:r>
                               </w:p>
                             </w:txbxContent>
                           </wps:txbx>
-                          <wps:bodyPr anchor="ctr" lIns="34721" rIns="34721" tIns="17360" bIns="17360">
+                          <wps:bodyPr anchor="ctr" lIns="0" rIns="0" tIns="0" bIns="0">
                             <a:normAutofit/>
                           </wps:bodyPr>
                         </wps:wsp>
+                      </wpg:grpSp>
+                      <wpg:grpSp>
+                        <wpg:cNvPr id="13" name="mermaid:subgraph:SPECIAL"/>
+                        <wpg:cNvGrpSpPr/>
+                        <wpg:grpSpPr>
+                          <a:xfrm>
+                            <a:off x="3879451" y="3204204"/>
+                            <a:ext cx="1576210" cy="2742289"/>
+                            <a:chOff x="0" y="0"/>
+                            <a:chExt cx="1576210" cy="2742289"/>
+                          </a:xfrm>
+                        </wpg:grpSpPr>
                         <wps:wsp>
-                          <wps:cNvPr id="11" name="mermaid:node:n_rect"/>
+                          <wps:cNvPr id="14" name="mermaid:subgraph:SPECIAL"/>
                           <wps:cNvSpPr>
                             <a:spLocks noChangeArrowheads="1"/>
                           </wps:cNvSpPr>
                           <wps:spPr>
                             <a:xfrm>
-                              <a:off x="142553" y="135631"/>
-                              <a:ext cx="792678" cy="195308"/>
+                              <a:off x="0" y="0"/>
+                              <a:ext cx="1576210" cy="2742289"/>
                             </a:xfrm>
                             <a:prstGeom prst="rect">
                               <a:avLst/>
                             </a:prstGeom>
                             <a:noFill/>
-                            <a:ln w="7233">
+                            <a:ln w="7684">
+                              <a:solidFill>
+                                <a:srgbClr val="AAAA33"/>
+                              </a:solidFill>
+                            </a:ln>
+                          </wps:spPr>
+                          <wps:txbx>
+                            <w:txbxContent>
+                              <w:p>
+                                <w:pPr>
+                                  <w:jc w:val="center"/>
+                                </w:pPr>
+                                <w:r>
+                                  <w:rPr>
+                                    <w:rFonts w:ascii="Trebuchet MS" w:hAnsi="Trebuchet MS" w:cs="Trebuchet MS"/>
+                                    <w:color w:val="000000"/>
+                                    <w:sz w:val="10"/>
+                                    <w:szCs w:val="10"/>
+                                  </w:rPr>
+                                  <w:t xml:space="preserve">Special shapes</w:t>
+                                </w:r>
+                              </w:p>
+                            </w:txbxContent>
+                          </wps:txbx>
+                          <wps:bodyPr anchor="t" lIns="0" rIns="0" tIns="0" bIns="0">
+                            <a:normAutofit/>
+                          </wps:bodyPr>
+                        </wps:wsp>
+                        <wps:wsp>
+                          <wps:cNvPr id="15" name="mermaid:node:n_bolt"/>
+                          <wps:cNvSpPr>
+                            <a:spLocks noChangeArrowheads="1"/>
+                          </wps:cNvSpPr>
+                          <wps:spPr>
+                            <a:xfrm>
+                              <a:off x="471557" y="278574"/>
+                              <a:ext cx="134484" cy="268968"/>
+                            </a:xfrm>
+                            <a:prstGeom prst="lightningBolt">
+                              <a:avLst/>
+                            </a:prstGeom>
+                            <a:solidFill>
+                              <a:srgbClr val="ECECFF"/>
+                            </a:solidFill>
+                            <a:ln w="7684">
                               <a:solidFill>
                                 <a:srgbClr val="5E504E"/>
                               </a:solidFill>
@@ -368,449 +484,35 @@
                                 </w:pPr>
                                 <w:r>
                                   <w:rPr>
+                                    <w:rFonts w:ascii="Trebuchet MS" w:hAnsi="Trebuchet MS" w:cs="Trebuchet MS"/>
                                     <w:color w:val="000000"/>
-                                    <w:sz w:val="9"/>
-                                    <w:szCs w:val="9"/>
+                                    <w:sz w:val="10"/>
+                                    <w:szCs w:val="10"/>
                                   </w:rPr>
-                                  <w:t xml:space="preserve">rect (square brackets)</w:t>
+                                  <w:t xml:space="preserve"/>
                                 </w:r>
                               </w:p>
                             </w:txbxContent>
                           </wps:txbx>
-                          <wps:bodyPr anchor="ctr" lIns="34721" rIns="34721" tIns="17360" bIns="17360">
+                          <wps:bodyPr anchor="ctr" lIns="0" rIns="0" tIns="0" bIns="0">
                             <a:normAutofit/>
                           </wps:bodyPr>
                         </wps:wsp>
-                      </wpg:grpSp>
-                      <wpg:grpSp>
-                        <wpg:cNvPr id="12" name="mermaid:subgraph:FLOW"/>
-                        <wpg:cNvGrpSpPr/>
-                        <wpg:grpSpPr>
-                          <a:xfrm>
-                            <a:off x="28935" y="28935"/>
-                            <a:ext cx="2537319" cy="2912736"/>
-                            <a:chOff x="0" y="0"/>
-                            <a:chExt cx="2537319" cy="2912736"/>
-                          </a:xfrm>
-                        </wpg:grpSpPr>
                         <wps:wsp>
-                          <wps:cNvPr id="13" name="mermaid:subgraph:FLOW"/>
+                          <wps:cNvPr id="16" name="mermaid:node:n_bang"/>
                           <wps:cNvSpPr>
                             <a:spLocks noChangeArrowheads="1"/>
                           </wps:cNvSpPr>
                           <wps:spPr>
                             <a:xfrm>
-                              <a:off x="0" y="0"/>
-                              <a:ext cx="2537319" cy="2912736"/>
+                              <a:off x="147967" y="709307"/>
+                              <a:ext cx="674146" cy="403452"/>
                             </a:xfrm>
-                            <a:prstGeom prst="rect">
+                            <a:prstGeom prst="irregularSeal1">
                               <a:avLst/>
                             </a:prstGeom>
                             <a:noFill/>
-                            <a:ln w="7233">
-                              <a:solidFill>
-                                <a:srgbClr val="AAAA33"/>
-                              </a:solidFill>
-                            </a:ln>
-                          </wps:spPr>
-                          <wps:txbx>
-                            <w:txbxContent>
-                              <w:p>
-                                <w:pPr>
-                                  <w:jc w:val="center"/>
-                                </w:pPr>
-                                <w:r>
-                                  <w:rPr>
-                                    <w:color w:val="000000"/>
-                                    <w:sz w:val="9"/>
-                                    <w:szCs w:val="9"/>
-                                  </w:rPr>
-                                  <w:t xml:space="preserve">Flowchart presets</w:t>
-                                </w:r>
-                              </w:p>
-                            </w:txbxContent>
-                          </wps:txbx>
-                          <wps:bodyPr anchor="t" lIns="34721" rIns="34721" tIns="17360" bIns="17360">
-                            <a:normAutofit/>
-                          </wps:bodyPr>
-                        </wps:wsp>
-                        <wpg:grpSp>
-                          <wpg:cNvPr id="14" name="mermaid:subgraph:SPECIAL"/>
-                          <wpg:cNvGrpSpPr/>
-                          <wpg:grpSpPr>
-                            <a:xfrm>
-                              <a:off x="0" y="0"/>
-                              <a:ext cx="1483674" cy="2581295"/>
-                              <a:chOff x="0" y="0"/>
-                              <a:chExt cx="1483674" cy="2581295"/>
-                            </a:xfrm>
-                          </wpg:grpSpPr>
-                          <wps:wsp>
-                            <wps:cNvPr id="15" name="mermaid:subgraph:SPECIAL"/>
-                            <wps:cNvSpPr>
-                              <a:spLocks noChangeArrowheads="1"/>
-                            </wps:cNvSpPr>
-                            <wps:spPr>
-                              <a:xfrm>
-                                <a:off x="0" y="0"/>
-                                <a:ext cx="1483674" cy="2581295"/>
-                              </a:xfrm>
-                              <a:prstGeom prst="rect">
-                                <a:avLst/>
-                              </a:prstGeom>
-                              <a:noFill/>
-                              <a:ln w="7233">
-                                <a:solidFill>
-                                  <a:srgbClr val="AAAA33"/>
-                                </a:solidFill>
-                              </a:ln>
-                            </wps:spPr>
-                            <wps:txbx>
-                              <w:txbxContent>
-                                <w:p>
-                                  <w:pPr>
-                                    <w:jc w:val="center"/>
-                                  </w:pPr>
-                                  <w:r>
-                                    <w:rPr>
-                                      <w:color w:val="000000"/>
-                                      <w:sz w:val="9"/>
-                                      <w:szCs w:val="9"/>
-                                    </w:rPr>
-                                    <w:t xml:space="preserve">Special shapes</w:t>
-                                  </w:r>
-                                </w:p>
-                              </w:txbxContent>
-                            </wps:txbx>
-                            <wps:bodyPr anchor="t" lIns="34721" rIns="34721" tIns="17360" bIns="17360">
-                              <a:normAutofit/>
-                            </wps:bodyPr>
-                          </wps:wsp>
-                          <wps:wsp>
-                            <wps:cNvPr id="16" name="mermaid:node:n_braces"/>
-                            <wps:cNvSpPr>
-                              <a:spLocks noChangeArrowheads="1"/>
-                            </wps:cNvSpPr>
-                            <wps:spPr>
-                              <a:xfrm>
-                                <a:off x="1232798" y="173608"/>
-                                <a:ext cx="91440" cy="177224"/>
-                              </a:xfrm>
-                              <a:prstGeom prst="bracePair">
-                                <a:avLst/>
-                              </a:prstGeom>
-                              <a:noFill/>
-                              <a:ln w="7233">
-                                <a:solidFill>
-                                  <a:srgbClr val="9370DB"/>
-                                </a:solidFill>
-                              </a:ln>
-                            </wps:spPr>
-                            <wps:txbx>
-                              <w:txbxContent>
-                                <w:p>
-                                  <w:pPr>
-                                    <w:jc w:val="center"/>
-                                  </w:pPr>
-                                  <w:r>
-                                    <w:rPr>
-                                      <w:color w:val="000000"/>
-                                      <w:sz w:val="9"/>
-                                      <w:szCs w:val="9"/>
-                                    </w:rPr>
-                                    <w:t xml:space="preserve">Brace pair</w:t>
-                                  </w:r>
-                                </w:p>
-                              </w:txbxContent>
-                            </wps:txbx>
-                            <wps:bodyPr anchor="ctr" lIns="34721" rIns="34721" tIns="17360" bIns="17360">
-                              <a:normAutofit/>
-                            </wps:bodyPr>
-                          </wps:wsp>
-                          <wps:wsp>
-                            <wps:cNvPr id="17" name="mermaid:node:n_notch"/>
-                            <wps:cNvSpPr>
-                              <a:spLocks noChangeArrowheads="1"/>
-                            </wps:cNvSpPr>
-                            <wps:spPr>
-                              <a:xfrm>
-                                <a:off x="941999" y="779425"/>
-                                <a:ext cx="371939" cy="141056"/>
-                              </a:xfrm>
-                              <a:prstGeom prst="snip1Rect">
-                                <a:avLst/>
-                              </a:prstGeom>
-                              <a:noFill/>
-                              <a:ln w="7233">
-                                <a:solidFill>
-                                  <a:srgbClr val="5E504E"/>
-                                </a:solidFill>
-                              </a:ln>
-                            </wps:spPr>
-                            <wps:txbx>
-                              <w:txbxContent>
-                                <w:p>
-                                  <w:pPr>
-                                    <w:jc w:val="center"/>
-                                  </w:pPr>
-                                  <w:r>
-                                    <w:rPr>
-                                      <w:color w:val="000000"/>
-                                      <w:sz w:val="9"/>
-                                      <w:szCs w:val="9"/>
-                                    </w:rPr>
-                                    <w:t xml:space="preserve">Notch rect</w:t>
-                                  </w:r>
-                                </w:p>
-                              </w:txbxContent>
-                            </wps:txbx>
-                            <wps:bodyPr anchor="ctr" lIns="34721" rIns="34721" tIns="17360" bIns="17360">
-                              <a:normAutofit/>
-                            </wps:bodyPr>
-                          </wps:wsp>
-                          <wpg:grpSp>
-                            <wpg:cNvPr id="18" name="mermaid:node:n_lean_r"/>
-                            <wpg:cNvGrpSpPr/>
-                            <wpg:grpSpPr>
-                              <a:xfrm>
-                                <a:off x="898851" y="1359367"/>
-                                <a:ext cx="458234" cy="141056"/>
-                                <a:chOff x="0" y="0"/>
-                                <a:chExt cx="458234" cy="141056"/>
-                              </a:xfrm>
-                            </wpg:grpSpPr>
-                            <wps:wsp>
-                              <wps:cNvPr id="19" name="mermaid:node:n_lean_r"/>
-                              <wps:cNvSpPr>
-                                <a:spLocks noChangeArrowheads="1"/>
-                              </wps:cNvSpPr>
-                              <wps:spPr>
-                                <a:xfrm>
-                                  <a:off x="0" y="0"/>
-                                  <a:ext cx="458234" cy="141056"/>
-                                </a:xfrm>
-                                <a:prstGeom prst="parallelogram">
-                                  <a:avLst/>
-                                </a:prstGeom>
-                                <a:noFill/>
-                                <a:ln w="7233">
-                                  <a:solidFill>
-                                    <a:srgbClr val="5E504E"/>
-                                  </a:solidFill>
-                                </a:ln>
-                              </wps:spPr>
-                              <wps:bodyPr>
-                                <a:noAutofit/>
-                              </wps:bodyPr>
-                            </wps:wsp>
-                            <wps:wsp>
-                              <wps:cNvPr id="20" name="mermaid:label:n_lean_r"/>
-                              <wps:cNvSpPr>
-                                <a:spLocks noChangeArrowheads="1"/>
-                              </wps:cNvSpPr>
-                              <wps:spPr>
-                                <a:xfrm>
-                                  <a:off x="97654" y="27126"/>
-                                  <a:ext cx="262926" cy="86804"/>
-                                </a:xfrm>
-                                <a:prstGeom prst="rect">
-                                  <a:avLst/>
-                                </a:prstGeom>
-                                <a:noFill/>
-                                <a:ln w="0">
-                                  <a:noFill/>
-                                </a:ln>
-                              </wps:spPr>
-                              <wps:txbx>
-                                <w:txbxContent>
-                                  <w:p>
-                                    <w:pPr>
-                                      <w:jc w:val="center"/>
-                                    </w:pPr>
-                                    <w:r>
-                                      <w:rPr>
-                                        <w:color w:val="000000"/>
-                                        <w:sz w:val="9"/>
-                                        <w:szCs w:val="9"/>
-                                      </w:rPr>
-                                      <w:t xml:space="preserve">Lean right</w:t>
-                                    </w:r>
-                                  </w:p>
-                                </w:txbxContent>
-                              </wps:txbx>
-                              <wps:bodyPr anchor="ctr" lIns="0" rIns="0" tIns="0" bIns="0">
-                                <a:normAutofit/>
-                              </wps:bodyPr>
-                            </wps:wsp>
-                          </wpg:grpSp>
-                          <wpg:grpSp>
-                            <wpg:cNvPr id="21" name="mermaid:node:n_lean_l"/>
-                            <wpg:cNvGrpSpPr/>
-                            <wpg:grpSpPr>
-                              <a:xfrm>
-                                <a:off x="913672" y="1838038"/>
-                                <a:ext cx="428593" cy="141056"/>
-                                <a:chOff x="0" y="0"/>
-                                <a:chExt cx="428593" cy="141056"/>
-                              </a:xfrm>
-                            </wpg:grpSpPr>
-                            <wps:wsp>
-                              <wps:cNvPr id="22" name="mermaid:node:n_lean_l"/>
-                              <wps:cNvSpPr>
-                                <a:spLocks noChangeArrowheads="1"/>
-                              </wps:cNvSpPr>
-                              <wps:spPr>
-                                <a:xfrm flipH="1">
-                                  <a:off x="0" y="0"/>
-                                  <a:ext cx="428593" cy="141056"/>
-                                </a:xfrm>
-                                <a:prstGeom prst="parallelogram">
-                                  <a:avLst/>
-                                </a:prstGeom>
-                                <a:noFill/>
-                                <a:ln w="7233">
-                                  <a:solidFill>
-                                    <a:srgbClr val="5E504E"/>
-                                  </a:solidFill>
-                                </a:ln>
-                              </wps:spPr>
-                              <wps:bodyPr>
-                                <a:noAutofit/>
-                              </wps:bodyPr>
-                            </wps:wsp>
-                            <wps:wsp>
-                              <wps:cNvPr id="23" name="mermaid:label:n_lean_l"/>
-                              <wps:cNvSpPr>
-                                <a:spLocks noChangeArrowheads="1"/>
-                              </wps:cNvSpPr>
-                              <wps:spPr>
-                                <a:xfrm>
-                                  <a:off x="97654" y="27126"/>
-                                  <a:ext cx="233285" cy="86804"/>
-                                </a:xfrm>
-                                <a:prstGeom prst="rect">
-                                  <a:avLst/>
-                                </a:prstGeom>
-                                <a:noFill/>
-                                <a:ln w="0">
-                                  <a:noFill/>
-                                </a:ln>
-                              </wps:spPr>
-                              <wps:txbx>
-                                <w:txbxContent>
-                                  <w:p>
-                                    <w:pPr>
-                                      <w:jc w:val="center"/>
-                                    </w:pPr>
-                                    <w:r>
-                                      <w:rPr>
-                                        <w:color w:val="000000"/>
-                                        <w:sz w:val="9"/>
-                                        <w:szCs w:val="9"/>
-                                      </w:rPr>
-                                      <w:t xml:space="preserve">Lean left</w:t>
-                                    </w:r>
-                                  </w:p>
-                                </w:txbxContent>
-                              </wps:txbx>
-                              <wps:bodyPr anchor="ctr" lIns="0" rIns="0" tIns="0" bIns="0">
-                                <a:normAutofit/>
-                              </wps:bodyPr>
-                            </wps:wsp>
-                          </wpg:grpSp>
-                          <wpg:grpSp>
-                            <wpg:cNvPr id="24" name="mermaid:node:n_trap_b"/>
-                            <wpg:cNvGrpSpPr/>
-                            <wpg:grpSpPr>
-                              <a:xfrm>
-                                <a:off x="904714" y="2286524"/>
-                                <a:ext cx="446508" cy="141056"/>
-                                <a:chOff x="0" y="0"/>
-                                <a:chExt cx="446508" cy="141056"/>
-                              </a:xfrm>
-                            </wpg:grpSpPr>
-                            <wps:wsp>
-                              <wps:cNvPr id="25" name="mermaid:node:n_trap_b"/>
-                              <wps:cNvSpPr>
-                                <a:spLocks noChangeArrowheads="1"/>
-                              </wps:cNvSpPr>
-                              <wps:spPr>
-                                <a:xfrm>
-                                  <a:off x="0" y="0"/>
-                                  <a:ext cx="446508" cy="141056"/>
-                                </a:xfrm>
-                                <a:prstGeom prst="trapezoid">
-                                  <a:avLst/>
-                                </a:prstGeom>
-                                <a:noFill/>
-                                <a:ln w="7233">
-                                  <a:solidFill>
-                                    <a:srgbClr val="5E504E"/>
-                                  </a:solidFill>
-                                </a:ln>
-                              </wps:spPr>
-                              <wps:bodyPr>
-                                <a:noAutofit/>
-                              </wps:bodyPr>
-                            </wps:wsp>
-                            <wps:wsp>
-                              <wps:cNvPr id="26" name="mermaid:label:n_trap_b"/>
-                              <wps:cNvSpPr>
-                                <a:spLocks noChangeArrowheads="1"/>
-                              </wps:cNvSpPr>
-                              <wps:spPr>
-                                <a:xfrm>
-                                  <a:off x="97654" y="27126"/>
-                                  <a:ext cx="251200" cy="86804"/>
-                                </a:xfrm>
-                                <a:prstGeom prst="rect">
-                                  <a:avLst/>
-                                </a:prstGeom>
-                                <a:noFill/>
-                                <a:ln w="0">
-                                  <a:noFill/>
-                                </a:ln>
-                              </wps:spPr>
-                              <wps:txbx>
-                                <w:txbxContent>
-                                  <w:p>
-                                    <w:pPr>
-                                      <w:jc w:val="center"/>
-                                    </w:pPr>
-                                    <w:r>
-                                      <w:rPr>
-                                        <w:color w:val="000000"/>
-                                        <w:sz w:val="9"/>
-                                        <w:szCs w:val="9"/>
-                                      </w:rPr>
-                                      <w:t xml:space="preserve">Trapezoid</w:t>
-                                    </w:r>
-                                  </w:p>
-                                </w:txbxContent>
-                              </wps:txbx>
-                              <wps:bodyPr anchor="ctr" lIns="0" rIns="0" tIns="0" bIns="0">
-                                <a:normAutofit/>
-                              </wps:bodyPr>
-                            </wps:wsp>
-                          </wpg:grpSp>
-                        </wpg:grpSp>
-                        <wps:wsp>
-                          <wps:cNvPr id="27" name="mermaid:node:n_punch"/>
-                          <wps:cNvSpPr>
-                            <a:spLocks noChangeArrowheads="1"/>
-                          </wps:cNvSpPr>
-                          <wps:spPr>
-                            <a:xfrm>
-                              <a:off x="1435489" y="135631"/>
-                              <a:ext cx="462671" cy="351401"/>
-                            </a:xfrm>
-                            <a:prstGeom prst="flowChartPunchedTape">
-                              <a:avLst/>
-                            </a:prstGeom>
-                            <a:solidFill>
-                              <a:srgbClr val="ECECFF"/>
-                            </a:solidFill>
-                            <a:ln w="7233">
+                            <a:ln w="7684">
                               <a:solidFill>
                                 <a:srgbClr val="5E504E"/>
                               </a:solidFill>
@@ -824,36 +526,35 @@
                                 </w:pPr>
                                 <w:r>
                                   <w:rPr>
+                                    <w:rFonts w:ascii="Trebuchet MS" w:hAnsi="Trebuchet MS" w:cs="Trebuchet MS"/>
                                     <w:color w:val="000000"/>
-                                    <w:sz w:val="9"/>
-                                    <w:szCs w:val="9"/>
+                                    <w:sz w:val="10"/>
+                                    <w:szCs w:val="10"/>
                                   </w:rPr>
-                                  <w:t xml:space="preserve">Punched tape</w:t>
+                                  <w:t xml:space="preserve">Starburst</w:t>
                                 </w:r>
                               </w:p>
                             </w:txbxContent>
                           </wps:txbx>
-                          <wps:bodyPr anchor="ctr" lIns="34721" rIns="34721" tIns="17360" bIns="17360">
+                          <wps:bodyPr anchor="ctr" lIns="0" rIns="0" tIns="0" bIns="0">
                             <a:normAutofit/>
                           </wps:bodyPr>
                         </wps:wsp>
                         <wps:wsp>
-                          <wps:cNvPr id="28" name="mermaid:node:n_stored"/>
+                          <wps:cNvPr id="17" name="mermaid:node:n_cloud"/>
                           <wps:cNvSpPr>
                             <a:spLocks noChangeArrowheads="1"/>
                           </wps:cNvSpPr>
                           <wps:spPr>
                             <a:xfrm>
-                              <a:off x="1442075" y="852314"/>
-                              <a:ext cx="449570" cy="141056"/>
+                              <a:off x="343534" y="1401475"/>
+                              <a:ext cx="266717" cy="224534"/>
                             </a:xfrm>
-                            <a:prstGeom prst="flowChartOnlineStorage">
+                            <a:prstGeom prst="cloud">
                               <a:avLst/>
                             </a:prstGeom>
-                            <a:solidFill>
-                              <a:srgbClr val="ECECFF"/>
-                            </a:solidFill>
-                            <a:ln w="7233">
+                            <a:noFill/>
+                            <a:ln w="7684">
                               <a:solidFill>
                                 <a:srgbClr val="5E504E"/>
                               </a:solidFill>
@@ -867,36 +568,161 @@
                                 </w:pPr>
                                 <w:r>
                                   <w:rPr>
+                                    <w:rFonts w:ascii="Trebuchet MS" w:hAnsi="Trebuchet MS" w:cs="Trebuchet MS"/>
                                     <w:color w:val="000000"/>
-                                    <w:sz w:val="9"/>
-                                    <w:szCs w:val="9"/>
+                                    <w:sz w:val="10"/>
+                                    <w:szCs w:val="10"/>
                                   </w:rPr>
-                                  <w:t xml:space="preserve">Stored data</w:t>
+                                  <w:t xml:space="preserve">Cloud</w:t>
                                 </w:r>
                               </w:p>
                             </w:txbxContent>
                           </wps:txbx>
-                          <wps:bodyPr anchor="ctr" lIns="34721" rIns="34721" tIns="17360" bIns="17360">
+                          <wps:bodyPr anchor="ctr" lIns="0" rIns="0" tIns="0" bIns="0">
                             <a:normAutofit/>
                           </wps:bodyPr>
                         </wps:wsp>
                         <wps:wsp>
-                          <wps:cNvPr id="29" name="mermaid:node:n_sumjunc"/>
+                          <wps:cNvPr id="18" name="mermaid:node:n_brace"/>
                           <wps:cNvSpPr>
                             <a:spLocks noChangeArrowheads="1"/>
                           </wps:cNvSpPr>
                           <wps:spPr>
                             <a:xfrm>
-                              <a:off x="1558319" y="1414388"/>
-                              <a:ext cx="217284" cy="217009"/>
+                              <a:off x="235458" y="1933463"/>
+                              <a:ext cx="91440" cy="188278"/>
                             </a:xfrm>
-                            <a:prstGeom prst="flowChartSummingJunction">
+                            <a:prstGeom prst="leftBrace">
                               <a:avLst/>
                             </a:prstGeom>
-                            <a:solidFill>
-                              <a:srgbClr val="ECECFF"/>
-                            </a:solidFill>
-                            <a:ln w="7233">
+                            <a:noFill/>
+                            <a:ln w="7684">
+                              <a:solidFill>
+                                <a:srgbClr val="9370DB"/>
+                              </a:solidFill>
+                            </a:ln>
+                          </wps:spPr>
+                          <wps:txbx>
+                            <w:txbxContent>
+                              <w:p>
+                                <w:pPr>
+                                  <w:jc w:val="center"/>
+                                </w:pPr>
+                                <w:r>
+                                  <w:rPr>
+                                    <w:rFonts w:ascii="Trebuchet MS" w:hAnsi="Trebuchet MS" w:cs="Trebuchet MS"/>
+                                    <w:color w:val="000000"/>
+                                    <w:sz w:val="10"/>
+                                    <w:szCs w:val="10"/>
+                                  </w:rPr>
+                                  <w:t xml:space="preserve">Left brace</w:t>
+                                </w:r>
+                              </w:p>
+                            </w:txbxContent>
+                          </wps:txbx>
+                          <wps:bodyPr anchor="ctr" lIns="0" rIns="0" tIns="0" bIns="0">
+                            <a:normAutofit/>
+                          </wps:bodyPr>
+                        </wps:wsp>
+                        <wps:wsp>
+                          <wps:cNvPr id="19" name="mermaid:node:n_bracer"/>
+                          <wps:cNvSpPr>
+                            <a:spLocks noChangeArrowheads="1"/>
+                          </wps:cNvSpPr>
+                          <wps:spPr>
+                            <a:xfrm>
+                              <a:off x="631406" y="2409921"/>
+                              <a:ext cx="91440" cy="188278"/>
+                            </a:xfrm>
+                            <a:prstGeom prst="rightBrace">
+                              <a:avLst/>
+                            </a:prstGeom>
+                            <a:noFill/>
+                            <a:ln w="7684">
+                              <a:solidFill>
+                                <a:srgbClr val="9370DB"/>
+                              </a:solidFill>
+                            </a:ln>
+                          </wps:spPr>
+                          <wps:txbx>
+                            <w:txbxContent>
+                              <w:p>
+                                <w:pPr>
+                                  <w:jc w:val="center"/>
+                                </w:pPr>
+                                <w:r>
+                                  <w:rPr>
+                                    <w:rFonts w:ascii="Trebuchet MS" w:hAnsi="Trebuchet MS" w:cs="Trebuchet MS"/>
+                                    <w:color w:val="000000"/>
+                                    <w:sz w:val="10"/>
+                                    <w:szCs w:val="10"/>
+                                  </w:rPr>
+                                  <w:t xml:space="preserve">Right brace</w:t>
+                                </w:r>
+                              </w:p>
+                            </w:txbxContent>
+                          </wps:txbx>
+                          <wps:bodyPr anchor="ctr" lIns="0" rIns="0" tIns="0" bIns="0">
+                            <a:normAutofit/>
+                          </wps:bodyPr>
+                        </wps:wsp>
+                        <wps:wsp>
+                          <wps:cNvPr id="20" name="mermaid:node:n_braces"/>
+                          <wps:cNvSpPr>
+                            <a:spLocks noChangeArrowheads="1"/>
+                          </wps:cNvSpPr>
+                          <wps:spPr>
+                            <a:xfrm>
+                              <a:off x="1312539" y="184435"/>
+                              <a:ext cx="91440" cy="188278"/>
+                            </a:xfrm>
+                            <a:prstGeom prst="bracePair">
+                              <a:avLst/>
+                            </a:prstGeom>
+                            <a:noFill/>
+                            <a:ln w="7684">
+                              <a:solidFill>
+                                <a:srgbClr val="9370DB"/>
+                              </a:solidFill>
+                            </a:ln>
+                          </wps:spPr>
+                          <wps:txbx>
+                            <w:txbxContent>
+                              <w:p>
+                                <w:pPr>
+                                  <w:jc w:val="center"/>
+                                </w:pPr>
+                                <w:r>
+                                  <w:rPr>
+                                    <w:rFonts w:ascii="Trebuchet MS" w:hAnsi="Trebuchet MS" w:cs="Trebuchet MS"/>
+                                    <w:color w:val="000000"/>
+                                    <w:sz w:val="10"/>
+                                    <w:szCs w:val="10"/>
+                                  </w:rPr>
+                                  <w:t xml:space="preserve">Brace pair</w:t>
+                                </w:r>
+                              </w:p>
+                            </w:txbxContent>
+                          </wps:txbx>
+                          <wps:bodyPr anchor="ctr" lIns="0" rIns="0" tIns="0" bIns="0">
+                            <a:normAutofit/>
+                          </wps:bodyPr>
+                        </wps:wsp>
+                        <wps:wsp>
+                          <wps:cNvPr id="21" name="mermaid:node:n_notch"/>
+                          <wps:cNvSpPr>
+                            <a:spLocks noChangeArrowheads="1"/>
+                          </wps:cNvSpPr>
+                          <wps:spPr>
+                            <a:xfrm>
+                              <a:off x="1000751" y="828037"/>
+                              <a:ext cx="395137" cy="149854"/>
+                            </a:xfrm>
+                            <a:prstGeom prst="snip1Rect">
+                              <a:avLst/>
+                            </a:prstGeom>
+                            <a:noFill/>
+                            <a:ln w="7684">
                               <a:solidFill>
                                 <a:srgbClr val="5E504E"/>
                               </a:solidFill>
@@ -910,129 +736,46 @@
                                 </w:pPr>
                                 <w:r>
                                   <w:rPr>
+                                    <w:rFonts w:ascii="Trebuchet MS" w:hAnsi="Trebuchet MS" w:cs="Trebuchet MS"/>
                                     <w:color w:val="000000"/>
-                                    <w:sz w:val="9"/>
-                                    <w:szCs w:val="9"/>
+                                    <w:sz w:val="10"/>
+                                    <w:szCs w:val="10"/>
                                   </w:rPr>
-                                  <w:t xml:space="preserve"/>
+                                  <w:t xml:space="preserve">Notch rect</w:t>
                                 </w:r>
                               </w:p>
                             </w:txbxContent>
                           </wps:txbx>
-                          <wps:bodyPr anchor="ctr" lIns="34721" rIns="34721" tIns="17360" bIns="17360">
-                            <a:normAutofit/>
-                          </wps:bodyPr>
-                        </wps:wsp>
-                        <wps:wsp>
-                          <wps:cNvPr id="30" name="mermaid:node:n_hdisk"/>
-                          <wps:cNvSpPr>
-                            <a:spLocks noChangeArrowheads="1"/>
-                          </wps:cNvSpPr>
-                          <wps:spPr>
-                            <a:xfrm>
-                              <a:off x="1534512" y="2049818"/>
-                              <a:ext cx="264624" cy="113930"/>
-                            </a:xfrm>
-                            <a:prstGeom prst="flowChartMagneticDisk">
-                              <a:avLst/>
-                            </a:prstGeom>
-                            <a:noFill/>
-                            <a:ln w="7233">
-                              <a:solidFill>
-                                <a:srgbClr val="5E504E"/>
-                              </a:solidFill>
-                            </a:ln>
-                          </wps:spPr>
-                          <wps:txbx>
-                            <w:txbxContent>
-                              <w:p>
-                                <w:pPr>
-                                  <w:jc w:val="center"/>
-                                </w:pPr>
-                                <w:r>
-                                  <w:rPr>
-                                    <w:color w:val="000000"/>
-                                    <w:sz w:val="9"/>
-                                    <w:szCs w:val="9"/>
-                                  </w:rPr>
-                                  <w:t xml:space="preserve">Mag disk</w:t>
-                                </w:r>
-                              </w:p>
-                            </w:txbxContent>
-                          </wps:txbx>
-                          <wps:bodyPr anchor="ctr" lIns="34721" rIns="34721" tIns="17360" bIns="17360">
-                            <a:normAutofit/>
-                          </wps:bodyPr>
-                        </wps:wsp>
-                        <wps:wsp>
-                          <wps:cNvPr id="31" name="mermaid:node:n_drum"/>
-                          <wps:cNvSpPr>
-                            <a:spLocks noChangeArrowheads="1"/>
-                          </wps:cNvSpPr>
-                          <wps:spPr>
-                            <a:xfrm>
-                              <a:off x="1513533" y="2562972"/>
-                              <a:ext cx="306582" cy="177595"/>
-                            </a:xfrm>
-                            <a:prstGeom prst="flowChartMagneticDrum">
-                              <a:avLst/>
-                            </a:prstGeom>
-                            <a:noFill/>
-                            <a:ln w="7233">
-                              <a:solidFill>
-                                <a:srgbClr val="5E504E"/>
-                              </a:solidFill>
-                            </a:ln>
-                          </wps:spPr>
-                          <wps:txbx>
-                            <w:txbxContent>
-                              <w:p>
-                                <w:pPr>
-                                  <w:jc w:val="center"/>
-                                </w:pPr>
-                                <w:r>
-                                  <w:rPr>
-                                    <w:color w:val="000000"/>
-                                    <w:sz w:val="9"/>
-                                    <w:szCs w:val="9"/>
-                                  </w:rPr>
-                                  <w:t xml:space="preserve">Mag drum</w:t>
-                                </w:r>
-                              </w:p>
-                            </w:txbxContent>
-                          </wps:txbx>
-                          <wps:bodyPr anchor="ctr" lIns="34721" rIns="34721" tIns="17360" bIns="17360">
+                          <wps:bodyPr anchor="ctr" lIns="0" rIns="0" tIns="0" bIns="0">
                             <a:normAutofit/>
                           </wps:bodyPr>
                         </wps:wsp>
                         <wpg:grpSp>
-                          <wpg:cNvPr id="32" name="mermaid:node:n_extract"/>
+                          <wpg:cNvPr id="22" name="mermaid:node:n_lean_r"/>
                           <wpg:cNvGrpSpPr/>
                           <wpg:grpSpPr>
                             <a:xfrm>
-                              <a:off x="2205844" y="1194411"/>
-                              <a:ext cx="328481" cy="328481"/>
+                              <a:off x="954912" y="1444150"/>
+                              <a:ext cx="486814" cy="149854"/>
                               <a:chOff x="0" y="0"/>
-                              <a:chExt cx="328481" cy="328481"/>
+                              <a:chExt cx="486814" cy="149854"/>
                             </a:xfrm>
                           </wpg:grpSpPr>
                           <wps:wsp>
-                            <wps:cNvPr id="33" name="mermaid:node:n_extract"/>
+                            <wps:cNvPr id="23" name="mermaid:node:n_lean_r"/>
                             <wps:cNvSpPr>
                               <a:spLocks noChangeArrowheads="1"/>
                             </wps:cNvSpPr>
                             <wps:spPr>
                               <a:xfrm>
                                 <a:off x="0" y="0"/>
-                                <a:ext cx="328481" cy="328481"/>
+                                <a:ext cx="486814" cy="149854"/>
                               </a:xfrm>
-                              <a:prstGeom prst="flowChartExtract">
+                              <a:prstGeom prst="parallelogram">
                                 <a:avLst/>
                               </a:prstGeom>
-                              <a:solidFill>
-                                <a:srgbClr val="ECECFF"/>
-                              </a:solidFill>
-                              <a:ln w="7233">
+                              <a:noFill/>
+                              <a:ln w="7684">
                                 <a:solidFill>
                                   <a:srgbClr val="5E504E"/>
                                 </a:solidFill>
@@ -1043,14 +786,14 @@
                             </wps:bodyPr>
                           </wps:wsp>
                           <wps:wsp>
-                            <wps:cNvPr id="34" name="mermaid:label:n_extract"/>
+                            <wps:cNvPr id="24" name="mermaid:label:n_lean_r"/>
                             <wps:cNvSpPr>
                               <a:spLocks noChangeArrowheads="1"/>
                             </wps:cNvSpPr>
                             <wps:spPr>
                               <a:xfrm>
-                                <a:off x="70528" y="120838"/>
-                                <a:ext cx="187425" cy="86804"/>
+                                <a:off x="103744" y="28818"/>
+                                <a:ext cx="279325" cy="92218"/>
                               </a:xfrm>
                               <a:prstGeom prst="rect">
                                 <a:avLst/>
@@ -1068,11 +811,12 @@
                                   </w:pPr>
                                   <w:r>
                                     <w:rPr>
+                                      <w:rFonts w:ascii="Trebuchet MS" w:hAnsi="Trebuchet MS" w:cs="Trebuchet MS"/>
                                       <w:color w:val="000000"/>
-                                      <w:sz w:val="9"/>
-                                      <w:szCs w:val="9"/>
+                                      <w:sz w:val="10"/>
+                                      <w:szCs w:val="10"/>
                                     </w:rPr>
-                                    <w:t xml:space="preserve">Extract</w:t>
+                                    <w:t xml:space="preserve">Lean right</w:t>
                                   </w:r>
                                 </w:p>
                               </w:txbxContent>
@@ -1083,33 +827,31 @@
                           </wps:wsp>
                         </wpg:grpSp>
                         <wpg:grpSp>
-                          <wpg:cNvPr id="35" name="mermaid:node:n_merge"/>
+                          <wpg:cNvPr id="25" name="mermaid:node:n_lean_l"/>
                           <wpg:cNvGrpSpPr/>
                           <wpg:grpSpPr>
                             <a:xfrm>
-                              <a:off x="2205844" y="1810006"/>
-                              <a:ext cx="296777" cy="296777"/>
+                              <a:off x="970657" y="1952675"/>
+                              <a:ext cx="455325" cy="149854"/>
                               <a:chOff x="0" y="0"/>
-                              <a:chExt cx="296777" cy="296777"/>
+                              <a:chExt cx="455325" cy="149854"/>
                             </a:xfrm>
                           </wpg:grpSpPr>
                           <wps:wsp>
-                            <wps:cNvPr id="36" name="mermaid:node:n_merge"/>
+                            <wps:cNvPr id="26" name="mermaid:node:n_lean_l"/>
                             <wps:cNvSpPr>
                               <a:spLocks noChangeArrowheads="1"/>
                             </wps:cNvSpPr>
                             <wps:spPr>
-                              <a:xfrm>
+                              <a:xfrm flipH="1">
                                 <a:off x="0" y="0"/>
-                                <a:ext cx="296777" cy="296777"/>
+                                <a:ext cx="455325" cy="149854"/>
                               </a:xfrm>
-                              <a:prstGeom prst="flowChartMerge">
+                              <a:prstGeom prst="parallelogram">
                                 <a:avLst/>
                               </a:prstGeom>
-                              <a:solidFill>
-                                <a:srgbClr val="ECECFF"/>
-                              </a:solidFill>
-                              <a:ln w="7233">
+                              <a:noFill/>
+                              <a:ln w="7684">
                                 <a:solidFill>
                                   <a:srgbClr val="5E504E"/>
                                 </a:solidFill>
@@ -1120,14 +862,14 @@
                             </wps:bodyPr>
                           </wps:wsp>
                           <wps:wsp>
-                            <wps:cNvPr id="37" name="mermaid:label:n_merge"/>
+                            <wps:cNvPr id="27" name="mermaid:label:n_lean_l"/>
                             <wps:cNvSpPr>
                               <a:spLocks noChangeArrowheads="1"/>
                             </wps:cNvSpPr>
                             <wps:spPr>
                               <a:xfrm>
-                                <a:off x="70528" y="104986"/>
-                                <a:ext cx="155721" cy="86804"/>
+                                <a:off x="103745" y="28818"/>
+                                <a:ext cx="247835" cy="92218"/>
                               </a:xfrm>
                               <a:prstGeom prst="rect">
                                 <a:avLst/>
@@ -1145,11 +887,12 @@
                                   </w:pPr>
                                   <w:r>
                                     <w:rPr>
+                                      <w:rFonts w:ascii="Trebuchet MS" w:hAnsi="Trebuchet MS" w:cs="Trebuchet MS"/>
                                       <w:color w:val="000000"/>
-                                      <w:sz w:val="9"/>
-                                      <w:szCs w:val="9"/>
+                                      <w:sz w:val="10"/>
+                                      <w:szCs w:val="10"/>
                                     </w:rPr>
-                                    <w:t xml:space="preserve">Merge</w:t>
+                                    <w:t xml:space="preserve">Lean left</w:t>
                                   </w:r>
                                 </w:p>
                               </w:txbxContent>
@@ -1160,33 +903,31 @@
                           </wps:wsp>
                         </wpg:grpSp>
                         <wpg:grpSp>
-                          <wpg:cNvPr id="38" name="mermaid:node:n_prep"/>
+                          <wpg:cNvPr id="28" name="mermaid:node:n_trap_b"/>
                           <wpg:cNvGrpSpPr/>
                           <wpg:grpSpPr>
                             <a:xfrm>
-                              <a:off x="2000956" y="2554115"/>
-                              <a:ext cx="409775" cy="195308"/>
+                              <a:off x="961141" y="2429133"/>
+                              <a:ext cx="474357" cy="149854"/>
                               <a:chOff x="0" y="0"/>
-                              <a:chExt cx="409775" cy="195308"/>
+                              <a:chExt cx="474357" cy="149854"/>
                             </a:xfrm>
                           </wpg:grpSpPr>
                           <wps:wsp>
-                            <wps:cNvPr id="39" name="mermaid:node:n_prep"/>
+                            <wps:cNvPr id="29" name="mermaid:node:n_trap_b"/>
                             <wps:cNvSpPr>
                               <a:spLocks noChangeArrowheads="1"/>
                             </wps:cNvSpPr>
                             <wps:spPr>
                               <a:xfrm>
                                 <a:off x="0" y="0"/>
-                                <a:ext cx="409775" cy="195308"/>
+                                <a:ext cx="474357" cy="149854"/>
                               </a:xfrm>
-                              <a:prstGeom prst="flowChartPreparation">
+                              <a:prstGeom prst="trapezoid">
                                 <a:avLst/>
                               </a:prstGeom>
-                              <a:solidFill>
-                                <a:srgbClr val="ECECFF"/>
-                              </a:solidFill>
-                              <a:ln w="7233">
+                              <a:noFill/>
+                              <a:ln w="7684">
                                 <a:solidFill>
                                   <a:srgbClr val="5E504E"/>
                                 </a:solidFill>
@@ -1197,14 +938,14 @@
                             </wps:bodyPr>
                           </wps:wsp>
                           <wps:wsp>
-                            <wps:cNvPr id="40" name="mermaid:label:n_prep"/>
+                            <wps:cNvPr id="30" name="mermaid:label:n_trap_b"/>
                             <wps:cNvSpPr>
                               <a:spLocks noChangeArrowheads="1"/>
                             </wps:cNvSpPr>
                             <wps:spPr>
                               <a:xfrm>
-                                <a:off x="54252" y="54252"/>
-                                <a:ext cx="301270" cy="86804"/>
+                                <a:off x="103745" y="28818"/>
+                                <a:ext cx="266867" cy="92218"/>
                               </a:xfrm>
                               <a:prstGeom prst="rect">
                                 <a:avLst/>
@@ -1222,11 +963,12 @@
                                   </w:pPr>
                                   <w:r>
                                     <w:rPr>
+                                      <w:rFonts w:ascii="Trebuchet MS" w:hAnsi="Trebuchet MS" w:cs="Trebuchet MS"/>
                                       <w:color w:val="000000"/>
-                                      <w:sz w:val="9"/>
-                                      <w:szCs w:val="9"/>
+                                      <w:sz w:val="10"/>
+                                      <w:szCs w:val="10"/>
                                     </w:rPr>
-                                    <w:t xml:space="preserve">Preparation</w:t>
+                                    <w:t xml:space="preserve">Trapezoid</w:t>
                                   </w:r>
                                 </w:p>
                               </w:txbxContent>
@@ -1238,31 +980,31 @@
                         </wpg:grpSp>
                       </wpg:grpSp>
                       <wpg:grpSp>
-                        <wpg:cNvPr id="41" name="mermaid:subgraph:BASIC"/>
+                        <wpg:cNvPr id="31" name="mermaid:subgraph:FLOW"/>
                         <wpg:cNvGrpSpPr/>
                         <wpg:grpSpPr>
                           <a:xfrm>
-                            <a:off x="28935" y="28935"/>
-                            <a:ext cx="1045855" cy="3522474"/>
+                            <a:off x="991760" y="3028147"/>
+                            <a:ext cx="2695571" cy="3094402"/>
                             <a:chOff x="0" y="0"/>
-                            <a:chExt cx="1045855" cy="3522474"/>
+                            <a:chExt cx="2695571" cy="3094402"/>
                           </a:xfrm>
                         </wpg:grpSpPr>
                         <wps:wsp>
-                          <wps:cNvPr id="42" name="mermaid:subgraph:BASIC"/>
+                          <wps:cNvPr id="32" name="mermaid:subgraph:FLOW"/>
                           <wps:cNvSpPr>
                             <a:spLocks noChangeArrowheads="1"/>
                           </wps:cNvSpPr>
                           <wps:spPr>
                             <a:xfrm>
                               <a:off x="0" y="0"/>
-                              <a:ext cx="1045855" cy="3522474"/>
+                              <a:ext cx="2695571" cy="3094402"/>
                             </a:xfrm>
                             <a:prstGeom prst="rect">
                               <a:avLst/>
                             </a:prstGeom>
                             <a:noFill/>
-                            <a:ln w="7233">
+                            <a:ln w="7684">
                               <a:solidFill>
                                 <a:srgbClr val="AAAA33"/>
                               </a:solidFill>
@@ -1276,507 +1018,37 @@
                                 </w:pPr>
                                 <w:r>
                                   <w:rPr>
+                                    <w:rFonts w:ascii="Trebuchet MS" w:hAnsi="Trebuchet MS" w:cs="Trebuchet MS"/>
                                     <w:color w:val="000000"/>
-                                    <w:sz w:val="9"/>
-                                    <w:szCs w:val="9"/>
+                                    <w:sz w:val="10"/>
+                                    <w:szCs w:val="10"/>
                                   </w:rPr>
-                                  <w:t xml:space="preserve">Basic shapes</w:t>
+                                  <w:t xml:space="preserve">Flowchart presets</w:t>
                                 </w:r>
                               </w:p>
                             </w:txbxContent>
                           </wps:txbx>
-                          <wps:bodyPr anchor="t" lIns="34721" rIns="34721" tIns="17360" bIns="17360">
+                          <wps:bodyPr anchor="t" lIns="0" rIns="0" tIns="0" bIns="0">
                             <a:normAutofit/>
                           </wps:bodyPr>
                         </wps:wsp>
-                        <wpg:grpSp>
-                          <wpg:cNvPr id="43" name="mermaid:subgraph:STACKED"/>
-                          <wpg:cNvGrpSpPr/>
-                          <wpg:grpSpPr>
-                            <a:xfrm>
-                              <a:off x="0" y="0"/>
-                              <a:ext cx="723760" cy="1533498"/>
-                              <a:chOff x="0" y="0"/>
-                              <a:chExt cx="723760" cy="1533498"/>
-                            </a:xfrm>
-                          </wpg:grpSpPr>
-                          <wps:wsp>
-                            <wps:cNvPr id="44" name="mermaid:subgraph:STACKED"/>
-                            <wps:cNvSpPr>
-                              <a:spLocks noChangeArrowheads="1"/>
-                            </wps:cNvSpPr>
-                            <wps:spPr>
-                              <a:xfrm>
-                                <a:off x="0" y="0"/>
-                                <a:ext cx="723760" cy="1533498"/>
-                              </a:xfrm>
-                              <a:prstGeom prst="rect">
-                                <a:avLst/>
-                              </a:prstGeom>
-                              <a:noFill/>
-                              <a:ln w="7233">
-                                <a:solidFill>
-                                  <a:srgbClr val="AAAA33"/>
-                                </a:solidFill>
-                              </a:ln>
-                            </wps:spPr>
-                            <wps:txbx>
-                              <w:txbxContent>
-                                <w:p>
-                                  <w:pPr>
-                                    <w:jc w:val="center"/>
-                                  </w:pPr>
-                                  <w:r>
-                                    <w:rPr>
-                                      <w:color w:val="000000"/>
-                                      <w:sz w:val="9"/>
-                                      <w:szCs w:val="9"/>
-                                    </w:rPr>
-                                    <w:t xml:space="preserve">Stacked / custom</w:t>
-                                  </w:r>
-                                </w:p>
-                              </w:txbxContent>
-                            </wps:txbx>
-                            <wps:bodyPr anchor="t" lIns="34721" rIns="34721" tIns="17360" bIns="17360">
-                              <a:normAutofit/>
-                            </wps:bodyPr>
-                          </wps:wsp>
-                          <wps:wsp>
-                            <wps:cNvPr id="45" name="mermaid:node:n_linrect"/>
-                            <wps:cNvSpPr>
-                              <a:spLocks noChangeArrowheads="1"/>
-                            </wps:cNvSpPr>
-                            <wps:spPr>
-                              <a:xfrm>
-                                <a:off x="178440" y="638369"/>
-                                <a:ext cx="366881" cy="195308"/>
-                              </a:xfrm>
-                              <a:prstGeom prst="rect">
-                                <a:avLst/>
-                              </a:prstGeom>
-                              <a:solidFill>
-                                <a:srgbClr val="ECECFF"/>
-                              </a:solidFill>
-                              <a:ln w="7233">
-                                <a:solidFill>
-                                  <a:srgbClr val="5E504E"/>
-                                </a:solidFill>
-                              </a:ln>
-                            </wps:spPr>
-                            <wps:txbx>
-                              <w:txbxContent>
-                                <w:p>
-                                  <w:pPr>
-                                    <w:jc w:val="center"/>
-                                  </w:pPr>
-                                  <w:r>
-                                    <w:rPr>
-                                      <w:color w:val="000000"/>
-                                      <w:sz w:val="9"/>
-                                      <w:szCs w:val="9"/>
-                                    </w:rPr>
-                                    <w:t xml:space="preserve">Lin rect</w:t>
-                                  </w:r>
-                                </w:p>
-                              </w:txbxContent>
-                            </wps:txbx>
-                            <wps:bodyPr anchor="ctr" lIns="34721" rIns="34721" tIns="17360" bIns="17360">
-                              <a:normAutofit/>
-                            </wps:bodyPr>
-                          </wps:wsp>
-                          <wps:wsp>
-                            <wps:cNvPr id="46" name="mermaid:node:n_lindoc"/>
-                            <wps:cNvSpPr>
-                              <a:spLocks noChangeArrowheads="1"/>
-                            </wps:cNvSpPr>
-                            <wps:spPr>
-                              <a:xfrm>
-                                <a:off x="199461" y="1104922"/>
-                                <a:ext cx="324839" cy="292928"/>
-                              </a:xfrm>
-                              <a:prstGeom prst="flowChartDocument">
-                                <a:avLst/>
-                              </a:prstGeom>
-                              <a:solidFill>
-                                <a:srgbClr val="ECECFF"/>
-                              </a:solidFill>
-                              <a:ln w="7233">
-                                <a:solidFill>
-                                  <a:srgbClr val="5E504E"/>
-                                </a:solidFill>
-                              </a:ln>
-                            </wps:spPr>
-                            <wps:txbx>
-                              <w:txbxContent>
-                                <w:p>
-                                  <w:pPr>
-                                    <w:jc w:val="center"/>
-                                  </w:pPr>
-                                  <w:r>
-                                    <w:rPr>
-                                      <w:color w:val="000000"/>
-                                      <w:sz w:val="9"/>
-                                      <w:szCs w:val="9"/>
-                                    </w:rPr>
-                                    <w:t xml:space="preserve">Lin doc</w:t>
-                                  </w:r>
-                                </w:p>
-                              </w:txbxContent>
-                            </wps:txbx>
-                            <wps:bodyPr anchor="ctr" lIns="34721" rIns="34721" tIns="17360" bIns="17360">
-                              <a:normAutofit/>
-                            </wps:bodyPr>
-                          </wps:wsp>
-                          <wps:wsp>
-                            <wps:cNvPr id="47" name="mermaid:node:n_bang"/>
-                            <wps:cNvSpPr>
-                              <a:spLocks noChangeArrowheads="1"/>
-                            </wps:cNvSpPr>
-                            <wps:spPr>
-                              <a:xfrm>
-                                <a:off x="139280" y="667666"/>
-                                <a:ext cx="634569" cy="379766"/>
-                              </a:xfrm>
-                              <a:prstGeom prst="irregularSeal1">
-                                <a:avLst/>
-                              </a:prstGeom>
-                              <a:noFill/>
-                              <a:ln w="7233">
-                                <a:solidFill>
-                                  <a:srgbClr val="5E504E"/>
-                                </a:solidFill>
-                              </a:ln>
-                            </wps:spPr>
-                            <wps:txbx>
-                              <w:txbxContent>
-                                <w:p>
-                                  <w:pPr>
-                                    <w:jc w:val="center"/>
-                                  </w:pPr>
-                                  <w:r>
-                                    <w:rPr>
-                                      <w:color w:val="000000"/>
-                                      <w:sz w:val="9"/>
-                                      <w:szCs w:val="9"/>
-                                    </w:rPr>
-                                    <w:t xml:space="preserve">Starburst</w:t>
-                                  </w:r>
-                                </w:p>
-                              </w:txbxContent>
-                            </wps:txbx>
-                            <wps:bodyPr anchor="ctr" lIns="34721" rIns="34721" tIns="17360" bIns="17360">
-                              <a:normAutofit/>
-                            </wps:bodyPr>
-                          </wps:wsp>
-                          <wps:wsp>
-                            <wps:cNvPr id="48" name="mermaid:node:n_cloud"/>
-                            <wps:cNvSpPr>
-                              <a:spLocks noChangeArrowheads="1"/>
-                            </wps:cNvSpPr>
-                            <wps:spPr>
-                              <a:xfrm>
-                                <a:off x="323365" y="1319198"/>
-                                <a:ext cx="251058" cy="211352"/>
-                              </a:xfrm>
-                              <a:prstGeom prst="cloud">
-                                <a:avLst/>
-                              </a:prstGeom>
-                              <a:noFill/>
-                              <a:ln w="7233">
-                                <a:solidFill>
-                                  <a:srgbClr val="5E504E"/>
-                                </a:solidFill>
-                              </a:ln>
-                            </wps:spPr>
-                            <wps:txbx>
-                              <w:txbxContent>
-                                <w:p>
-                                  <w:pPr>
-                                    <w:jc w:val="center"/>
-                                  </w:pPr>
-                                  <w:r>
-                                    <w:rPr>
-                                      <w:color w:val="000000"/>
-                                      <w:sz w:val="9"/>
-                                      <w:szCs w:val="9"/>
-                                    </w:rPr>
-                                    <w:t xml:space="preserve">Cloud</w:t>
-                                  </w:r>
-                                </w:p>
-                              </w:txbxContent>
-                            </wps:txbx>
-                            <wps:bodyPr anchor="ctr" lIns="34721" rIns="34721" tIns="17360" bIns="17360">
-                              <a:normAutofit/>
-                            </wps:bodyPr>
-                          </wps:wsp>
-                          <wps:wsp>
-                            <wps:cNvPr id="49" name="mermaid:node:n_docs"/>
-                            <wps:cNvSpPr>
-                              <a:spLocks noChangeArrowheads="1"/>
-                            </wps:cNvSpPr>
-                            <wps:spPr>
-                              <a:xfrm>
-                                <a:off x="126589" y="758276"/>
-                                <a:ext cx="387057" cy="329096"/>
-                              </a:xfrm>
-                              <a:prstGeom prst="flowChartMultidocument">
-                                <a:avLst/>
-                              </a:prstGeom>
-                              <a:solidFill>
-                                <a:srgbClr val="ECECFF"/>
-                              </a:solidFill>
-                              <a:ln w="7233">
-                                <a:solidFill>
-                                  <a:srgbClr val="5E504E"/>
-                                </a:solidFill>
-                              </a:ln>
-                            </wps:spPr>
-                            <wps:txbx>
-                              <w:txbxContent>
-                                <w:p>
-                                  <w:pPr>
-                                    <w:jc w:val="center"/>
-                                  </w:pPr>
-                                  <w:r>
-                                    <w:rPr>
-                                      <w:color w:val="000000"/>
-                                      <w:sz w:val="9"/>
-                                      <w:szCs w:val="9"/>
-                                    </w:rPr>
-                                    <w:t xml:space="preserve">Multi-doc</w:t>
-                                  </w:r>
-                                </w:p>
-                              </w:txbxContent>
-                            </wps:txbx>
-                            <wps:bodyPr anchor="ctr" lIns="34721" rIns="34721" tIns="17360" bIns="17360">
-                              <a:normAutofit/>
-                            </wps:bodyPr>
-                          </wps:wsp>
-                          <wps:wsp>
-                            <wps:cNvPr id="50" name="mermaid:node:n_cyl"/>
-                            <wps:cNvSpPr>
-                              <a:spLocks noChangeArrowheads="1"/>
-                            </wps:cNvSpPr>
-                            <wps:spPr>
-                              <a:xfrm>
-                                <a:off x="174554" y="1434655"/>
-                                <a:ext cx="291126" cy="176474"/>
-                              </a:xfrm>
-                              <a:prstGeom prst="can">
-                                <a:avLst/>
-                              </a:prstGeom>
-                              <a:noFill/>
-                              <a:ln w="7233">
-                                <a:solidFill>
-                                  <a:srgbClr val="5E504E"/>
-                                </a:solidFill>
-                              </a:ln>
-                            </wps:spPr>
-                            <wps:txbx>
-                              <w:txbxContent>
-                                <w:p>
-                                  <w:pPr>
-                                    <w:jc w:val="center"/>
-                                  </w:pPr>
-                                  <w:r>
-                                    <w:rPr>
-                                      <w:color w:val="000000"/>
-                                      <w:sz w:val="9"/>
-                                      <w:szCs w:val="9"/>
-                                    </w:rPr>
-                                    <w:t xml:space="preserve">Database</w:t>
-                                  </w:r>
-                                </w:p>
-                              </w:txbxContent>
-                            </wps:txbx>
-                            <wps:bodyPr anchor="ctr" lIns="34721" rIns="34721" tIns="17360" bIns="17360">
-                              <a:normAutofit/>
-                            </wps:bodyPr>
-                          </wps:wsp>
-                          <wps:wsp>
-                            <wps:cNvPr id="51" name="mermaid:node:n_round"/>
-                            <wps:cNvSpPr>
-                              <a:spLocks noChangeArrowheads="1"/>
-                            </wps:cNvSpPr>
-                            <wps:spPr>
-                              <a:xfrm>
-                                <a:off x="332621" y="602201"/>
-                                <a:ext cx="380614" cy="195308"/>
-                              </a:xfrm>
-                              <a:prstGeom prst="roundRect">
-                                <a:avLst/>
-                              </a:prstGeom>
-                              <a:noFill/>
-                              <a:ln w="7233">
-                                <a:solidFill>
-                                  <a:srgbClr val="5E504E"/>
-                                </a:solidFill>
-                              </a:ln>
-                            </wps:spPr>
-                            <wps:txbx>
-                              <w:txbxContent>
-                                <w:p>
-                                  <w:pPr>
-                                    <w:jc w:val="center"/>
-                                  </w:pPr>
-                                  <w:r>
-                                    <w:rPr>
-                                      <w:color w:val="000000"/>
-                                      <w:sz w:val="9"/>
-                                      <w:szCs w:val="9"/>
-                                    </w:rPr>
-                                    <w:t xml:space="preserve">round rect</w:t>
-                                  </w:r>
-                                </w:p>
-                              </w:txbxContent>
-                            </wps:txbx>
-                            <wps:bodyPr anchor="ctr" lIns="34721" rIns="34721" tIns="17360" bIns="17360">
-                              <a:normAutofit/>
-                            </wps:bodyPr>
-                          </wps:wsp>
-                          <wps:wsp>
-                            <wps:cNvPr id="52" name="mermaid:node:n_stadium"/>
-                            <wps:cNvSpPr>
-                              <a:spLocks noChangeArrowheads="1"/>
-                            </wps:cNvSpPr>
-                            <wps:spPr>
-                              <a:xfrm>
-                                <a:off x="301575" y="1068771"/>
-                                <a:ext cx="442706" cy="141056"/>
-                              </a:xfrm>
-                              <a:prstGeom prst="roundRect">
-                                <a:avLst/>
-                              </a:prstGeom>
-                              <a:solidFill>
-                                <a:srgbClr val="ECECFF"/>
-                              </a:solidFill>
-                              <a:ln w="7233">
-                                <a:solidFill>
-                                  <a:srgbClr val="5E504E"/>
-                                </a:solidFill>
-                              </a:ln>
-                            </wps:spPr>
-                            <wps:txbx>
-                              <w:txbxContent>
-                                <w:p>
-                                  <w:pPr>
-                                    <w:jc w:val="center"/>
-                                  </w:pPr>
-                                  <w:r>
-                                    <w:rPr>
-                                      <w:color w:val="000000"/>
-                                      <w:sz w:val="9"/>
-                                      <w:szCs w:val="9"/>
-                                    </w:rPr>
-                                    <w:t xml:space="preserve">stadium / pill</w:t>
-                                  </w:r>
-                                </w:p>
-                              </w:txbxContent>
-                            </wps:txbx>
-                            <wps:bodyPr anchor="ctr" lIns="34721" rIns="34721" tIns="17360" bIns="17360">
-                              <a:normAutofit/>
-                            </wps:bodyPr>
-                          </wps:wsp>
-                        </wpg:grpSp>
                         <wps:wsp>
-                          <wps:cNvPr id="53" name="mermaid:node:n_brace"/>
+                          <wps:cNvPr id="33" name="mermaid:node:n_doc"/>
                           <wps:cNvSpPr>
                             <a:spLocks noChangeArrowheads="1"/>
                           </wps:cNvSpPr>
                           <wps:spPr>
                             <a:xfrm>
-                              <a:off x="218951" y="1819954"/>
-                              <a:ext cx="91440" cy="177224"/>
+                              <a:off x="143821" y="201068"/>
+                              <a:ext cx="392525" cy="259344"/>
                             </a:xfrm>
-                            <a:prstGeom prst="leftBrace">
-                              <a:avLst/>
-                            </a:prstGeom>
-                            <a:noFill/>
-                            <a:ln w="7233">
-                              <a:solidFill>
-                                <a:srgbClr val="9370DB"/>
-                              </a:solidFill>
-                            </a:ln>
-                          </wps:spPr>
-                          <wps:txbx>
-                            <w:txbxContent>
-                              <w:p>
-                                <w:pPr>
-                                  <w:jc w:val="center"/>
-                                </w:pPr>
-                                <w:r>
-                                  <w:rPr>
-                                    <w:color w:val="000000"/>
-                                    <w:sz w:val="9"/>
-                                    <w:szCs w:val="9"/>
-                                  </w:rPr>
-                                  <w:t xml:space="preserve">Left brace</w:t>
-                                </w:r>
-                              </w:p>
-                            </w:txbxContent>
-                          </wps:txbx>
-                          <wps:bodyPr anchor="ctr" lIns="34721" rIns="34721" tIns="17360" bIns="17360">
-                            <a:normAutofit/>
-                          </wps:bodyPr>
-                        </wps:wsp>
-                        <wps:wsp>
-                          <wps:cNvPr id="54" name="mermaid:node:n_bracer"/>
-                          <wps:cNvSpPr>
-                            <a:spLocks noChangeArrowheads="1"/>
-                          </wps:cNvSpPr>
-                          <wps:spPr>
-                            <a:xfrm>
-                              <a:off x="591653" y="2268440"/>
-                              <a:ext cx="91440" cy="177224"/>
-                            </a:xfrm>
-                            <a:prstGeom prst="rightBrace">
-                              <a:avLst/>
-                            </a:prstGeom>
-                            <a:noFill/>
-                            <a:ln w="7233">
-                              <a:solidFill>
-                                <a:srgbClr val="9370DB"/>
-                              </a:solidFill>
-                            </a:ln>
-                          </wps:spPr>
-                          <wps:txbx>
-                            <w:txbxContent>
-                              <w:p>
-                                <w:pPr>
-                                  <w:jc w:val="center"/>
-                                </w:pPr>
-                                <w:r>
-                                  <w:rPr>
-                                    <w:color w:val="000000"/>
-                                    <w:sz w:val="9"/>
-                                    <w:szCs w:val="9"/>
-                                  </w:rPr>
-                                  <w:t xml:space="preserve">Right brace</w:t>
-                                </w:r>
-                              </w:p>
-                            </w:txbxContent>
-                          </wps:txbx>
-                          <wps:bodyPr anchor="ctr" lIns="34721" rIns="34721" tIns="17360" bIns="17360">
-                            <a:normAutofit/>
-                          </wps:bodyPr>
-                        </wps:wsp>
-                        <wps:wsp>
-                          <wps:cNvPr id="55" name="mermaid:node:n_win"/>
-                          <wps:cNvSpPr>
-                            <a:spLocks noChangeArrowheads="1"/>
-                          </wps:cNvSpPr>
-                          <wps:spPr>
-                            <a:xfrm>
-                              <a:off x="134967" y="2000087"/>
-                              <a:ext cx="370300" cy="213393"/>
-                            </a:xfrm>
-                            <a:prstGeom prst="flowChartInternalStorage">
+                            <a:prstGeom prst="flowChartDocument">
                               <a:avLst/>
                             </a:prstGeom>
                             <a:solidFill>
                               <a:srgbClr val="ECECFF"/>
                             </a:solidFill>
-                            <a:ln w="7233">
+                            <a:ln w="7684">
                               <a:solidFill>
                                 <a:srgbClr val="5E504E"/>
                               </a:solidFill>
@@ -1790,36 +1062,37 @@
                                 </w:pPr>
                                 <w:r>
                                   <w:rPr>
+                                    <w:rFonts w:ascii="Trebuchet MS" w:hAnsi="Trebuchet MS" w:cs="Trebuchet MS"/>
                                     <w:color w:val="000000"/>
-                                    <w:sz w:val="9"/>
-                                    <w:szCs w:val="9"/>
+                                    <w:sz w:val="10"/>
+                                    <w:szCs w:val="10"/>
                                   </w:rPr>
-                                  <w:t xml:space="preserve">Win-pane</w:t>
+                                  <w:t xml:space="preserve">Document</w:t>
                                 </w:r>
                               </w:p>
                             </w:txbxContent>
                           </wps:txbx>
-                          <wps:bodyPr anchor="ctr" lIns="34721" rIns="34721" tIns="17360" bIns="17360">
+                          <wps:bodyPr anchor="ctr" lIns="0" rIns="0" tIns="0" bIns="0">
                             <a:normAutofit/>
                           </wps:bodyPr>
                         </wps:wsp>
                         <wps:wsp>
-                          <wps:cNvPr id="56" name="mermaid:node:n_delay"/>
+                          <wps:cNvPr id="34" name="mermaid:node:n_docs"/>
                           <wps:cNvSpPr>
                             <a:spLocks noChangeArrowheads="1"/>
                           </wps:cNvSpPr>
                           <wps:spPr>
                             <a:xfrm>
-                              <a:off x="175444" y="2554115"/>
-                              <a:ext cx="289296" cy="195308"/>
+                              <a:off x="134485" y="805569"/>
+                              <a:ext cx="411197" cy="349622"/>
                             </a:xfrm>
-                            <a:prstGeom prst="flowChartDelay">
+                            <a:prstGeom prst="flowChartMultidocument">
                               <a:avLst/>
                             </a:prstGeom>
                             <a:solidFill>
                               <a:srgbClr val="ECECFF"/>
                             </a:solidFill>
-                            <a:ln w="7233">
+                            <a:ln w="7684">
                               <a:solidFill>
                                 <a:srgbClr val="5E504E"/>
                               </a:solidFill>
@@ -1833,36 +1106,35 @@
                                 </w:pPr>
                                 <w:r>
                                   <w:rPr>
+                                    <w:rFonts w:ascii="Trebuchet MS" w:hAnsi="Trebuchet MS" w:cs="Trebuchet MS"/>
                                     <w:color w:val="000000"/>
-                                    <w:sz w:val="9"/>
-                                    <w:szCs w:val="9"/>
+                                    <w:sz w:val="10"/>
+                                    <w:szCs w:val="10"/>
                                   </w:rPr>
-                                  <w:t xml:space="preserve">Delay</w:t>
+                                  <w:t xml:space="preserve">Multi-doc</w:t>
                                 </w:r>
                               </w:p>
                             </w:txbxContent>
                           </wps:txbx>
-                          <wps:bodyPr anchor="ctr" lIns="34721" rIns="34721" tIns="17360" bIns="17360">
+                          <wps:bodyPr anchor="ctr" lIns="0" rIns="0" tIns="0" bIns="0">
                             <a:normAutofit/>
                           </wps:bodyPr>
                         </wps:wsp>
                         <wps:wsp>
-                          <wps:cNvPr id="57" name="mermaid:node:n_manin"/>
+                          <wps:cNvPr id="35" name="mermaid:node:n_cyl"/>
                           <wps:cNvSpPr>
                             <a:spLocks noChangeArrowheads="1"/>
                           </wps:cNvSpPr>
                           <wps:spPr>
                             <a:xfrm>
-                              <a:off x="756326" y="164850"/>
-                              <a:ext cx="443032" cy="292963"/>
+                              <a:off x="185442" y="1524134"/>
+                              <a:ext cx="309283" cy="187481"/>
                             </a:xfrm>
-                            <a:prstGeom prst="flowChartManualInput">
+                            <a:prstGeom prst="can">
                               <a:avLst/>
                             </a:prstGeom>
-                            <a:solidFill>
-                              <a:srgbClr val="ECECFF"/>
-                            </a:solidFill>
-                            <a:ln w="7233">
+                            <a:noFill/>
+                            <a:ln w="7684">
                               <a:solidFill>
                                 <a:srgbClr val="5E504E"/>
                               </a:solidFill>
@@ -1876,34 +1148,37 @@
                                 </w:pPr>
                                 <w:r>
                                   <w:rPr>
+                                    <w:rFonts w:ascii="Trebuchet MS" w:hAnsi="Trebuchet MS" w:cs="Trebuchet MS"/>
                                     <w:color w:val="000000"/>
-                                    <w:sz w:val="9"/>
-                                    <w:szCs w:val="9"/>
+                                    <w:sz w:val="10"/>
+                                    <w:szCs w:val="10"/>
                                   </w:rPr>
-                                  <w:t xml:space="preserve">Manual input</w:t>
+                                  <w:t xml:space="preserve">Database</w:t>
                                 </w:r>
                               </w:p>
                             </w:txbxContent>
                           </wps:txbx>
-                          <wps:bodyPr anchor="ctr" lIns="34721" rIns="34721" tIns="17360" bIns="17360">
+                          <wps:bodyPr anchor="ctr" lIns="0" rIns="0" tIns="0" bIns="0">
                             <a:normAutofit/>
                           </wps:bodyPr>
                         </wps:wsp>
                         <wps:wsp>
-                          <wps:cNvPr id="58" name="mermaid:node:n_manop"/>
+                          <wps:cNvPr id="36" name="mermaid:node:n_win"/>
                           <wps:cNvSpPr>
                             <a:spLocks noChangeArrowheads="1"/>
                           </wps:cNvSpPr>
                           <wps:spPr>
                             <a:xfrm>
-                              <a:off x="694487" y="825188"/>
-                              <a:ext cx="566711" cy="195308"/>
+                              <a:off x="143385" y="2124831"/>
+                              <a:ext cx="393396" cy="226702"/>
                             </a:xfrm>
-                            <a:prstGeom prst="flowChartManualOperation">
+                            <a:prstGeom prst="flowChartInternalStorage">
                               <a:avLst/>
                             </a:prstGeom>
-                            <a:noFill/>
-                            <a:ln w="7233">
+                            <a:solidFill>
+                              <a:srgbClr val="ECECFF"/>
+                            </a:solidFill>
+                            <a:ln w="7684">
                               <a:solidFill>
                                 <a:srgbClr val="5E504E"/>
                               </a:solidFill>
@@ -1917,39 +1192,170 @@
                                 </w:pPr>
                                 <w:r>
                                   <w:rPr>
+                                    <w:rFonts w:ascii="Trebuchet MS" w:hAnsi="Trebuchet MS" w:cs="Trebuchet MS"/>
                                     <w:color w:val="000000"/>
-                                    <w:sz w:val="9"/>
-                                    <w:szCs w:val="9"/>
+                                    <w:sz w:val="10"/>
+                                    <w:szCs w:val="10"/>
+                                  </w:rPr>
+                                  <w:t xml:space="preserve">Win-pane</w:t>
+                                </w:r>
+                              </w:p>
+                            </w:txbxContent>
+                          </wps:txbx>
+                          <wps:bodyPr anchor="ctr" lIns="0" rIns="0" tIns="0" bIns="0">
+                            <a:normAutofit/>
+                          </wps:bodyPr>
+                        </wps:wsp>
+                        <wps:wsp>
+                          <wps:cNvPr id="37" name="mermaid:node:n_delay"/>
+                          <wps:cNvSpPr>
+                            <a:spLocks noChangeArrowheads="1"/>
+                          </wps:cNvSpPr>
+                          <wps:spPr>
+                            <a:xfrm>
+                              <a:off x="186387" y="2713413"/>
+                              <a:ext cx="307339" cy="207490"/>
+                            </a:xfrm>
+                            <a:prstGeom prst="flowChartDelay">
+                              <a:avLst/>
+                            </a:prstGeom>
+                            <a:solidFill>
+                              <a:srgbClr val="ECECFF"/>
+                            </a:solidFill>
+                            <a:ln w="7684">
+                              <a:solidFill>
+                                <a:srgbClr val="5E504E"/>
+                              </a:solidFill>
+                            </a:ln>
+                          </wps:spPr>
+                          <wps:txbx>
+                            <w:txbxContent>
+                              <w:p>
+                                <w:pPr>
+                                  <w:jc w:val="center"/>
+                                </w:pPr>
+                                <w:r>
+                                  <w:rPr>
+                                    <w:rFonts w:ascii="Trebuchet MS" w:hAnsi="Trebuchet MS" w:cs="Trebuchet MS"/>
+                                    <w:color w:val="000000"/>
+                                    <w:sz w:val="10"/>
+                                    <w:szCs w:val="10"/>
+                                  </w:rPr>
+                                  <w:t xml:space="preserve">Delay</w:t>
+                                </w:r>
+                              </w:p>
+                            </w:txbxContent>
+                          </wps:txbx>
+                          <wps:bodyPr anchor="ctr" lIns="0" rIns="0" tIns="0" bIns="0">
+                            <a:normAutofit/>
+                          </wps:bodyPr>
+                        </wps:wsp>
+                        <wps:wsp>
+                          <wps:cNvPr id="38" name="mermaid:node:n_manin"/>
+                          <wps:cNvSpPr>
+                            <a:spLocks noChangeArrowheads="1"/>
+                          </wps:cNvSpPr>
+                          <wps:spPr>
+                            <a:xfrm>
+                              <a:off x="803497" y="175132"/>
+                              <a:ext cx="470664" cy="311235"/>
+                            </a:xfrm>
+                            <a:prstGeom prst="flowChartManualInput">
+                              <a:avLst/>
+                            </a:prstGeom>
+                            <a:solidFill>
+                              <a:srgbClr val="ECECFF"/>
+                            </a:solidFill>
+                            <a:ln w="7684">
+                              <a:solidFill>
+                                <a:srgbClr val="5E504E"/>
+                              </a:solidFill>
+                            </a:ln>
+                          </wps:spPr>
+                          <wps:txbx>
+                            <w:txbxContent>
+                              <w:p>
+                                <w:pPr>
+                                  <w:jc w:val="center"/>
+                                </w:pPr>
+                                <w:r>
+                                  <w:rPr>
+                                    <w:rFonts w:ascii="Trebuchet MS" w:hAnsi="Trebuchet MS" w:cs="Trebuchet MS"/>
+                                    <w:color w:val="000000"/>
+                                    <w:sz w:val="10"/>
+                                    <w:szCs w:val="10"/>
+                                  </w:rPr>
+                                  <w:t xml:space="preserve">Manual input</w:t>
+                                </w:r>
+                              </w:p>
+                            </w:txbxContent>
+                          </wps:txbx>
+                          <wps:bodyPr anchor="ctr" lIns="0" rIns="0" tIns="0" bIns="0">
+                            <a:normAutofit/>
+                          </wps:bodyPr>
+                        </wps:wsp>
+                        <wps:wsp>
+                          <wps:cNvPr id="39" name="mermaid:node:n_manop"/>
+                          <wps:cNvSpPr>
+                            <a:spLocks noChangeArrowheads="1"/>
+                          </wps:cNvSpPr>
+                          <wps:spPr>
+                            <a:xfrm>
+                              <a:off x="737801" y="876654"/>
+                              <a:ext cx="602056" cy="207490"/>
+                            </a:xfrm>
+                            <a:prstGeom prst="flowChartManualOperation">
+                              <a:avLst/>
+                            </a:prstGeom>
+                            <a:noFill/>
+                            <a:ln w="7684">
+                              <a:solidFill>
+                                <a:srgbClr val="5E504E"/>
+                              </a:solidFill>
+                            </a:ln>
+                          </wps:spPr>
+                          <wps:txbx>
+                            <w:txbxContent>
+                              <w:p>
+                                <w:pPr>
+                                  <w:jc w:val="center"/>
+                                </w:pPr>
+                                <w:r>
+                                  <w:rPr>
+                                    <w:rFonts w:ascii="Trebuchet MS" w:hAnsi="Trebuchet MS" w:cs="Trebuchet MS"/>
+                                    <w:color w:val="000000"/>
+                                    <w:sz w:val="10"/>
+                                    <w:szCs w:val="10"/>
                                   </w:rPr>
                                   <w:t xml:space="preserve">Manual op</w:t>
                                 </w:r>
                               </w:p>
                             </w:txbxContent>
                           </wps:txbx>
-                          <wps:bodyPr anchor="ctr" lIns="34721" rIns="34721" tIns="17360" bIns="17360">
+                          <wps:bodyPr anchor="ctr" lIns="0" rIns="0" tIns="0" bIns="0">
                             <a:normAutofit/>
                           </wps:bodyPr>
                         </wps:wsp>
                         <wpg:grpSp>
-                          <wpg:cNvPr id="59" name="mermaid:node:n_collate"/>
+                          <wpg:cNvPr id="40" name="mermaid:node:n_collate"/>
                           <wpg:cNvGrpSpPr/>
                           <wpg:grpSpPr>
                             <a:xfrm>
-                              <a:off x="923590" y="1468640"/>
-                              <a:ext cx="108505" cy="108505"/>
+                              <a:off x="981193" y="1560238"/>
+                              <a:ext cx="115272" cy="115272"/>
                               <a:chOff x="0" y="0"/>
-                              <a:chExt cx="108505" cy="108505"/>
+                              <a:chExt cx="115272" cy="115272"/>
                             </a:xfrm>
                           </wpg:grpSpPr>
                           <wps:wsp>
-                            <wps:cNvPr id="60" name="mermaid:node:n_collate"/>
+                            <wps:cNvPr id="41" name="mermaid:node:n_collate"/>
                             <wps:cNvSpPr>
                               <a:spLocks noChangeArrowheads="1"/>
                             </wps:cNvSpPr>
                             <wps:spPr>
                               <a:xfrm>
                                 <a:off x="0" y="0"/>
-                                <a:ext cx="108505" cy="108505"/>
+                                <a:ext cx="115272" cy="115272"/>
                               </a:xfrm>
                               <a:prstGeom prst="flowChartCollate">
                                 <a:avLst/>
@@ -1957,7 +1363,7 @@
                               <a:solidFill>
                                 <a:srgbClr val="ECECFF"/>
                               </a:solidFill>
-                              <a:ln w="7233">
+                              <a:ln w="7684">
                                 <a:solidFill>
                                   <a:srgbClr val="5E504E"/>
                                 </a:solidFill>
@@ -1968,14 +1374,14 @@
                             </wps:bodyPr>
                           </wps:wsp>
                           <wps:wsp>
-                            <wps:cNvPr id="61" name="mermaid:label:n_collate"/>
+                            <wps:cNvPr id="42" name="mermaid:label:n_collate"/>
                             <wps:cNvSpPr>
                               <a:spLocks noChangeArrowheads="1"/>
                             </wps:cNvSpPr>
                             <wps:spPr>
                               <a:xfrm>
                                 <a:off x="0" y="0"/>
-                                <a:ext cx="108505" cy="108505"/>
+                                <a:ext cx="115272" cy="115272"/>
                               </a:xfrm>
                               <a:prstGeom prst="rect">
                                 <a:avLst/>
@@ -1993,9 +1399,10 @@
                                   </w:pPr>
                                   <w:r>
                                     <w:rPr>
+                                      <w:rFonts w:ascii="Trebuchet MS" w:hAnsi="Trebuchet MS" w:cs="Trebuchet MS"/>
                                       <w:color w:val="000000"/>
-                                      <w:sz w:val="9"/>
-                                      <w:szCs w:val="9"/>
+                                      <w:sz w:val="10"/>
+                                      <w:szCs w:val="10"/>
                                     </w:rPr>
                                     <w:t xml:space="preserve"/>
                                   </w:r>
@@ -2008,14 +1415,14 @@
                           </wps:wsp>
                         </wpg:grpSp>
                         <wps:wsp>
-                          <wps:cNvPr id="62" name="mermaid:node:n_display"/>
+                          <wps:cNvPr id="43" name="mermaid:node:n_display"/>
                           <wps:cNvSpPr>
                             <a:spLocks noChangeArrowheads="1"/>
                           </wps:cNvSpPr>
                           <wps:spPr>
                             <a:xfrm>
-                              <a:off x="795235" y="2009129"/>
-                              <a:ext cx="365164" cy="195308"/>
+                              <a:off x="844834" y="2134437"/>
+                              <a:ext cx="387939" cy="207490"/>
                             </a:xfrm>
                             <a:prstGeom prst="flowChartDisplay">
                               <a:avLst/>
@@ -2023,7 +1430,7 @@
                             <a:solidFill>
                               <a:srgbClr val="ECECFF"/>
                             </a:solidFill>
-                            <a:ln w="7233">
+                            <a:ln w="7684">
                               <a:solidFill>
                                 <a:srgbClr val="5E504E"/>
                               </a:solidFill>
@@ -2037,34 +1444,35 @@
                                 </w:pPr>
                                 <w:r>
                                   <w:rPr>
+                                    <w:rFonts w:ascii="Trebuchet MS" w:hAnsi="Trebuchet MS" w:cs="Trebuchet MS"/>
                                     <w:color w:val="000000"/>
-                                    <w:sz w:val="9"/>
-                                    <w:szCs w:val="9"/>
+                                    <w:sz w:val="10"/>
+                                    <w:szCs w:val="10"/>
                                   </w:rPr>
                                   <w:t xml:space="preserve">Display</w:t>
                                 </w:r>
                               </w:p>
                             </w:txbxContent>
                           </wps:txbx>
-                          <wps:bodyPr anchor="ctr" lIns="34721" rIns="34721" tIns="17360" bIns="17360">
+                          <wps:bodyPr anchor="ctr" lIns="0" rIns="0" tIns="0" bIns="0">
                             <a:normAutofit/>
                           </wps:bodyPr>
                         </wps:wsp>
                         <wps:wsp>
-                          <wps:cNvPr id="63" name="mermaid:node:n_sub"/>
+                          <wps:cNvPr id="44" name="mermaid:node:n_sub"/>
                           <wps:cNvSpPr>
                             <a:spLocks noChangeArrowheads="1"/>
                           </wps:cNvSpPr>
                           <wps:spPr>
                             <a:xfrm>
-                              <a:off x="779510" y="2581241"/>
-                              <a:ext cx="396664" cy="141056"/>
+                              <a:off x="828128" y="2742231"/>
+                              <a:ext cx="421403" cy="149854"/>
                             </a:xfrm>
                             <a:prstGeom prst="flowChartPredefinedProcess">
                               <a:avLst/>
                             </a:prstGeom>
                             <a:noFill/>
-                            <a:ln w="7233">
+                            <a:ln w="7684">
                               <a:solidFill>
                                 <a:srgbClr val="5E504E"/>
                               </a:solidFill>
@@ -2078,34 +1486,37 @@
                                 </w:pPr>
                                 <w:r>
                                   <w:rPr>
+                                    <w:rFonts w:ascii="Trebuchet MS" w:hAnsi="Trebuchet MS" w:cs="Trebuchet MS"/>
                                     <w:color w:val="000000"/>
-                                    <w:sz w:val="9"/>
-                                    <w:szCs w:val="9"/>
+                                    <w:sz w:val="10"/>
+                                    <w:szCs w:val="10"/>
                                   </w:rPr>
                                   <w:t xml:space="preserve">Subprocess</w:t>
                                 </w:r>
                               </w:p>
                             </w:txbxContent>
                           </wps:txbx>
-                          <wps:bodyPr anchor="ctr" lIns="34721" rIns="34721" tIns="17360" bIns="17360">
+                          <wps:bodyPr anchor="ctr" lIns="0" rIns="0" tIns="0" bIns="0">
                             <a:normAutofit/>
                           </wps:bodyPr>
                         </wps:wsp>
                         <wps:wsp>
-                          <wps:cNvPr id="64" name="mermaid:node:n_circle"/>
+                          <wps:cNvPr id="45" name="mermaid:node:n_punch"/>
                           <wps:cNvSpPr>
                             <a:spLocks noChangeArrowheads="1"/>
                           </wps:cNvSpPr>
                           <wps:spPr>
                             <a:xfrm>
-                              <a:off x="423338" y="1481089"/>
-                              <a:ext cx="199180" cy="199180"/>
+                              <a:off x="1525020" y="144090"/>
+                              <a:ext cx="491527" cy="373318"/>
                             </a:xfrm>
-                            <a:prstGeom prst="ellipse">
+                            <a:prstGeom prst="flowChartPunchedTape">
                               <a:avLst/>
                             </a:prstGeom>
-                            <a:noFill/>
-                            <a:ln w="7233">
+                            <a:solidFill>
+                              <a:srgbClr val="ECECFF"/>
+                            </a:solidFill>
+                            <a:ln w="7684">
                               <a:solidFill>
                                 <a:srgbClr val="5E504E"/>
                               </a:solidFill>
@@ -2119,34 +1530,37 @@
                                 </w:pPr>
                                 <w:r>
                                   <w:rPr>
+                                    <w:rFonts w:ascii="Trebuchet MS" w:hAnsi="Trebuchet MS" w:cs="Trebuchet MS"/>
                                     <w:color w:val="000000"/>
-                                    <w:sz w:val="9"/>
-                                    <w:szCs w:val="9"/>
+                                    <w:sz w:val="10"/>
+                                    <w:szCs w:val="10"/>
                                   </w:rPr>
-                                  <w:t xml:space="preserve">circle</w:t>
+                                  <w:t xml:space="preserve">Punched tape</w:t>
                                 </w:r>
                               </w:p>
                             </w:txbxContent>
                           </wps:txbx>
-                          <wps:bodyPr anchor="ctr" lIns="34721" rIns="34721" tIns="17360" bIns="17360">
+                          <wps:bodyPr anchor="ctr" lIns="0" rIns="0" tIns="0" bIns="0">
                             <a:normAutofit/>
                           </wps:bodyPr>
                         </wps:wsp>
                         <wps:wsp>
-                          <wps:cNvPr id="65" name="mermaid:node:n_dblcirc"/>
+                          <wps:cNvPr id="46" name="mermaid:node:n_stored"/>
                           <wps:cNvSpPr>
                             <a:spLocks noChangeArrowheads="1"/>
                           </wps:cNvSpPr>
                           <wps:spPr>
                             <a:xfrm>
-                              <a:off x="414424" y="2064443"/>
-                              <a:ext cx="217009" cy="108505"/>
+                              <a:off x="1532017" y="905472"/>
+                              <a:ext cx="477610" cy="149854"/>
                             </a:xfrm>
-                            <a:prstGeom prst="rect">
+                            <a:prstGeom prst="flowChartOnlineStorage">
                               <a:avLst/>
                             </a:prstGeom>
-                            <a:noFill/>
-                            <a:ln w="7233">
+                            <a:solidFill>
+                              <a:srgbClr val="ECECFF"/>
+                            </a:solidFill>
+                            <a:ln w="7684">
                               <a:solidFill>
                                 <a:srgbClr val="5E504E"/>
                               </a:solidFill>
@@ -2160,45 +1574,176 @@
                                 </w:pPr>
                                 <w:r>
                                   <w:rPr>
+                                    <w:rFonts w:ascii="Trebuchet MS" w:hAnsi="Trebuchet MS" w:cs="Trebuchet MS"/>
                                     <w:color w:val="000000"/>
-                                    <w:sz w:val="9"/>
-                                    <w:szCs w:val="9"/>
+                                    <w:sz w:val="10"/>
+                                    <w:szCs w:val="10"/>
                                   </w:rPr>
-                                  <w:t xml:space="preserve">dbl circle</w:t>
+                                  <w:t xml:space="preserve">Stored data</w:t>
                                 </w:r>
                               </w:p>
                             </w:txbxContent>
                           </wps:txbx>
-                          <wps:bodyPr anchor="ctr" lIns="34721" rIns="34721" tIns="17360" bIns="17360">
+                          <wps:bodyPr anchor="ctr" lIns="0" rIns="0" tIns="0" bIns="0">
+                            <a:normAutofit/>
+                          </wps:bodyPr>
+                        </wps:wsp>
+                        <wps:wsp>
+                          <wps:cNvPr id="47" name="mermaid:node:n_sumjunc"/>
+                          <wps:cNvSpPr>
+                            <a:spLocks noChangeArrowheads="1"/>
+                          </wps:cNvSpPr>
+                          <wps:spPr>
+                            <a:xfrm>
+                              <a:off x="1655510" y="1502602"/>
+                              <a:ext cx="230836" cy="230544"/>
+                            </a:xfrm>
+                            <a:prstGeom prst="flowChartSummingJunction">
+                              <a:avLst/>
+                            </a:prstGeom>
+                            <a:solidFill>
+                              <a:srgbClr val="ECECFF"/>
+                            </a:solidFill>
+                            <a:ln w="7684">
+                              <a:solidFill>
+                                <a:srgbClr val="5E504E"/>
+                              </a:solidFill>
+                            </a:ln>
+                          </wps:spPr>
+                          <wps:txbx>
+                            <w:txbxContent>
+                              <w:p>
+                                <w:pPr>
+                                  <w:jc w:val="center"/>
+                                </w:pPr>
+                                <w:r>
+                                  <w:rPr>
+                                    <w:rFonts w:ascii="Trebuchet MS" w:hAnsi="Trebuchet MS" w:cs="Trebuchet MS"/>
+                                    <w:color w:val="000000"/>
+                                    <w:sz w:val="10"/>
+                                    <w:szCs w:val="10"/>
+                                  </w:rPr>
+                                  <w:t xml:space="preserve"/>
+                                </w:r>
+                              </w:p>
+                            </w:txbxContent>
+                          </wps:txbx>
+                          <wps:bodyPr anchor="ctr" lIns="0" rIns="0" tIns="0" bIns="0">
+                            <a:normAutofit/>
+                          </wps:bodyPr>
+                        </wps:wsp>
+                        <wps:wsp>
+                          <wps:cNvPr id="48" name="mermaid:node:n_hdisk"/>
+                          <wps:cNvSpPr>
+                            <a:spLocks noChangeArrowheads="1"/>
+                          </wps:cNvSpPr>
+                          <wps:spPr>
+                            <a:xfrm>
+                              <a:off x="1630219" y="2177664"/>
+                              <a:ext cx="281128" cy="121036"/>
+                            </a:xfrm>
+                            <a:prstGeom prst="flowChartMagneticDisk">
+                              <a:avLst/>
+                            </a:prstGeom>
+                            <a:noFill/>
+                            <a:ln w="7684">
+                              <a:solidFill>
+                                <a:srgbClr val="5E504E"/>
+                              </a:solidFill>
+                            </a:ln>
+                          </wps:spPr>
+                          <wps:txbx>
+                            <w:txbxContent>
+                              <w:p>
+                                <w:pPr>
+                                  <w:jc w:val="center"/>
+                                </w:pPr>
+                                <w:r>
+                                  <w:rPr>
+                                    <w:rFonts w:ascii="Trebuchet MS" w:hAnsi="Trebuchet MS" w:cs="Trebuchet MS"/>
+                                    <w:color w:val="000000"/>
+                                    <w:sz w:val="10"/>
+                                    <w:szCs w:val="10"/>
+                                  </w:rPr>
+                                  <w:t xml:space="preserve">Mag disk</w:t>
+                                </w:r>
+                              </w:p>
+                            </w:txbxContent>
+                          </wps:txbx>
+                          <wps:bodyPr anchor="ctr" lIns="0" rIns="0" tIns="0" bIns="0">
+                            <a:normAutofit/>
+                          </wps:bodyPr>
+                        </wps:wsp>
+                        <wps:wsp>
+                          <wps:cNvPr id="49" name="mermaid:node:n_drum"/>
+                          <wps:cNvSpPr>
+                            <a:spLocks noChangeArrowheads="1"/>
+                          </wps:cNvSpPr>
+                          <wps:spPr>
+                            <a:xfrm>
+                              <a:off x="1607931" y="2722823"/>
+                              <a:ext cx="325704" cy="188671"/>
+                            </a:xfrm>
+                            <a:prstGeom prst="flowChartMagneticDrum">
+                              <a:avLst/>
+                            </a:prstGeom>
+                            <a:noFill/>
+                            <a:ln w="7684">
+                              <a:solidFill>
+                                <a:srgbClr val="5E504E"/>
+                              </a:solidFill>
+                            </a:ln>
+                          </wps:spPr>
+                          <wps:txbx>
+                            <w:txbxContent>
+                              <w:p>
+                                <w:pPr>
+                                  <w:jc w:val="center"/>
+                                </w:pPr>
+                                <w:r>
+                                  <w:rPr>
+                                    <w:rFonts w:ascii="Trebuchet MS" w:hAnsi="Trebuchet MS" w:cs="Trebuchet MS"/>
+                                    <w:color w:val="000000"/>
+                                    <w:sz w:val="10"/>
+                                    <w:szCs w:val="10"/>
+                                  </w:rPr>
+                                  <w:t xml:space="preserve">Mag drum</w:t>
+                                </w:r>
+                              </w:p>
+                            </w:txbxContent>
+                          </wps:txbx>
+                          <wps:bodyPr anchor="ctr" lIns="0" rIns="0" tIns="0" bIns="0">
                             <a:normAutofit/>
                           </wps:bodyPr>
                         </wps:wsp>
                         <wpg:grpSp>
-                          <wpg:cNvPr id="66" name="mermaid:node:n_diamond"/>
+                          <wpg:cNvPr id="50" name="mermaid:node:n_extract"/>
                           <wpg:cNvGrpSpPr/>
                           <wpg:grpSpPr>
                             <a:xfrm>
-                              <a:off x="314226" y="2557122"/>
-                              <a:ext cx="417404" cy="417404"/>
+                              <a:off x="2343421" y="1268906"/>
+                              <a:ext cx="348968" cy="348968"/>
                               <a:chOff x="0" y="0"/>
-                              <a:chExt cx="417404" cy="417404"/>
+                              <a:chExt cx="348968" cy="348968"/>
                             </a:xfrm>
                           </wpg:grpSpPr>
                           <wps:wsp>
-                            <wps:cNvPr id="67" name="mermaid:node:n_diamond"/>
+                            <wps:cNvPr id="51" name="mermaid:node:n_extract"/>
                             <wps:cNvSpPr>
                               <a:spLocks noChangeArrowheads="1"/>
                             </wps:cNvSpPr>
                             <wps:spPr>
                               <a:xfrm>
                                 <a:off x="0" y="0"/>
-                                <a:ext cx="417404" cy="417404"/>
+                                <a:ext cx="348968" cy="348968"/>
                               </a:xfrm>
-                              <a:prstGeom prst="diamond">
+                              <a:prstGeom prst="flowChartExtract">
                                 <a:avLst/>
                               </a:prstGeom>
-                              <a:noFill/>
-                              <a:ln w="7233">
+                              <a:solidFill>
+                                <a:srgbClr val="ECECFF"/>
+                              </a:solidFill>
+                              <a:ln w="7684">
                                 <a:solidFill>
                                   <a:srgbClr val="5E504E"/>
                                 </a:solidFill>
@@ -2209,14 +1754,14 @@
                             </wps:bodyPr>
                           </wps:wsp>
                           <wps:wsp>
-                            <wps:cNvPr id="68" name="mermaid:label:n_diamond"/>
+                            <wps:cNvPr id="52" name="mermaid:label:n_extract"/>
                             <wps:cNvSpPr>
                               <a:spLocks noChangeArrowheads="1"/>
                             </wps:cNvSpPr>
                             <wps:spPr>
                               <a:xfrm>
-                                <a:off x="97654" y="165300"/>
-                                <a:ext cx="222096" cy="86804"/>
+                                <a:off x="74927" y="128375"/>
+                                <a:ext cx="199114" cy="92218"/>
                               </a:xfrm>
                               <a:prstGeom prst="rect">
                                 <a:avLst/>
@@ -2234,11 +1779,12 @@
                                   </w:pPr>
                                   <w:r>
                                     <w:rPr>
+                                      <w:rFonts w:ascii="Trebuchet MS" w:hAnsi="Trebuchet MS" w:cs="Trebuchet MS"/>
                                       <w:color w:val="000000"/>
-                                      <w:sz w:val="9"/>
-                                      <w:szCs w:val="9"/>
+                                      <w:sz w:val="10"/>
+                                      <w:szCs w:val="10"/>
                                     </w:rPr>
-                                    <w:t xml:space="preserve">diamond</w:t>
+                                    <w:t xml:space="preserve">Extract</w:t>
                                   </w:r>
                                 </w:p>
                               </w:txbxContent>
@@ -2249,31 +1795,33 @@
                           </wps:wsp>
                         </wpg:grpSp>
                         <wpg:grpSp>
-                          <wpg:cNvPr id="69" name="mermaid:node:n_hex"/>
+                          <wpg:cNvPr id="53" name="mermaid:node:n_merge"/>
                           <wpg:cNvGrpSpPr/>
                           <wpg:grpSpPr>
                             <a:xfrm>
-                              <a:off x="353390" y="3245787"/>
-                              <a:ext cx="339077" cy="141056"/>
+                              <a:off x="2343421" y="1922895"/>
+                              <a:ext cx="315287" cy="315287"/>
                               <a:chOff x="0" y="0"/>
-                              <a:chExt cx="339077" cy="141056"/>
+                              <a:chExt cx="315287" cy="315287"/>
                             </a:xfrm>
                           </wpg:grpSpPr>
                           <wps:wsp>
-                            <wps:cNvPr id="70" name="mermaid:node:n_hex"/>
+                            <wps:cNvPr id="54" name="mermaid:node:n_merge"/>
                             <wps:cNvSpPr>
                               <a:spLocks noChangeArrowheads="1"/>
                             </wps:cNvSpPr>
                             <wps:spPr>
                               <a:xfrm>
                                 <a:off x="0" y="0"/>
-                                <a:ext cx="339077" cy="141056"/>
+                                <a:ext cx="315287" cy="315287"/>
                               </a:xfrm>
-                              <a:prstGeom prst="hexagon">
+                              <a:prstGeom prst="flowChartMerge">
                                 <a:avLst/>
                               </a:prstGeom>
-                              <a:noFill/>
-                              <a:ln w="7233">
+                              <a:solidFill>
+                                <a:srgbClr val="ECECFF"/>
+                              </a:solidFill>
+                              <a:ln w="7684">
                                 <a:solidFill>
                                   <a:srgbClr val="5E504E"/>
                                 </a:solidFill>
@@ -2284,14 +1832,14 @@
                             </wps:bodyPr>
                           </wps:wsp>
                           <wps:wsp>
-                            <wps:cNvPr id="71" name="mermaid:label:n_hex"/>
+                            <wps:cNvPr id="55" name="mermaid:label:n_merge"/>
                             <wps:cNvSpPr>
                               <a:spLocks noChangeArrowheads="1"/>
                             </wps:cNvSpPr>
                             <wps:spPr>
                               <a:xfrm>
-                                <a:off x="62390" y="27126"/>
-                                <a:ext cx="214297" cy="86804"/>
+                                <a:off x="74927" y="111534"/>
+                                <a:ext cx="165433" cy="92218"/>
                               </a:xfrm>
                               <a:prstGeom prst="rect">
                                 <a:avLst/>
@@ -2309,9 +1857,506 @@
                                   </w:pPr>
                                   <w:r>
                                     <w:rPr>
+                                      <w:rFonts w:ascii="Trebuchet MS" w:hAnsi="Trebuchet MS" w:cs="Trebuchet MS"/>
                                       <w:color w:val="000000"/>
-                                      <w:sz w:val="9"/>
-                                      <w:szCs w:val="9"/>
+                                      <w:sz w:val="10"/>
+                                      <w:szCs w:val="10"/>
+                                    </w:rPr>
+                                    <w:t xml:space="preserve">Merge</w:t>
+                                  </w:r>
+                                </w:p>
+                              </w:txbxContent>
+                            </wps:txbx>
+                            <wps:bodyPr anchor="ctr" lIns="0" rIns="0" tIns="0" bIns="0">
+                              <a:normAutofit/>
+                            </wps:bodyPr>
+                          </wps:wsp>
+                        </wpg:grpSp>
+                        <wpg:grpSp>
+                          <wpg:cNvPr id="56" name="mermaid:node:n_prep"/>
+                          <wpg:cNvGrpSpPr/>
+                          <wpg:grpSpPr>
+                            <a:xfrm>
+                              <a:off x="2125754" y="2713413"/>
+                              <a:ext cx="435332" cy="207490"/>
+                              <a:chOff x="0" y="0"/>
+                              <a:chExt cx="435332" cy="207490"/>
+                            </a:xfrm>
+                          </wpg:grpSpPr>
+                          <wps:wsp>
+                            <wps:cNvPr id="57" name="mermaid:node:n_prep"/>
+                            <wps:cNvSpPr>
+                              <a:spLocks noChangeArrowheads="1"/>
+                            </wps:cNvSpPr>
+                            <wps:spPr>
+                              <a:xfrm>
+                                <a:off x="0" y="0"/>
+                                <a:ext cx="435332" cy="207490"/>
+                              </a:xfrm>
+                              <a:prstGeom prst="flowChartPreparation">
+                                <a:avLst/>
+                              </a:prstGeom>
+                              <a:solidFill>
+                                <a:srgbClr val="ECECFF"/>
+                              </a:solidFill>
+                              <a:ln w="7684">
+                                <a:solidFill>
+                                  <a:srgbClr val="5E504E"/>
+                                </a:solidFill>
+                              </a:ln>
+                            </wps:spPr>
+                            <wps:bodyPr>
+                              <a:noAutofit/>
+                            </wps:bodyPr>
+                          </wps:wsp>
+                          <wps:wsp>
+                            <wps:cNvPr id="58" name="mermaid:label:n_prep"/>
+                            <wps:cNvSpPr>
+                              <a:spLocks noChangeArrowheads="1"/>
+                            </wps:cNvSpPr>
+                            <wps:spPr>
+                              <a:xfrm>
+                                <a:off x="57636" y="57636"/>
+                                <a:ext cx="320060" cy="92218"/>
+                              </a:xfrm>
+                              <a:prstGeom prst="rect">
+                                <a:avLst/>
+                              </a:prstGeom>
+                              <a:noFill/>
+                              <a:ln w="0">
+                                <a:noFill/>
+                              </a:ln>
+                            </wps:spPr>
+                            <wps:txbx>
+                              <w:txbxContent>
+                                <w:p>
+                                  <w:pPr>
+                                    <w:jc w:val="center"/>
+                                  </w:pPr>
+                                  <w:r>
+                                    <w:rPr>
+                                      <w:rFonts w:ascii="Trebuchet MS" w:hAnsi="Trebuchet MS" w:cs="Trebuchet MS"/>
+                                      <w:color w:val="000000"/>
+                                      <w:sz w:val="10"/>
+                                      <w:szCs w:val="10"/>
+                                    </w:rPr>
+                                    <w:t xml:space="preserve">Preparation</w:t>
+                                  </w:r>
+                                </w:p>
+                              </w:txbxContent>
+                            </wps:txbx>
+                            <wps:bodyPr anchor="ctr" lIns="0" rIns="0" tIns="0" bIns="0">
+                              <a:normAutofit/>
+                            </wps:bodyPr>
+                          </wps:wsp>
+                        </wpg:grpSp>
+                      </wpg:grpSp>
+                      <wpg:grpSp>
+                        <wpg:cNvPr id="59" name="mermaid:subgraph:BASIC"/>
+                        <wpg:cNvGrpSpPr/>
+                        <wpg:grpSpPr>
+                          <a:xfrm>
+                            <a:off x="58987" y="2728068"/>
+                            <a:ext cx="712405" cy="3694559"/>
+                            <a:chOff x="0" y="0"/>
+                            <a:chExt cx="712405" cy="3694559"/>
+                          </a:xfrm>
+                        </wpg:grpSpPr>
+                        <wps:wsp>
+                          <wps:cNvPr id="60" name="mermaid:subgraph:BASIC"/>
+                          <wps:cNvSpPr>
+                            <a:spLocks noChangeArrowheads="1"/>
+                          </wps:cNvSpPr>
+                          <wps:spPr>
+                            <a:xfrm>
+                              <a:off x="0" y="0"/>
+                              <a:ext cx="712405" cy="3694559"/>
+                            </a:xfrm>
+                            <a:prstGeom prst="rect">
+                              <a:avLst/>
+                            </a:prstGeom>
+                            <a:noFill/>
+                            <a:ln w="7684">
+                              <a:solidFill>
+                                <a:srgbClr val="AAAA33"/>
+                              </a:solidFill>
+                            </a:ln>
+                          </wps:spPr>
+                          <wps:txbx>
+                            <w:txbxContent>
+                              <w:p>
+                                <w:pPr>
+                                  <w:jc w:val="center"/>
+                                </w:pPr>
+                                <w:r>
+                                  <w:rPr>
+                                    <w:rFonts w:ascii="Trebuchet MS" w:hAnsi="Trebuchet MS" w:cs="Trebuchet MS"/>
+                                    <w:color w:val="000000"/>
+                                    <w:sz w:val="10"/>
+                                    <w:szCs w:val="10"/>
+                                  </w:rPr>
+                                  <w:t xml:space="preserve">Basic shapes</w:t>
+                                </w:r>
+                              </w:p>
+                            </w:txbxContent>
+                          </wps:txbx>
+                          <wps:bodyPr anchor="t" lIns="0" rIns="0" tIns="0" bIns="0">
+                            <a:normAutofit/>
+                          </wps:bodyPr>
+                        </wps:wsp>
+                        <wps:wsp>
+                          <wps:cNvPr id="61" name="mermaid:node:n_rect"/>
+                          <wps:cNvSpPr>
+                            <a:spLocks noChangeArrowheads="1"/>
+                          </wps:cNvSpPr>
+                          <wps:spPr>
+                            <a:xfrm>
+                              <a:off x="184811" y="144090"/>
+                              <a:ext cx="342784" cy="207490"/>
+                            </a:xfrm>
+                            <a:prstGeom prst="rect">
+                              <a:avLst/>
+                            </a:prstGeom>
+                            <a:noFill/>
+                            <a:ln w="7684">
+                              <a:solidFill>
+                                <a:srgbClr val="5E504E"/>
+                              </a:solidFill>
+                            </a:ln>
+                          </wps:spPr>
+                          <wps:txbx>
+                            <w:txbxContent>
+                              <w:p>
+                                <w:pPr>
+                                  <w:jc w:val="center"/>
+                                </w:pPr>
+                                <w:r>
+                                  <w:rPr>
+                                    <w:rFonts w:ascii="Trebuchet MS" w:hAnsi="Trebuchet MS" w:cs="Trebuchet MS"/>
+                                    <w:color w:val="000000"/>
+                                    <w:sz w:val="10"/>
+                                    <w:szCs w:val="10"/>
+                                  </w:rPr>
+                                  <w:t xml:space="preserve">rect</w:t>
+                                </w:r>
+                              </w:p>
+                            </w:txbxContent>
+                          </wps:txbx>
+                          <wps:bodyPr anchor="ctr" lIns="0" rIns="0" tIns="0" bIns="0">
+                            <a:normAutofit/>
+                          </wps:bodyPr>
+                        </wps:wsp>
+                        <wps:wsp>
+                          <wps:cNvPr id="62" name="mermaid:node:n_round"/>
+                          <wps:cNvSpPr>
+                            <a:spLocks noChangeArrowheads="1"/>
+                          </wps:cNvSpPr>
+                          <wps:spPr>
+                            <a:xfrm>
+                              <a:off x="154027" y="639760"/>
+                              <a:ext cx="404353" cy="207490"/>
+                            </a:xfrm>
+                            <a:prstGeom prst="roundRect">
+                              <a:avLst/>
+                            </a:prstGeom>
+                            <a:noFill/>
+                            <a:ln w="7684">
+                              <a:solidFill>
+                                <a:srgbClr val="5E504E"/>
+                              </a:solidFill>
+                            </a:ln>
+                          </wps:spPr>
+                          <wps:txbx>
+                            <w:txbxContent>
+                              <w:p>
+                                <w:pPr>
+                                  <w:jc w:val="center"/>
+                                </w:pPr>
+                                <w:r>
+                                  <w:rPr>
+                                    <w:rFonts w:ascii="Trebuchet MS" w:hAnsi="Trebuchet MS" w:cs="Trebuchet MS"/>
+                                    <w:color w:val="000000"/>
+                                    <w:sz w:val="10"/>
+                                    <w:szCs w:val="10"/>
+                                  </w:rPr>
+                                  <w:t xml:space="preserve">round rect</w:t>
+                                </w:r>
+                              </w:p>
+                            </w:txbxContent>
+                          </wps:txbx>
+                          <wps:bodyPr anchor="ctr" lIns="0" rIns="0" tIns="0" bIns="0">
+                            <a:normAutofit/>
+                          </wps:bodyPr>
+                        </wps:wsp>
+                        <wps:wsp>
+                          <wps:cNvPr id="63" name="mermaid:node:n_stadium"/>
+                          <wps:cNvSpPr>
+                            <a:spLocks noChangeArrowheads="1"/>
+                          </wps:cNvSpPr>
+                          <wps:spPr>
+                            <a:xfrm>
+                              <a:off x="199709" y="1135430"/>
+                              <a:ext cx="312989" cy="149854"/>
+                            </a:xfrm>
+                            <a:prstGeom prst="roundRect">
+                              <a:avLst/>
+                            </a:prstGeom>
+                            <a:solidFill>
+                              <a:srgbClr val="ECECFF"/>
+                            </a:solidFill>
+                            <a:ln w="7684">
+                              <a:solidFill>
+                                <a:srgbClr val="5E504E"/>
+                              </a:solidFill>
+                            </a:ln>
+                          </wps:spPr>
+                          <wps:txbx>
+                            <w:txbxContent>
+                              <w:p>
+                                <w:pPr>
+                                  <w:jc w:val="center"/>
+                                </w:pPr>
+                                <w:r>
+                                  <w:rPr>
+                                    <w:rFonts w:ascii="Trebuchet MS" w:hAnsi="Trebuchet MS" w:cs="Trebuchet MS"/>
+                                    <w:color w:val="000000"/>
+                                    <w:sz w:val="10"/>
+                                    <w:szCs w:val="10"/>
+                                  </w:rPr>
+                                  <w:t xml:space="preserve">stadium</w:t>
+                                </w:r>
+                              </w:p>
+                            </w:txbxContent>
+                          </wps:txbx>
+                          <wps:bodyPr anchor="ctr" lIns="0" rIns="0" tIns="0" bIns="0">
+                            <a:normAutofit/>
+                          </wps:bodyPr>
+                        </wps:wsp>
+                        <wps:wsp>
+                          <wps:cNvPr id="64" name="mermaid:node:n_circle"/>
+                          <wps:cNvSpPr>
+                            <a:spLocks noChangeArrowheads="1"/>
+                          </wps:cNvSpPr>
+                          <wps:spPr>
+                            <a:xfrm>
+                              <a:off x="250402" y="1573464"/>
+                              <a:ext cx="211602" cy="211602"/>
+                            </a:xfrm>
+                            <a:prstGeom prst="ellipse">
+                              <a:avLst/>
+                            </a:prstGeom>
+                            <a:noFill/>
+                            <a:ln w="7684">
+                              <a:solidFill>
+                                <a:srgbClr val="5E504E"/>
+                              </a:solidFill>
+                            </a:ln>
+                          </wps:spPr>
+                          <wps:txbx>
+                            <w:txbxContent>
+                              <w:p>
+                                <w:pPr>
+                                  <w:jc w:val="center"/>
+                                </w:pPr>
+                                <w:r>
+                                  <w:rPr>
+                                    <w:rFonts w:ascii="Trebuchet MS" w:hAnsi="Trebuchet MS" w:cs="Trebuchet MS"/>
+                                    <w:color w:val="000000"/>
+                                    <w:sz w:val="10"/>
+                                    <w:szCs w:val="10"/>
+                                  </w:rPr>
+                                  <w:t xml:space="preserve">circle</w:t>
+                                </w:r>
+                              </w:p>
+                            </w:txbxContent>
+                          </wps:txbx>
+                          <wps:bodyPr anchor="ctr" lIns="0" rIns="0" tIns="0" bIns="0">
+                            <a:normAutofit/>
+                          </wps:bodyPr>
+                        </wps:wsp>
+                        <wps:wsp>
+                          <wps:cNvPr id="65" name="mermaid:node:n_dblcirc"/>
+                          <wps:cNvSpPr>
+                            <a:spLocks noChangeArrowheads="1"/>
+                          </wps:cNvSpPr>
+                          <wps:spPr>
+                            <a:xfrm>
+                              <a:off x="240931" y="2169396"/>
+                              <a:ext cx="230544" cy="115272"/>
+                            </a:xfrm>
+                            <a:prstGeom prst="rect">
+                              <a:avLst/>
+                            </a:prstGeom>
+                            <a:noFill/>
+                            <a:ln w="7684">
+                              <a:solidFill>
+                                <a:srgbClr val="5E504E"/>
+                              </a:solidFill>
+                            </a:ln>
+                          </wps:spPr>
+                          <wps:txbx>
+                            <w:txbxContent>
+                              <w:p>
+                                <w:pPr>
+                                  <w:jc w:val="center"/>
+                                </w:pPr>
+                                <w:r>
+                                  <w:rPr>
+                                    <w:rFonts w:ascii="Trebuchet MS" w:hAnsi="Trebuchet MS" w:cs="Trebuchet MS"/>
+                                    <w:color w:val="000000"/>
+                                    <w:sz w:val="10"/>
+                                    <w:szCs w:val="10"/>
+                                  </w:rPr>
+                                  <w:t xml:space="preserve">dbl-circ</w:t>
+                                </w:r>
+                              </w:p>
+                            </w:txbxContent>
+                          </wps:txbx>
+                          <wps:bodyPr anchor="ctr" lIns="0" rIns="0" tIns="0" bIns="0">
+                            <a:normAutofit/>
+                          </wps:bodyPr>
+                        </wps:wsp>
+                        <wpg:grpSp>
+                          <wpg:cNvPr id="66" name="mermaid:node:n_diamond"/>
+                          <wpg:cNvGrpSpPr/>
+                          <wpg:grpSpPr>
+                            <a:xfrm>
+                              <a:off x="134485" y="2668999"/>
+                              <a:ext cx="443437" cy="443437"/>
+                              <a:chOff x="0" y="0"/>
+                              <a:chExt cx="443437" cy="443437"/>
+                            </a:xfrm>
+                          </wpg:grpSpPr>
+                          <wps:wsp>
+                            <wps:cNvPr id="67" name="mermaid:node:n_diamond"/>
+                            <wps:cNvSpPr>
+                              <a:spLocks noChangeArrowheads="1"/>
+                            </wps:cNvSpPr>
+                            <wps:spPr>
+                              <a:xfrm>
+                                <a:off x="0" y="0"/>
+                                <a:ext cx="443437" cy="443437"/>
+                              </a:xfrm>
+                              <a:prstGeom prst="diamond">
+                                <a:avLst/>
+                              </a:prstGeom>
+                              <a:noFill/>
+                              <a:ln w="7684">
+                                <a:solidFill>
+                                  <a:srgbClr val="5E504E"/>
+                                </a:solidFill>
+                              </a:ln>
+                            </wps:spPr>
+                            <wps:bodyPr>
+                              <a:noAutofit/>
+                            </wps:bodyPr>
+                          </wps:wsp>
+                          <wps:wsp>
+                            <wps:cNvPr id="68" name="mermaid:label:n_diamond"/>
+                            <wps:cNvSpPr>
+                              <a:spLocks noChangeArrowheads="1"/>
+                            </wps:cNvSpPr>
+                            <wps:spPr>
+                              <a:xfrm>
+                                <a:off x="103745" y="175609"/>
+                                <a:ext cx="235947" cy="92218"/>
+                              </a:xfrm>
+                              <a:prstGeom prst="rect">
+                                <a:avLst/>
+                              </a:prstGeom>
+                              <a:noFill/>
+                              <a:ln w="0">
+                                <a:noFill/>
+                              </a:ln>
+                            </wps:spPr>
+                            <wps:txbx>
+                              <w:txbxContent>
+                                <w:p>
+                                  <w:pPr>
+                                    <w:jc w:val="center"/>
+                                  </w:pPr>
+                                  <w:r>
+                                    <w:rPr>
+                                      <w:rFonts w:ascii="Trebuchet MS" w:hAnsi="Trebuchet MS" w:cs="Trebuchet MS"/>
+                                      <w:color w:val="000000"/>
+                                      <w:sz w:val="10"/>
+                                      <w:szCs w:val="10"/>
+                                    </w:rPr>
+                                    <w:t xml:space="preserve">diamond</w:t>
+                                  </w:r>
+                                </w:p>
+                              </w:txbxContent>
+                            </wps:txbx>
+                            <wps:bodyPr anchor="ctr" lIns="0" rIns="0" tIns="0" bIns="0">
+                              <a:normAutofit/>
+                            </wps:bodyPr>
+                          </wps:wsp>
+                        </wpg:grpSp>
+                        <wpg:grpSp>
+                          <wpg:cNvPr id="69" name="mermaid:node:n_hex"/>
+                          <wpg:cNvGrpSpPr/>
+                          <wpg:grpSpPr>
+                            <a:xfrm>
+                              <a:off x="176091" y="3400615"/>
+                              <a:ext cx="360225" cy="149854"/>
+                              <a:chOff x="0" y="0"/>
+                              <a:chExt cx="360225" cy="149854"/>
+                            </a:xfrm>
+                          </wpg:grpSpPr>
+                          <wps:wsp>
+                            <wps:cNvPr id="70" name="mermaid:node:n_hex"/>
+                            <wps:cNvSpPr>
+                              <a:spLocks noChangeArrowheads="1"/>
+                            </wps:cNvSpPr>
+                            <wps:spPr>
+                              <a:xfrm>
+                                <a:off x="0" y="0"/>
+                                <a:ext cx="360225" cy="149854"/>
+                              </a:xfrm>
+                              <a:prstGeom prst="hexagon">
+                                <a:avLst/>
+                              </a:prstGeom>
+                              <a:noFill/>
+                              <a:ln w="7684">
+                                <a:solidFill>
+                                  <a:srgbClr val="5E504E"/>
+                                </a:solidFill>
+                              </a:ln>
+                            </wps:spPr>
+                            <wps:bodyPr>
+                              <a:noAutofit/>
+                            </wps:bodyPr>
+                          </wps:wsp>
+                          <wps:wsp>
+                            <wps:cNvPr id="71" name="mermaid:label:n_hex"/>
+                            <wps:cNvSpPr>
+                              <a:spLocks noChangeArrowheads="1"/>
+                            </wps:cNvSpPr>
+                            <wps:spPr>
+                              <a:xfrm>
+                                <a:off x="66281" y="28818"/>
+                                <a:ext cx="227662" cy="92218"/>
+                              </a:xfrm>
+                              <a:prstGeom prst="rect">
+                                <a:avLst/>
+                              </a:prstGeom>
+                              <a:noFill/>
+                              <a:ln w="0">
+                                <a:noFill/>
+                              </a:ln>
+                            </wps:spPr>
+                            <wps:txbx>
+                              <w:txbxContent>
+                                <w:p>
+                                  <w:pPr>
+                                    <w:jc w:val="center"/>
+                                  </w:pPr>
+                                  <w:r>
+                                    <w:rPr>
+                                      <w:rFonts w:ascii="Trebuchet MS" w:hAnsi="Trebuchet MS" w:cs="Trebuchet MS"/>
+                                      <w:color w:val="000000"/>
+                                      <w:sz w:val="10"/>
+                                      <w:szCs w:val="10"/>
                                     </w:rPr>
                                     <w:t xml:space="preserve">hexagon</w:t>
                                   </w:r>
@@ -2329,8 +2374,8 @@
                         <wps:cNvCnPr/>
                         <wps:spPr>
                           <a:xfrm>
-                            <a:off x="1074789" y="4329145"/>
-                            <a:ext cx="166374" cy="3617"/>
+                            <a:off x="771393" y="4575348"/>
+                            <a:ext cx="204996" cy="3842"/>
                           </a:xfrm>
                           <a:custGeom>
                             <a:avLst/>
@@ -2339,25 +2384,25 @@
                             <a:cxnLst/>
                             <a:rect l="0" t="0" r="r" b="b"/>
                             <a:pathLst>
-                              <a:path w="166374" h="3617">
+                              <a:path w="204996" h="3842">
                                 <a:moveTo>
                                   <a:pt x="0" y="0"/>
                                 </a:moveTo>
                                 <a:lnTo>
-                                  <a:pt x="15071" y="0"/>
-                                </a:lnTo>
-                                <a:cubicBezTo>
-                                  <a:pt x="30139" y="0"/>
-                                  <a:pt x="60282" y="0"/>
-                                  <a:pt x="88008" y="0"/>
-                                </a:cubicBezTo>
-                                <a:cubicBezTo>
-                                  <a:pt x="115738" y="0"/>
-                                  <a:pt x="141056" y="0"/>
-                                  <a:pt x="153715" y="0"/>
-                                </a:cubicBezTo>
-                                <a:lnTo>
-                                  <a:pt x="166374" y="0"/>
+                                  <a:pt x="20718" y="0"/>
+                                </a:lnTo>
+                                <a:cubicBezTo>
+                                  <a:pt x="41436" y="0"/>
+                                  <a:pt x="82873" y="0"/>
+                                  <a:pt x="117036" y="0"/>
+                                </a:cubicBezTo>
+                                <a:cubicBezTo>
+                                  <a:pt x="151202" y="0"/>
+                                  <a:pt x="178099" y="0"/>
+                                  <a:pt x="191548" y="0"/>
+                                </a:cubicBezTo>
+                                <a:lnTo>
+                                  <a:pt x="204996" y="0"/>
                                 </a:lnTo>
                               </a:path>
                             </a:pathLst>
@@ -2378,8 +2423,8 @@
                         <wps:cNvCnPr/>
                         <wps:spPr>
                           <a:xfrm>
-                            <a:off x="3792951" y="4329145"/>
-                            <a:ext cx="166374" cy="3617"/>
+                            <a:off x="3687330" y="4575348"/>
+                            <a:ext cx="176750" cy="3842"/>
                           </a:xfrm>
                           <a:custGeom>
                             <a:avLst/>
@@ -2388,25 +2433,25 @@
                             <a:cxnLst/>
                             <a:rect l="0" t="0" r="r" b="b"/>
                             <a:pathLst>
-                              <a:path w="166374" h="3617">
+                              <a:path w="176750" h="3842">
                                 <a:moveTo>
                                   <a:pt x="0" y="0"/>
                                 </a:moveTo>
                                 <a:lnTo>
-                                  <a:pt x="15068" y="0"/>
-                                </a:lnTo>
-                                <a:cubicBezTo>
-                                  <a:pt x="30139" y="0"/>
-                                  <a:pt x="60278" y="0"/>
-                                  <a:pt x="88008" y="0"/>
-                                </a:cubicBezTo>
-                                <a:cubicBezTo>
-                                  <a:pt x="115738" y="0"/>
-                                  <a:pt x="141056" y="0"/>
-                                  <a:pt x="153715" y="0"/>
-                                </a:cubicBezTo>
-                                <a:lnTo>
-                                  <a:pt x="166374" y="0"/>
+                                  <a:pt x="16011" y="0"/>
+                                </a:lnTo>
+                                <a:cubicBezTo>
+                                  <a:pt x="32019" y="0"/>
+                                  <a:pt x="64041" y="0"/>
+                                  <a:pt x="93497" y="0"/>
+                                </a:cubicBezTo>
+                                <a:cubicBezTo>
+                                  <a:pt x="122957" y="0"/>
+                                  <a:pt x="149854" y="0"/>
+                                  <a:pt x="163302" y="0"/>
+                                </a:cubicBezTo>
+                                <a:lnTo>
+                                  <a:pt x="176750" y="0"/>
                                 </a:lnTo>
                               </a:path>
                             </a:pathLst>
@@ -2427,8 +2472,8 @@
                         <wps:cNvCnPr/>
                         <wps:spPr>
                           <a:xfrm>
-                            <a:off x="390816" y="397850"/>
-                            <a:ext cx="3617" cy="254986"/>
+                            <a:off x="415191" y="422664"/>
+                            <a:ext cx="3842" cy="270889"/>
                           </a:xfrm>
                           <a:custGeom>
                             <a:avLst/>
@@ -2437,25 +2482,25 @@
                             <a:cxnLst/>
                             <a:rect l="0" t="0" r="r" b="b"/>
                             <a:pathLst>
-                              <a:path w="3617" h="254986">
+                              <a:path w="3842" h="270889">
                                 <a:moveTo>
-                                  <a:pt x="1808" y="0"/>
+                                  <a:pt x="1921" y="0"/>
                                 </a:moveTo>
                                 <a:lnTo>
-                                  <a:pt x="1505" y="22305"/>
-                                </a:lnTo>
-                                <a:cubicBezTo>
-                                  <a:pt x="1204" y="44606"/>
-                                  <a:pt x="600" y="89216"/>
-                                  <a:pt x="300" y="131714"/>
-                                </a:cubicBezTo>
-                                <a:cubicBezTo>
-                                  <a:pt x="0" y="174211"/>
-                                  <a:pt x="0" y="214597"/>
-                                  <a:pt x="0" y="234793"/>
-                                </a:cubicBezTo>
-                                <a:lnTo>
-                                  <a:pt x="0" y="254986"/>
+                                  <a:pt x="1598" y="23696"/>
+                                </a:lnTo>
+                                <a:cubicBezTo>
+                                  <a:pt x="1280" y="47388"/>
+                                  <a:pt x="638" y="94781"/>
+                                  <a:pt x="319" y="139929"/>
+                                </a:cubicBezTo>
+                                <a:cubicBezTo>
+                                  <a:pt x="0" y="185077"/>
+                                  <a:pt x="0" y="227981"/>
+                                  <a:pt x="0" y="249437"/>
+                                </a:cubicBezTo>
+                                <a:lnTo>
+                                  <a:pt x="0" y="270889"/>
                                 </a:lnTo>
                               </a:path>
                             </a:pathLst>
@@ -2476,8 +2521,8 @@
                         <wps:cNvCnPr/>
                         <wps:spPr>
                           <a:xfrm>
-                            <a:off x="390816" y="862612"/>
-                            <a:ext cx="3617" cy="258603"/>
+                            <a:off x="415191" y="916413"/>
+                            <a:ext cx="3842" cy="274732"/>
                           </a:xfrm>
                           <a:custGeom>
                             <a:avLst/>
@@ -2486,25 +2531,25 @@
                             <a:cxnLst/>
                             <a:rect l="0" t="0" r="r" b="b"/>
                             <a:pathLst>
-                              <a:path w="3617" h="258603">
+                              <a:path w="3842" h="274732">
                                 <a:moveTo>
                                   <a:pt x="0" y="0"/>
                                 </a:moveTo>
                                 <a:lnTo>
-                                  <a:pt x="0" y="22605"/>
-                                </a:lnTo>
-                                <a:cubicBezTo>
-                                  <a:pt x="0" y="45210"/>
-                                  <a:pt x="0" y="90421"/>
-                                  <a:pt x="268" y="133522"/>
-                                </a:cubicBezTo>
-                                <a:cubicBezTo>
-                                  <a:pt x="539" y="176620"/>
-                                  <a:pt x="1078" y="217613"/>
-                                  <a:pt x="1345" y="238110"/>
-                                </a:cubicBezTo>
-                                <a:lnTo>
-                                  <a:pt x="1617" y="258603"/>
+                                  <a:pt x="0" y="24015"/>
+                                </a:lnTo>
+                                <a:cubicBezTo>
+                                  <a:pt x="0" y="48030"/>
+                                  <a:pt x="0" y="96060"/>
+                                  <a:pt x="284" y="141850"/>
+                                </a:cubicBezTo>
+                                <a:cubicBezTo>
+                                  <a:pt x="573" y="187636"/>
+                                  <a:pt x="1145" y="231186"/>
+                                  <a:pt x="1429" y="252961"/>
+                                </a:cubicBezTo>
+                                <a:lnTo>
+                                  <a:pt x="1718" y="274732"/>
                                 </a:lnTo>
                               </a:path>
                             </a:pathLst>
@@ -2525,8 +2570,8 @@
                         <wps:cNvCnPr/>
                         <wps:spPr>
                           <a:xfrm>
-                            <a:off x="289346" y="215201"/>
-                            <a:ext cx="3617" cy="256794"/>
+                            <a:off x="415190" y="2049884"/>
+                            <a:ext cx="3842" cy="272811"/>
                           </a:xfrm>
                           <a:custGeom>
                             <a:avLst/>
@@ -2535,25 +2580,25 @@
                             <a:cxnLst/>
                             <a:rect l="0" t="0" r="r" b="b"/>
                             <a:pathLst>
-                              <a:path w="3617" h="256794">
+                              <a:path w="3842" h="272811">
                                 <a:moveTo>
                                   <a:pt x="0" y="0"/>
                                 </a:moveTo>
                                 <a:lnTo>
-                                  <a:pt x="0" y="22605"/>
-                                </a:lnTo>
-                                <a:cubicBezTo>
-                                  <a:pt x="0" y="45210"/>
-                                  <a:pt x="0" y="90421"/>
-                                  <a:pt x="0" y="133218"/>
-                                </a:cubicBezTo>
-                                <a:cubicBezTo>
-                                  <a:pt x="0" y="176020"/>
-                                  <a:pt x="0" y="216405"/>
-                                  <a:pt x="0" y="236602"/>
-                                </a:cubicBezTo>
-                                <a:lnTo>
-                                  <a:pt x="0" y="256794"/>
+                                  <a:pt x="0" y="24015"/>
+                                </a:lnTo>
+                                <a:cubicBezTo>
+                                  <a:pt x="0" y="48030"/>
+                                  <a:pt x="0" y="96060"/>
+                                  <a:pt x="0" y="141527"/>
+                                </a:cubicBezTo>
+                                <a:cubicBezTo>
+                                  <a:pt x="0" y="186998"/>
+                                  <a:pt x="0" y="229902"/>
+                                  <a:pt x="0" y="251358"/>
+                                </a:cubicBezTo>
+                                <a:lnTo>
+                                  <a:pt x="0" y="272811"/>
                                 </a:lnTo>
                               </a:path>
                             </a:pathLst>
@@ -2574,8 +2619,8 @@
                         <wps:cNvCnPr/>
                         <wps:spPr>
                           <a:xfrm>
-                            <a:off x="472809" y="349928"/>
-                            <a:ext cx="3617" cy="324610"/>
+                            <a:off x="4351009" y="3545217"/>
+                            <a:ext cx="3842" cy="344856"/>
                           </a:xfrm>
                           <a:custGeom>
                             <a:avLst/>
@@ -2584,25 +2629,25 @@
                             <a:cxnLst/>
                             <a:rect l="0" t="0" r="r" b="b"/>
                             <a:pathLst>
-                              <a:path w="3617" h="324610">
+                              <a:path w="3842" h="344856">
                                 <a:moveTo>
-                                  <a:pt x="1808" y="0"/>
+                                  <a:pt x="1921" y="0"/>
                                 </a:moveTo>
                                 <a:lnTo>
-                                  <a:pt x="1505" y="33908"/>
-                                </a:lnTo>
-                                <a:cubicBezTo>
-                                  <a:pt x="1204" y="67815"/>
-                                  <a:pt x="600" y="135631"/>
-                                  <a:pt x="300" y="189731"/>
-                                </a:cubicBezTo>
-                                <a:cubicBezTo>
-                                  <a:pt x="0" y="243835"/>
-                                  <a:pt x="0" y="284221"/>
-                                  <a:pt x="0" y="304417"/>
-                                </a:cubicBezTo>
-                                <a:lnTo>
-                                  <a:pt x="0" y="324610"/>
+                                  <a:pt x="1598" y="36023"/>
+                                </a:lnTo>
+                                <a:cubicBezTo>
+                                  <a:pt x="1280" y="72045"/>
+                                  <a:pt x="638" y="144090"/>
+                                  <a:pt x="319" y="201565"/>
+                                </a:cubicBezTo>
+                                <a:cubicBezTo>
+                                  <a:pt x="0" y="259043"/>
+                                  <a:pt x="0" y="301947"/>
+                                  <a:pt x="0" y="323403"/>
+                                </a:cubicBezTo>
+                                <a:lnTo>
+                                  <a:pt x="0" y="344856"/>
                                 </a:lnTo>
                               </a:path>
                             </a:pathLst>
@@ -2623,8 +2668,8 @@
                         <wps:cNvCnPr/>
                         <wps:spPr>
                           <a:xfrm>
-                            <a:off x="472809" y="1068771"/>
-                            <a:ext cx="3617" cy="256794"/>
+                            <a:off x="4351009" y="4308894"/>
+                            <a:ext cx="3842" cy="272811"/>
                           </a:xfrm>
                           <a:custGeom>
                             <a:avLst/>
@@ -2633,25 +2678,25 @@
                             <a:cxnLst/>
                             <a:rect l="0" t="0" r="r" b="b"/>
                             <a:pathLst>
-                              <a:path w="3617" h="256794">
+                              <a:path w="3842" h="272811">
                                 <a:moveTo>
                                   <a:pt x="0" y="0"/>
                                 </a:moveTo>
                                 <a:lnTo>
-                                  <a:pt x="0" y="22605"/>
-                                </a:lnTo>
-                                <a:cubicBezTo>
-                                  <a:pt x="0" y="45210"/>
-                                  <a:pt x="0" y="90421"/>
-                                  <a:pt x="0" y="133218"/>
-                                </a:cubicBezTo>
-                                <a:cubicBezTo>
-                                  <a:pt x="0" y="176020"/>
-                                  <a:pt x="0" y="216405"/>
-                                  <a:pt x="0" y="236602"/>
-                                </a:cubicBezTo>
-                                <a:lnTo>
-                                  <a:pt x="0" y="256794"/>
+                                  <a:pt x="0" y="24015"/>
+                                </a:lnTo>
+                                <a:cubicBezTo>
+                                  <a:pt x="0" y="48030"/>
+                                  <a:pt x="0" y="96060"/>
+                                  <a:pt x="0" y="141527"/>
+                                </a:cubicBezTo>
+                                <a:cubicBezTo>
+                                  <a:pt x="0" y="186998"/>
+                                  <a:pt x="0" y="229902"/>
+                                  <a:pt x="0" y="251358"/>
+                                </a:cubicBezTo>
+                                <a:lnTo>
+                                  <a:pt x="0" y="272811"/>
                                 </a:lnTo>
                               </a:path>
                             </a:pathLst>
@@ -2672,8 +2717,8 @@
                         <wps:cNvCnPr/>
                         <wps:spPr>
                           <a:xfrm>
-                            <a:off x="472809" y="1577625"/>
-                            <a:ext cx="3617" cy="258606"/>
+                            <a:off x="4351009" y="4849486"/>
+                            <a:ext cx="3842" cy="274736"/>
                           </a:xfrm>
                           <a:custGeom>
                             <a:avLst/>
@@ -2682,25 +2727,25 @@
                             <a:cxnLst/>
                             <a:rect l="0" t="0" r="r" b="b"/>
                             <a:pathLst>
-                              <a:path w="3617" h="258606">
+                              <a:path w="3842" h="274736">
                                 <a:moveTo>
                                   <a:pt x="0" y="0"/>
                                 </a:moveTo>
                                 <a:lnTo>
-                                  <a:pt x="0" y="22605"/>
-                                </a:lnTo>
-                                <a:cubicBezTo>
-                                  <a:pt x="0" y="45210"/>
-                                  <a:pt x="0" y="90421"/>
-                                  <a:pt x="268" y="133522"/>
-                                </a:cubicBezTo>
-                                <a:cubicBezTo>
-                                  <a:pt x="539" y="176624"/>
-                                  <a:pt x="1078" y="217613"/>
-                                  <a:pt x="1345" y="238110"/>
-                                </a:cubicBezTo>
-                                <a:lnTo>
-                                  <a:pt x="1617" y="258606"/>
+                                  <a:pt x="0" y="24015"/>
+                                </a:lnTo>
+                                <a:cubicBezTo>
+                                  <a:pt x="0" y="48030"/>
+                                  <a:pt x="0" y="96060"/>
+                                  <a:pt x="284" y="141850"/>
+                                </a:cubicBezTo>
+                                <a:cubicBezTo>
+                                  <a:pt x="573" y="187640"/>
+                                  <a:pt x="1145" y="231186"/>
+                                  <a:pt x="1429" y="252961"/>
+                                </a:cubicBezTo>
+                                <a:lnTo>
+                                  <a:pt x="1718" y="274736"/>
                                 </a:lnTo>
                               </a:path>
                             </a:pathLst>
@@ -2721,8 +2766,8 @@
                         <wps:cNvCnPr/>
                         <wps:spPr>
                           <a:xfrm>
-                            <a:off x="473348" y="2027920"/>
-                            <a:ext cx="3617" cy="256798"/>
+                            <a:off x="4351582" y="5327865"/>
+                            <a:ext cx="3842" cy="272814"/>
                           </a:xfrm>
                           <a:custGeom>
                             <a:avLst/>
@@ -2731,25 +2776,25 @@
                             <a:cxnLst/>
                             <a:rect l="0" t="0" r="r" b="b"/>
                             <a:pathLst>
-                              <a:path w="3617" h="256798">
+                              <a:path w="3842" h="272814">
                                 <a:moveTo>
-                                  <a:pt x="1270" y="0"/>
+                                  <a:pt x="1349" y="0"/>
                                 </a:moveTo>
                                 <a:lnTo>
-                                  <a:pt x="966" y="22305"/>
-                                </a:lnTo>
-                                <a:cubicBezTo>
-                                  <a:pt x="665" y="44610"/>
-                                  <a:pt x="61" y="89216"/>
-                                  <a:pt x="33" y="132014"/>
-                                </a:cubicBezTo>
-                                <a:cubicBezTo>
-                                  <a:pt x="0" y="174815"/>
-                                  <a:pt x="539" y="215805"/>
-                                  <a:pt x="807" y="236301"/>
-                                </a:cubicBezTo>
-                                <a:lnTo>
-                                  <a:pt x="1078" y="256798"/>
+                                  <a:pt x="1026" y="23696"/>
+                                </a:lnTo>
+                                <a:cubicBezTo>
+                                  <a:pt x="707" y="47392"/>
+                                  <a:pt x="65" y="94781"/>
+                                  <a:pt x="35" y="140248"/>
+                                </a:cubicBezTo>
+                                <a:cubicBezTo>
+                                  <a:pt x="0" y="185719"/>
+                                  <a:pt x="573" y="229265"/>
+                                  <a:pt x="857" y="251039"/>
+                                </a:cubicBezTo>
+                                <a:lnTo>
+                                  <a:pt x="1145" y="272814"/>
                                 </a:lnTo>
                               </a:path>
                             </a:pathLst>
@@ -2770,8 +2815,8 @@
                         <wps:cNvCnPr/>
                         <wps:spPr>
                           <a:xfrm>
-                            <a:off x="1157470" y="381575"/>
-                            <a:ext cx="3617" cy="414126"/>
+                            <a:off x="5078372" y="3578838"/>
+                            <a:ext cx="3842" cy="439955"/>
                           </a:xfrm>
                           <a:custGeom>
                             <a:avLst/>
@@ -2780,25 +2825,25 @@
                             <a:cxnLst/>
                             <a:rect l="0" t="0" r="r" b="b"/>
                             <a:pathLst>
-                              <a:path w="3617" h="414126">
+                              <a:path w="3842" h="439955">
                                 <a:moveTo>
-                                  <a:pt x="1241" y="0"/>
+                                  <a:pt x="1318" y="0"/>
                                 </a:moveTo>
                                 <a:lnTo>
-                                  <a:pt x="940" y="28634"/>
-                                </a:lnTo>
-                                <a:cubicBezTo>
-                                  <a:pt x="640" y="57265"/>
-                                  <a:pt x="36" y="114534"/>
-                                  <a:pt x="18" y="183554"/>
-                                </a:cubicBezTo>
-                                <a:cubicBezTo>
-                                  <a:pt x="0" y="252574"/>
-                                  <a:pt x="571" y="333352"/>
-                                  <a:pt x="854" y="373737"/>
-                                </a:cubicBezTo>
-                                <a:lnTo>
-                                  <a:pt x="1139" y="414126"/>
+                                  <a:pt x="999" y="30420"/>
+                                </a:lnTo>
+                                <a:cubicBezTo>
+                                  <a:pt x="680" y="60837"/>
+                                  <a:pt x="38" y="121677"/>
+                                  <a:pt x="19" y="195002"/>
+                                </a:cubicBezTo>
+                                <a:cubicBezTo>
+                                  <a:pt x="0" y="268326"/>
+                                  <a:pt x="607" y="354143"/>
+                                  <a:pt x="907" y="397047"/>
+                                </a:cubicBezTo>
+                                <a:lnTo>
+                                  <a:pt x="1210" y="439955"/>
                                 </a:lnTo>
                               </a:path>
                             </a:pathLst>
@@ -2819,8 +2864,8 @@
                         <wps:cNvCnPr/>
                         <wps:spPr>
                           <a:xfrm>
-                            <a:off x="1157459" y="951224"/>
-                            <a:ext cx="3617" cy="424420"/>
+                            <a:off x="5078361" y="4184016"/>
+                            <a:ext cx="3842" cy="450890"/>
                           </a:xfrm>
                           <a:custGeom>
                             <a:avLst/>
@@ -2829,25 +2874,25 @@
                             <a:cxnLst/>
                             <a:rect l="0" t="0" r="r" b="b"/>
                             <a:pathLst>
-                              <a:path w="3617" h="424420">
+                              <a:path w="3842" h="450890">
                                 <a:moveTo>
-                                  <a:pt x="1251" y="0"/>
+                                  <a:pt x="1329" y="0"/>
                                 </a:moveTo>
                                 <a:lnTo>
-                                  <a:pt x="951" y="42197"/>
-                                </a:lnTo>
-                                <a:cubicBezTo>
-                                  <a:pt x="651" y="84391"/>
-                                  <a:pt x="47" y="168786"/>
-                                  <a:pt x="22" y="239520"/>
-                                </a:cubicBezTo>
-                                <a:cubicBezTo>
-                                  <a:pt x="0" y="310258"/>
-                                  <a:pt x="557" y="367339"/>
-                                  <a:pt x="832" y="395879"/>
-                                </a:cubicBezTo>
-                                <a:lnTo>
-                                  <a:pt x="1110" y="424420"/>
+                                  <a:pt x="1011" y="44829"/>
+                                </a:lnTo>
+                                <a:cubicBezTo>
+                                  <a:pt x="692" y="89655"/>
+                                  <a:pt x="50" y="179313"/>
+                                  <a:pt x="23" y="254459"/>
+                                </a:cubicBezTo>
+                                <a:cubicBezTo>
+                                  <a:pt x="0" y="329609"/>
+                                  <a:pt x="592" y="390250"/>
+                                  <a:pt x="884" y="420570"/>
+                                </a:cubicBezTo>
+                                <a:lnTo>
+                                  <a:pt x="1180" y="450890"/>
                                 </a:lnTo>
                               </a:path>
                             </a:pathLst>
@@ -2868,8 +2913,8 @@
                         <wps:cNvCnPr/>
                         <wps:spPr>
                           <a:xfrm>
-                            <a:off x="1157448" y="1531167"/>
-                            <a:ext cx="3617" cy="323149"/>
+                            <a:off x="5078349" y="4800130"/>
+                            <a:ext cx="3842" cy="343303"/>
                           </a:xfrm>
                           <a:custGeom>
                             <a:avLst/>
@@ -2878,25 +2923,25 @@
                             <a:cxnLst/>
                             <a:rect l="0" t="0" r="r" b="b"/>
                             <a:pathLst>
-                              <a:path w="3617" h="323149">
+                              <a:path w="3842" h="343303">
                                 <a:moveTo>
-                                  <a:pt x="1262" y="0"/>
+                                  <a:pt x="1341" y="0"/>
                                 </a:moveTo>
                                 <a:lnTo>
-                                  <a:pt x="962" y="30349"/>
-                                </a:lnTo>
-                                <a:cubicBezTo>
-                                  <a:pt x="662" y="60698"/>
-                                  <a:pt x="58" y="121391"/>
-                                  <a:pt x="29" y="175250"/>
-                                </a:cubicBezTo>
-                                <a:cubicBezTo>
-                                  <a:pt x="0" y="229108"/>
-                                  <a:pt x="550" y="276126"/>
-                                  <a:pt x="821" y="299639"/>
-                                </a:cubicBezTo>
-                                <a:lnTo>
-                                  <a:pt x="1096" y="323149"/>
+                                  <a:pt x="1022" y="32242"/>
+                                </a:lnTo>
+                                <a:cubicBezTo>
+                                  <a:pt x="703" y="64483"/>
+                                  <a:pt x="61" y="128963"/>
+                                  <a:pt x="31" y="186180"/>
+                                </a:cubicBezTo>
+                                <a:cubicBezTo>
+                                  <a:pt x="0" y="243397"/>
+                                  <a:pt x="584" y="293348"/>
+                                  <a:pt x="872" y="318328"/>
+                                </a:cubicBezTo>
+                                <a:lnTo>
+                                  <a:pt x="1164" y="343303"/>
                                 </a:lnTo>
                               </a:path>
                             </a:pathLst>
@@ -2917,8 +2962,8 @@
                         <wps:cNvCnPr/>
                         <wps:spPr>
                           <a:xfrm>
-                            <a:off x="1157448" y="2009836"/>
-                            <a:ext cx="3617" cy="292966"/>
+                            <a:off x="5078349" y="5308653"/>
+                            <a:ext cx="3842" cy="311238"/>
                           </a:xfrm>
                           <a:custGeom>
                             <a:avLst/>
@@ -2927,25 +2972,25 @@
                             <a:cxnLst/>
                             <a:rect l="0" t="0" r="r" b="b"/>
                             <a:pathLst>
-                              <a:path w="3617" h="292966">
+                              <a:path w="3842" h="311238">
                                 <a:moveTo>
-                                  <a:pt x="1262" y="0"/>
+                                  <a:pt x="1341" y="0"/>
                                 </a:moveTo>
                                 <a:lnTo>
-                                  <a:pt x="962" y="25318"/>
-                                </a:lnTo>
-                                <a:cubicBezTo>
-                                  <a:pt x="662" y="50636"/>
-                                  <a:pt x="58" y="101271"/>
-                                  <a:pt x="29" y="150098"/>
-                                </a:cubicBezTo>
-                                <a:cubicBezTo>
-                                  <a:pt x="0" y="198925"/>
-                                  <a:pt x="550" y="245944"/>
-                                  <a:pt x="821" y="269457"/>
-                                </a:cubicBezTo>
-                                <a:lnTo>
-                                  <a:pt x="1096" y="292966"/>
+                                  <a:pt x="1022" y="26897"/>
+                                </a:lnTo>
+                                <a:cubicBezTo>
+                                  <a:pt x="703" y="53794"/>
+                                  <a:pt x="61" y="107587"/>
+                                  <a:pt x="31" y="159460"/>
+                                </a:cubicBezTo>
+                                <a:cubicBezTo>
+                                  <a:pt x="0" y="211332"/>
+                                  <a:pt x="584" y="261283"/>
+                                  <a:pt x="872" y="286263"/>
+                                </a:cubicBezTo>
+                                <a:lnTo>
+                                  <a:pt x="1164" y="311238"/>
                                 </a:lnTo>
                               </a:path>
                             </a:pathLst>
@@ -2966,8 +3011,8 @@
                         <wps:cNvCnPr/>
                         <wps:spPr>
                           <a:xfrm>
-                            <a:off x="349591" y="454088"/>
-                            <a:ext cx="3617" cy="320483"/>
+                            <a:off x="1332416" y="3479818"/>
+                            <a:ext cx="3842" cy="340471"/>
                           </a:xfrm>
                           <a:custGeom>
                             <a:avLst/>
@@ -2976,25 +3021,25 @@
                             <a:cxnLst/>
                             <a:rect l="0" t="0" r="r" b="b"/>
                             <a:pathLst>
-                              <a:path w="3617" h="320483">
+                              <a:path w="3842" h="340471">
                                 <a:moveTo>
-                                  <a:pt x="1270" y="0"/>
+                                  <a:pt x="1349" y="0"/>
                                 </a:moveTo>
                                 <a:lnTo>
-                                  <a:pt x="966" y="32917"/>
-                                </a:lnTo>
-                                <a:cubicBezTo>
-                                  <a:pt x="665" y="65837"/>
-                                  <a:pt x="61" y="131670"/>
-                                  <a:pt x="33" y="185087"/>
-                                </a:cubicBezTo>
-                                <a:cubicBezTo>
-                                  <a:pt x="0" y="238501"/>
-                                  <a:pt x="539" y="279490"/>
-                                  <a:pt x="810" y="299986"/>
-                                </a:cubicBezTo>
-                                <a:lnTo>
-                                  <a:pt x="1078" y="320483"/>
+                                  <a:pt x="1026" y="34970"/>
+                                </a:lnTo>
+                                <a:cubicBezTo>
+                                  <a:pt x="707" y="69943"/>
+                                  <a:pt x="65" y="139883"/>
+                                  <a:pt x="35" y="196631"/>
+                                </a:cubicBezTo>
+                                <a:cubicBezTo>
+                                  <a:pt x="0" y="253376"/>
+                                  <a:pt x="573" y="296922"/>
+                                  <a:pt x="861" y="318696"/>
+                                </a:cubicBezTo>
+                                <a:lnTo>
+                                  <a:pt x="1145" y="340471"/>
                                 </a:lnTo>
                               </a:path>
                             </a:pathLst>
@@ -3015,8 +3060,8 @@
                         <wps:cNvCnPr/>
                         <wps:spPr>
                           <a:xfrm>
-                            <a:off x="349052" y="1086942"/>
-                            <a:ext cx="3617" cy="326762"/>
+                            <a:off x="1331843" y="4152142"/>
+                            <a:ext cx="3842" cy="347142"/>
                           </a:xfrm>
                           <a:custGeom>
                             <a:avLst/>
@@ -3025,25 +3070,25 @@
                             <a:cxnLst/>
                             <a:rect l="0" t="0" r="r" b="b"/>
                             <a:pathLst>
-                              <a:path w="3617" h="326762">
+                              <a:path w="3842" h="347142">
                                 <a:moveTo>
-                                  <a:pt x="1808" y="0"/>
+                                  <a:pt x="1921" y="0"/>
                                 </a:moveTo>
                                 <a:lnTo>
-                                  <a:pt x="1505" y="27502"/>
-                                </a:lnTo>
-                                <a:cubicBezTo>
-                                  <a:pt x="1204" y="55005"/>
-                                  <a:pt x="600" y="110009"/>
-                                  <a:pt x="300" y="164468"/>
-                                </a:cubicBezTo>
-                                <a:cubicBezTo>
-                                  <a:pt x="0" y="218930"/>
-                                  <a:pt x="0" y="272846"/>
-                                  <a:pt x="0" y="299802"/>
-                                </a:cubicBezTo>
-                                <a:lnTo>
-                                  <a:pt x="0" y="326762"/>
+                                  <a:pt x="1598" y="29218"/>
+                                </a:lnTo>
+                                <a:cubicBezTo>
+                                  <a:pt x="1280" y="58435"/>
+                                  <a:pt x="638" y="116870"/>
+                                  <a:pt x="319" y="174726"/>
+                                </a:cubicBezTo>
+                                <a:cubicBezTo>
+                                  <a:pt x="0" y="232584"/>
+                                  <a:pt x="0" y="289863"/>
+                                  <a:pt x="0" y="318501"/>
+                                </a:cubicBezTo>
+                                <a:lnTo>
+                                  <a:pt x="0" y="347142"/>
                                 </a:lnTo>
                               </a:path>
                             </a:pathLst>
@@ -3064,8 +3109,8 @@
                         <wps:cNvCnPr/>
                         <wps:spPr>
                           <a:xfrm>
-                            <a:off x="349052" y="1675482"/>
-                            <a:ext cx="3617" cy="340882"/>
+                            <a:off x="1331843" y="4777389"/>
+                            <a:ext cx="3842" cy="362143"/>
                           </a:xfrm>
                           <a:custGeom>
                             <a:avLst/>
@@ -3074,25 +3119,25 @@
                             <a:cxnLst/>
                             <a:rect l="0" t="0" r="r" b="b"/>
                             <a:pathLst>
-                              <a:path w="3617" h="340882">
+                              <a:path w="3842" h="362143">
                                 <a:moveTo>
                                   <a:pt x="0" y="0"/>
                                 </a:moveTo>
                                 <a:lnTo>
-                                  <a:pt x="0" y="29369"/>
-                                </a:lnTo>
-                                <a:cubicBezTo>
-                                  <a:pt x="0" y="58737"/>
-                                  <a:pt x="0" y="117478"/>
-                                  <a:pt x="275" y="174291"/>
-                                </a:cubicBezTo>
-                                <a:cubicBezTo>
-                                  <a:pt x="553" y="231104"/>
-                                  <a:pt x="1107" y="285993"/>
-                                  <a:pt x="1385" y="313437"/>
-                                </a:cubicBezTo>
-                                <a:lnTo>
-                                  <a:pt x="1660" y="340882"/>
+                                  <a:pt x="0" y="31200"/>
+                                </a:lnTo>
+                                <a:cubicBezTo>
+                                  <a:pt x="0" y="62401"/>
+                                  <a:pt x="0" y="124805"/>
+                                  <a:pt x="292" y="185161"/>
+                                </a:cubicBezTo>
+                                <a:cubicBezTo>
+                                  <a:pt x="588" y="245518"/>
+                                  <a:pt x="1176" y="303830"/>
+                                  <a:pt x="1472" y="332986"/>
+                                </a:cubicBezTo>
+                                <a:lnTo>
+                                  <a:pt x="1764" y="362143"/>
                                 </a:lnTo>
                               </a:path>
                             </a:pathLst>
@@ -3113,8 +3158,8 @@
                         <wps:cNvCnPr/>
                         <wps:spPr>
                           <a:xfrm>
-                            <a:off x="349602" y="2244220"/>
-                            <a:ext cx="3617" cy="326172"/>
+                            <a:off x="1332427" y="5381599"/>
+                            <a:ext cx="3842" cy="346515"/>
                           </a:xfrm>
                           <a:custGeom>
                             <a:avLst/>
@@ -3123,25 +3168,25 @@
                             <a:cxnLst/>
                             <a:rect l="0" t="0" r="r" b="b"/>
                             <a:pathLst>
-                              <a:path w="3617" h="326172">
+                              <a:path w="3842" h="346515">
                                 <a:moveTo>
-                                  <a:pt x="1259" y="0"/>
+                                  <a:pt x="1337" y="0"/>
                                 </a:moveTo>
                                 <a:lnTo>
-                                  <a:pt x="955" y="29253"/>
-                                </a:lnTo>
-                                <a:cubicBezTo>
-                                  <a:pt x="655" y="58506"/>
-                                  <a:pt x="51" y="117011"/>
-                                  <a:pt x="25" y="171372"/>
-                                </a:cubicBezTo>
-                                <a:cubicBezTo>
-                                  <a:pt x="0" y="225733"/>
-                                  <a:pt x="550" y="275953"/>
-                                  <a:pt x="825" y="301061"/>
-                                </a:cubicBezTo>
-                                <a:lnTo>
-                                  <a:pt x="1100" y="326172"/>
+                                  <a:pt x="1014" y="31077"/>
+                                </a:lnTo>
+                                <a:cubicBezTo>
+                                  <a:pt x="695" y="62155"/>
+                                  <a:pt x="54" y="124309"/>
+                                  <a:pt x="27" y="182061"/>
+                                </a:cubicBezTo>
+                                <a:cubicBezTo>
+                                  <a:pt x="0" y="239812"/>
+                                  <a:pt x="584" y="293164"/>
+                                  <a:pt x="876" y="319838"/>
+                                </a:cubicBezTo>
+                                <a:lnTo>
+                                  <a:pt x="1168" y="346515"/>
                                 </a:lnTo>
                               </a:path>
                             </a:pathLst>
@@ -3162,8 +3207,8 @@
                         <wps:cNvCnPr/>
                         <wps:spPr>
                           <a:xfrm>
-                            <a:off x="1007336" y="488557"/>
-                            <a:ext cx="3617" cy="352908"/>
+                            <a:off x="2031183" y="3516436"/>
+                            <a:ext cx="3842" cy="374919"/>
                           </a:xfrm>
                           <a:custGeom>
                             <a:avLst/>
@@ -3172,25 +3217,25 @@
                             <a:cxnLst/>
                             <a:rect l="0" t="0" r="r" b="b"/>
                             <a:pathLst>
-                              <a:path w="3617" h="352908">
+                              <a:path w="3842" h="374919">
                                 <a:moveTo>
-                                  <a:pt x="1248" y="0"/>
+                                  <a:pt x="1326" y="0"/>
                                 </a:moveTo>
                                 <a:lnTo>
-                                  <a:pt x="948" y="27173"/>
-                                </a:lnTo>
-                                <a:cubicBezTo>
-                                  <a:pt x="647" y="54346"/>
-                                  <a:pt x="43" y="108693"/>
-                                  <a:pt x="22" y="167510"/>
-                                </a:cubicBezTo>
-                                <a:cubicBezTo>
-                                  <a:pt x="0" y="226330"/>
-                                  <a:pt x="561" y="289617"/>
-                                  <a:pt x="843" y="321264"/>
-                                </a:cubicBezTo>
-                                <a:lnTo>
-                                  <a:pt x="1121" y="352908"/>
+                                  <a:pt x="1007" y="28868"/>
+                                </a:lnTo>
+                                <a:cubicBezTo>
+                                  <a:pt x="688" y="57736"/>
+                                  <a:pt x="46" y="115472"/>
+                                  <a:pt x="23" y="177957"/>
+                                </a:cubicBezTo>
+                                <a:cubicBezTo>
+                                  <a:pt x="0" y="240446"/>
+                                  <a:pt x="596" y="307680"/>
+                                  <a:pt x="895" y="341301"/>
+                                </a:cubicBezTo>
+                                <a:lnTo>
+                                  <a:pt x="1191" y="374919"/>
                                 </a:lnTo>
                               </a:path>
                             </a:pathLst>
@@ -3211,8 +3256,8 @@
                         <wps:cNvCnPr/>
                         <wps:spPr>
                           <a:xfrm>
-                            <a:off x="1007343" y="1051240"/>
-                            <a:ext cx="3617" cy="433675"/>
+                            <a:off x="2031191" y="4114214"/>
+                            <a:ext cx="3842" cy="460723"/>
                           </a:xfrm>
                           <a:custGeom>
                             <a:avLst/>
@@ -3221,25 +3266,25 @@
                             <a:cxnLst/>
                             <a:rect l="0" t="0" r="r" b="b"/>
                             <a:pathLst>
-                              <a:path w="3617" h="433675">
+                              <a:path w="3842" h="460723">
                                 <a:moveTo>
-                                  <a:pt x="1241" y="0"/>
+                                  <a:pt x="1318" y="0"/>
                                 </a:moveTo>
                                 <a:lnTo>
-                                  <a:pt x="940" y="33452"/>
-                                </a:lnTo>
-                                <a:cubicBezTo>
-                                  <a:pt x="640" y="66904"/>
-                                  <a:pt x="36" y="133808"/>
-                                  <a:pt x="18" y="206090"/>
-                                </a:cubicBezTo>
-                                <a:cubicBezTo>
-                                  <a:pt x="0" y="278369"/>
-                                  <a:pt x="568" y="356022"/>
-                                  <a:pt x="854" y="394849"/>
-                                </a:cubicBezTo>
-                                <a:lnTo>
-                                  <a:pt x="1136" y="433675"/>
+                                  <a:pt x="999" y="35538"/>
+                                </a:lnTo>
+                                <a:cubicBezTo>
+                                  <a:pt x="680" y="71077"/>
+                                  <a:pt x="38" y="142153"/>
+                                  <a:pt x="19" y="218944"/>
+                                </a:cubicBezTo>
+                                <a:cubicBezTo>
+                                  <a:pt x="0" y="295730"/>
+                                  <a:pt x="603" y="378227"/>
+                                  <a:pt x="907" y="419475"/>
+                                </a:cubicBezTo>
+                                <a:lnTo>
+                                  <a:pt x="1207" y="460723"/>
                                 </a:lnTo>
                               </a:path>
                             </a:pathLst>
@@ -3260,8 +3305,8 @@
                         <wps:cNvCnPr/>
                         <wps:spPr>
                           <a:xfrm>
-                            <a:off x="1007332" y="1607887"/>
-                            <a:ext cx="3617" cy="417519"/>
+                            <a:off x="2031180" y="4705578"/>
+                            <a:ext cx="3842" cy="443559"/>
                           </a:xfrm>
                           <a:custGeom>
                             <a:avLst/>
@@ -3270,25 +3315,25 @@
                             <a:cxnLst/>
                             <a:rect l="0" t="0" r="r" b="b"/>
                             <a:pathLst>
-                              <a:path w="3617" h="417519">
+                              <a:path w="3842" h="443559">
                                 <a:moveTo>
-                                  <a:pt x="1251" y="0"/>
+                                  <a:pt x="1329" y="0"/>
                                 </a:moveTo>
                                 <a:lnTo>
-                                  <a:pt x="951" y="40635"/>
-                                </a:lnTo>
-                                <a:cubicBezTo>
-                                  <a:pt x="651" y="81270"/>
-                                  <a:pt x="47" y="162540"/>
-                                  <a:pt x="25" y="232128"/>
-                                </a:cubicBezTo>
-                                <a:cubicBezTo>
-                                  <a:pt x="0" y="301712"/>
-                                  <a:pt x="557" y="359613"/>
-                                  <a:pt x="835" y="388566"/>
-                                </a:cubicBezTo>
-                                <a:lnTo>
-                                  <a:pt x="1114" y="417519"/>
+                                  <a:pt x="1011" y="43169"/>
+                                </a:lnTo>
+                                <a:cubicBezTo>
+                                  <a:pt x="692" y="86339"/>
+                                  <a:pt x="50" y="172678"/>
+                                  <a:pt x="27" y="246605"/>
+                                </a:cubicBezTo>
+                                <a:cubicBezTo>
+                                  <a:pt x="0" y="320529"/>
+                                  <a:pt x="592" y="382042"/>
+                                  <a:pt x="888" y="412801"/>
+                                </a:cubicBezTo>
+                                <a:lnTo>
+                                  <a:pt x="1183" y="443559"/>
                                 </a:lnTo>
                               </a:path>
                             </a:pathLst>
@@ -3309,8 +3354,8 @@
                         <wps:cNvCnPr/>
                         <wps:spPr>
                           <a:xfrm>
-                            <a:off x="1007332" y="2235178"/>
-                            <a:ext cx="3617" cy="362341"/>
+                            <a:off x="2031180" y="5371993"/>
+                            <a:ext cx="3842" cy="384939"/>
                           </a:xfrm>
                           <a:custGeom>
                             <a:avLst/>
@@ -3319,25 +3364,25 @@
                             <a:cxnLst/>
                             <a:rect l="0" t="0" r="r" b="b"/>
                             <a:pathLst>
-                              <a:path w="3617" h="362341">
+                              <a:path w="3842" h="384939">
                                 <a:moveTo>
-                                  <a:pt x="1251" y="0"/>
+                                  <a:pt x="1329" y="0"/>
                                 </a:moveTo>
                                 <a:lnTo>
-                                  <a:pt x="951" y="30761"/>
-                                </a:lnTo>
-                                <a:cubicBezTo>
-                                  <a:pt x="651" y="61522"/>
-                                  <a:pt x="47" y="123041"/>
-                                  <a:pt x="25" y="183431"/>
-                                </a:cubicBezTo>
-                                <a:cubicBezTo>
-                                  <a:pt x="0" y="243817"/>
-                                  <a:pt x="561" y="303079"/>
-                                  <a:pt x="839" y="332708"/>
-                                </a:cubicBezTo>
-                                <a:lnTo>
-                                  <a:pt x="1118" y="362341"/>
+                                  <a:pt x="1011" y="32680"/>
+                                </a:lnTo>
+                                <a:cubicBezTo>
+                                  <a:pt x="692" y="65359"/>
+                                  <a:pt x="50" y="130715"/>
+                                  <a:pt x="27" y="194871"/>
+                                </a:cubicBezTo>
+                                <a:cubicBezTo>
+                                  <a:pt x="0" y="259024"/>
+                                  <a:pt x="596" y="321982"/>
+                                  <a:pt x="891" y="353459"/>
+                                </a:cubicBezTo>
+                                <a:lnTo>
+                                  <a:pt x="1187" y="384939"/>
                                 </a:lnTo>
                               </a:path>
                             </a:pathLst>
@@ -3358,8 +3403,8 @@
                         <wps:cNvCnPr/>
                         <wps:spPr>
                           <a:xfrm>
-                            <a:off x="1696322" y="478791"/>
-                            <a:ext cx="3617" cy="389799"/>
+                            <a:off x="2763142" y="3506061"/>
+                            <a:ext cx="3842" cy="414111"/>
                           </a:xfrm>
                           <a:custGeom>
                             <a:avLst/>
@@ -3368,25 +3413,25 @@
                             <a:cxnLst/>
                             <a:rect l="0" t="0" r="r" b="b"/>
                             <a:pathLst>
-                              <a:path w="3617" h="389799">
+                              <a:path w="3842" h="414111">
                                 <a:moveTo>
-                                  <a:pt x="1244" y="0"/>
+                                  <a:pt x="1322" y="0"/>
                                 </a:moveTo>
                                 <a:lnTo>
-                                  <a:pt x="944" y="28801"/>
-                                </a:lnTo>
-                                <a:cubicBezTo>
-                                  <a:pt x="640" y="57602"/>
-                                  <a:pt x="40" y="115203"/>
-                                  <a:pt x="18" y="180168"/>
-                                </a:cubicBezTo>
-                                <a:cubicBezTo>
-                                  <a:pt x="0" y="245137"/>
-                                  <a:pt x="568" y="317467"/>
-                                  <a:pt x="850" y="353631"/>
-                                </a:cubicBezTo>
-                                <a:lnTo>
-                                  <a:pt x="1132" y="389799"/>
+                                  <a:pt x="1003" y="30597"/>
+                                </a:lnTo>
+                                <a:cubicBezTo>
+                                  <a:pt x="680" y="61194"/>
+                                  <a:pt x="42" y="122388"/>
+                                  <a:pt x="19" y="191405"/>
+                                </a:cubicBezTo>
+                                <a:cubicBezTo>
+                                  <a:pt x="0" y="260426"/>
+                                  <a:pt x="603" y="337267"/>
+                                  <a:pt x="903" y="375687"/>
+                                </a:cubicBezTo>
+                                <a:lnTo>
+                                  <a:pt x="1203" y="414111"/>
                                 </a:lnTo>
                               </a:path>
                             </a:pathLst>
@@ -3407,8 +3452,8 @@
                         <wps:cNvCnPr/>
                         <wps:spPr>
                           <a:xfrm>
-                            <a:off x="1695758" y="1024114"/>
-                            <a:ext cx="3617" cy="404741"/>
+                            <a:off x="2762542" y="4085396"/>
+                            <a:ext cx="3842" cy="429984"/>
                           </a:xfrm>
                           <a:custGeom>
                             <a:avLst/>
@@ -3417,25 +3462,25 @@
                             <a:cxnLst/>
                             <a:rect l="0" t="0" r="r" b="b"/>
                             <a:pathLst>
-                              <a:path w="3617" h="404741">
+                              <a:path w="3842" h="429984">
                                 <a:moveTo>
-                                  <a:pt x="1808" y="0"/>
+                                  <a:pt x="1921" y="0"/>
                                 </a:moveTo>
                                 <a:lnTo>
-                                  <a:pt x="1508" y="37973"/>
-                                </a:lnTo>
-                                <a:cubicBezTo>
-                                  <a:pt x="1204" y="75946"/>
-                                  <a:pt x="604" y="151892"/>
-                                  <a:pt x="300" y="219349"/>
-                                </a:cubicBezTo>
-                                <a:cubicBezTo>
-                                  <a:pt x="0" y="286807"/>
-                                  <a:pt x="0" y="345775"/>
-                                  <a:pt x="0" y="375256"/>
-                                </a:cubicBezTo>
-                                <a:lnTo>
-                                  <a:pt x="0" y="404741"/>
+                                  <a:pt x="1602" y="40341"/>
+                                </a:lnTo>
+                                <a:cubicBezTo>
+                                  <a:pt x="1280" y="80683"/>
+                                  <a:pt x="642" y="161366"/>
+                                  <a:pt x="319" y="233030"/>
+                                </a:cubicBezTo>
+                                <a:cubicBezTo>
+                                  <a:pt x="0" y="304695"/>
+                                  <a:pt x="0" y="367341"/>
+                                  <a:pt x="0" y="398661"/>
+                                </a:cubicBezTo>
+                                <a:lnTo>
+                                  <a:pt x="0" y="429984"/>
                                 </a:lnTo>
                               </a:path>
                             </a:pathLst>
@@ -3456,8 +3501,8 @@
                         <wps:cNvCnPr/>
                         <wps:spPr>
                           <a:xfrm>
-                            <a:off x="1695758" y="1660331"/>
-                            <a:ext cx="3617" cy="403952"/>
+                            <a:off x="2762542" y="4761293"/>
+                            <a:ext cx="3842" cy="429146"/>
                           </a:xfrm>
                           <a:custGeom>
                             <a:avLst/>
@@ -3466,25 +3511,25 @@
                             <a:cxnLst/>
                             <a:rect l="0" t="0" r="r" b="b"/>
                             <a:pathLst>
-                              <a:path w="3617" h="403952">
+                              <a:path w="3842" h="429146">
                                 <a:moveTo>
                                   <a:pt x="0" y="0"/>
                                 </a:moveTo>
                                 <a:lnTo>
-                                  <a:pt x="0" y="31893"/>
-                                </a:lnTo>
-                                <a:cubicBezTo>
-                                  <a:pt x="0" y="63790"/>
-                                  <a:pt x="0" y="127576"/>
-                                  <a:pt x="0" y="194903"/>
-                                </a:cubicBezTo>
-                                <a:cubicBezTo>
-                                  <a:pt x="0" y="262230"/>
-                                  <a:pt x="0" y="333091"/>
-                                  <a:pt x="0" y="368522"/>
-                                </a:cubicBezTo>
-                                <a:lnTo>
-                                  <a:pt x="0" y="403952"/>
+                                  <a:pt x="0" y="33882"/>
+                                </a:lnTo>
+                                <a:cubicBezTo>
+                                  <a:pt x="0" y="67768"/>
+                                  <a:pt x="0" y="135533"/>
+                                  <a:pt x="0" y="207059"/>
+                                </a:cubicBezTo>
+                                <a:cubicBezTo>
+                                  <a:pt x="0" y="278586"/>
+                                  <a:pt x="0" y="353866"/>
+                                  <a:pt x="0" y="391506"/>
+                                </a:cubicBezTo>
+                                <a:lnTo>
+                                  <a:pt x="0" y="429146"/>
                                 </a:lnTo>
                               </a:path>
                             </a:pathLst>
@@ -3505,8 +3550,8 @@
                         <wps:cNvCnPr/>
                         <wps:spPr>
                           <a:xfrm>
-                            <a:off x="1695758" y="2192681"/>
-                            <a:ext cx="3617" cy="348220"/>
+                            <a:off x="2762542" y="5326845"/>
+                            <a:ext cx="3842" cy="369939"/>
                           </a:xfrm>
                           <a:custGeom>
                             <a:avLst/>
@@ -3515,25 +3560,25 @@
                             <a:cxnLst/>
                             <a:rect l="0" t="0" r="r" b="b"/>
                             <a:pathLst>
-                              <a:path w="3617" h="348220">
+                              <a:path w="3842" h="369939">
                                 <a:moveTo>
                                   <a:pt x="0" y="0"/>
                                 </a:moveTo>
                                 <a:lnTo>
-                                  <a:pt x="0" y="37843"/>
-                                </a:lnTo>
-                                <a:cubicBezTo>
-                                  <a:pt x="0" y="75686"/>
-                                  <a:pt x="0" y="151371"/>
-                                  <a:pt x="0" y="209407"/>
-                                </a:cubicBezTo>
-                                <a:cubicBezTo>
-                                  <a:pt x="0" y="267442"/>
-                                  <a:pt x="0" y="307831"/>
-                                  <a:pt x="0" y="328024"/>
-                                </a:cubicBezTo>
-                                <a:lnTo>
-                                  <a:pt x="0" y="348220"/>
+                                  <a:pt x="0" y="40203"/>
+                                </a:lnTo>
+                                <a:cubicBezTo>
+                                  <a:pt x="0" y="80406"/>
+                                  <a:pt x="0" y="160812"/>
+                                  <a:pt x="0" y="222467"/>
+                                </a:cubicBezTo>
+                                <a:cubicBezTo>
+                                  <a:pt x="0" y="284123"/>
+                                  <a:pt x="0" y="327031"/>
+                                  <a:pt x="0" y="348483"/>
+                                </a:cubicBezTo>
+                                <a:lnTo>
+                                  <a:pt x="0" y="369939"/>
                                 </a:lnTo>
                               </a:path>
                             </a:pathLst>
@@ -3554,8 +3599,8 @@
                         <wps:cNvCnPr/>
                         <wps:spPr>
                           <a:xfrm>
-                            <a:off x="2235316" y="1717875"/>
-                            <a:ext cx="3617" cy="256794"/>
+                            <a:off x="3335752" y="4822426"/>
+                            <a:ext cx="3842" cy="272811"/>
                           </a:xfrm>
                           <a:custGeom>
                             <a:avLst/>
@@ -3564,25 +3609,25 @@
                             <a:cxnLst/>
                             <a:rect l="0" t="0" r="r" b="b"/>
                             <a:pathLst>
-                              <a:path w="3617" h="256794">
+                              <a:path w="3842" h="272811">
                                 <a:moveTo>
-                                  <a:pt x="1270" y="0"/>
+                                  <a:pt x="1349" y="0"/>
                                 </a:moveTo>
                                 <a:lnTo>
-                                  <a:pt x="969" y="22305"/>
-                                </a:lnTo>
-                                <a:cubicBezTo>
-                                  <a:pt x="669" y="44606"/>
-                                  <a:pt x="65" y="89216"/>
-                                  <a:pt x="33" y="132014"/>
-                                </a:cubicBezTo>
-                                <a:cubicBezTo>
-                                  <a:pt x="0" y="174815"/>
-                                  <a:pt x="543" y="215805"/>
-                                  <a:pt x="810" y="236301"/>
-                                </a:cubicBezTo>
-                                <a:lnTo>
-                                  <a:pt x="1081" y="256794"/>
+                                  <a:pt x="1030" y="23696"/>
+                                </a:lnTo>
+                                <a:cubicBezTo>
+                                  <a:pt x="711" y="47388"/>
+                                  <a:pt x="69" y="94781"/>
+                                  <a:pt x="35" y="140248"/>
+                                </a:cubicBezTo>
+                                <a:cubicBezTo>
+                                  <a:pt x="0" y="185719"/>
+                                  <a:pt x="576" y="229265"/>
+                                  <a:pt x="861" y="251039"/>
+                                </a:cubicBezTo>
+                                <a:lnTo>
+                                  <a:pt x="1149" y="272811"/>
                                 </a:lnTo>
                               </a:path>
                             </a:pathLst>
@@ -3603,8 +3648,8 @@
                         <wps:cNvCnPr/>
                         <wps:spPr>
                           <a:xfrm>
-                            <a:off x="2235326" y="2285915"/>
-                            <a:ext cx="3617" cy="284478"/>
+                            <a:off x="3335763" y="5425894"/>
+                            <a:ext cx="3842" cy="302220"/>
                           </a:xfrm>
                           <a:custGeom>
                             <a:avLst/>
@@ -3613,25 +3658,25 @@
                             <a:cxnLst/>
                             <a:rect l="0" t="0" r="r" b="b"/>
                             <a:pathLst>
-                              <a:path w="3617" h="284478">
+                              <a:path w="3842" h="302220">
                                 <a:moveTo>
-                                  <a:pt x="1259" y="0"/>
+                                  <a:pt x="1337" y="0"/>
                                 </a:moveTo>
                                 <a:lnTo>
-                                  <a:pt x="958" y="22301"/>
-                                </a:lnTo>
-                                <a:cubicBezTo>
-                                  <a:pt x="658" y="44606"/>
-                                  <a:pt x="54" y="89213"/>
-                                  <a:pt x="29" y="136625"/>
-                                </a:cubicBezTo>
-                                <a:cubicBezTo>
-                                  <a:pt x="0" y="184038"/>
-                                  <a:pt x="550" y="234258"/>
-                                  <a:pt x="825" y="259366"/>
-                                </a:cubicBezTo>
-                                <a:lnTo>
-                                  <a:pt x="1100" y="284478"/>
+                                  <a:pt x="1018" y="23692"/>
+                                </a:lnTo>
+                                <a:cubicBezTo>
+                                  <a:pt x="699" y="47388"/>
+                                  <a:pt x="58" y="94777"/>
+                                  <a:pt x="31" y="145147"/>
+                                </a:cubicBezTo>
+                                <a:cubicBezTo>
+                                  <a:pt x="0" y="195517"/>
+                                  <a:pt x="584" y="248869"/>
+                                  <a:pt x="876" y="275542"/>
+                                </a:cubicBezTo>
+                                <a:lnTo>
+                                  <a:pt x="1168" y="302220"/>
                                 </a:lnTo>
                               </a:path>
                             </a:pathLst>
@@ -3652,8 +3697,8 @@
                         <wps:cNvCnPr/>
                         <wps:spPr>
                           <a:xfrm>
-                            <a:off x="551862" y="359874"/>
-                            <a:ext cx="3617" cy="256794"/>
+                            <a:off x="415189" y="3079648"/>
+                            <a:ext cx="3842" cy="272811"/>
                           </a:xfrm>
                           <a:custGeom>
                             <a:avLst/>
@@ -3662,25 +3707,25 @@
                             <a:cxnLst/>
                             <a:rect l="0" t="0" r="r" b="b"/>
                             <a:pathLst>
-                              <a:path w="3617" h="256794">
+                              <a:path w="3842" h="272811">
                                 <a:moveTo>
                                   <a:pt x="0" y="0"/>
                                 </a:moveTo>
                                 <a:lnTo>
-                                  <a:pt x="0" y="22605"/>
-                                </a:lnTo>
-                                <a:cubicBezTo>
-                                  <a:pt x="0" y="45210"/>
-                                  <a:pt x="0" y="90421"/>
-                                  <a:pt x="0" y="133218"/>
-                                </a:cubicBezTo>
-                                <a:cubicBezTo>
-                                  <a:pt x="0" y="176020"/>
-                                  <a:pt x="0" y="216405"/>
-                                  <a:pt x="0" y="236602"/>
-                                </a:cubicBezTo>
-                                <a:lnTo>
-                                  <a:pt x="0" y="256794"/>
+                                  <a:pt x="0" y="24015"/>
+                                </a:lnTo>
+                                <a:cubicBezTo>
+                                  <a:pt x="0" y="48030"/>
+                                  <a:pt x="0" y="96060"/>
+                                  <a:pt x="0" y="141527"/>
+                                </a:cubicBezTo>
+                                <a:cubicBezTo>
+                                  <a:pt x="0" y="186998"/>
+                                  <a:pt x="0" y="229902"/>
+                                  <a:pt x="0" y="251358"/>
+                                </a:cubicBezTo>
+                                <a:lnTo>
+                                  <a:pt x="0" y="272811"/>
                                 </a:lnTo>
                               </a:path>
                             </a:pathLst>
@@ -3701,8 +3746,8 @@
                         <wps:cNvCnPr/>
                         <wps:spPr>
                           <a:xfrm>
-                            <a:off x="551862" y="826444"/>
-                            <a:ext cx="3617" cy="258603"/>
+                            <a:off x="415189" y="3575318"/>
+                            <a:ext cx="3842" cy="274732"/>
                           </a:xfrm>
                           <a:custGeom>
                             <a:avLst/>
@@ -3711,25 +3756,25 @@
                             <a:cxnLst/>
                             <a:rect l="0" t="0" r="r" b="b"/>
                             <a:pathLst>
-                              <a:path w="3617" h="258603">
+                              <a:path w="3842" h="274732">
                                 <a:moveTo>
                                   <a:pt x="0" y="0"/>
                                 </a:moveTo>
                                 <a:lnTo>
-                                  <a:pt x="0" y="22605"/>
-                                </a:lnTo>
-                                <a:cubicBezTo>
-                                  <a:pt x="0" y="45210"/>
-                                  <a:pt x="0" y="90421"/>
-                                  <a:pt x="271" y="133522"/>
-                                </a:cubicBezTo>
-                                <a:cubicBezTo>
-                                  <a:pt x="539" y="176620"/>
-                                  <a:pt x="1078" y="217613"/>
-                                  <a:pt x="1349" y="238110"/>
-                                </a:cubicBezTo>
-                                <a:lnTo>
-                                  <a:pt x="1617" y="258603"/>
+                                  <a:pt x="0" y="24015"/>
+                                </a:lnTo>
+                                <a:cubicBezTo>
+                                  <a:pt x="0" y="48030"/>
+                                  <a:pt x="0" y="96060"/>
+                                  <a:pt x="288" y="141850"/>
+                                </a:cubicBezTo>
+                                <a:cubicBezTo>
+                                  <a:pt x="573" y="187636"/>
+                                  <a:pt x="1145" y="231186"/>
+                                  <a:pt x="1433" y="252961"/>
+                                </a:cubicBezTo>
+                                <a:lnTo>
+                                  <a:pt x="1718" y="274732"/>
                                 </a:lnTo>
                               </a:path>
                             </a:pathLst>
@@ -3750,8 +3795,8 @@
                         <wps:cNvCnPr/>
                         <wps:spPr>
                           <a:xfrm>
-                            <a:off x="551862" y="1240570"/>
-                            <a:ext cx="3617" cy="254986"/>
+                            <a:off x="415189" y="4015273"/>
+                            <a:ext cx="3842" cy="270889"/>
                           </a:xfrm>
                           <a:custGeom>
                             <a:avLst/>
@@ -3760,25 +3805,25 @@
                             <a:cxnLst/>
                             <a:rect l="0" t="0" r="r" b="b"/>
                             <a:pathLst>
-                              <a:path w="3617" h="254986">
+                              <a:path w="3842" h="270889">
                                 <a:moveTo>
-                                  <a:pt x="1808" y="0"/>
+                                  <a:pt x="1921" y="0"/>
                                 </a:moveTo>
                                 <a:lnTo>
-                                  <a:pt x="1508" y="22305"/>
-                                </a:lnTo>
-                                <a:cubicBezTo>
-                                  <a:pt x="1204" y="44606"/>
-                                  <a:pt x="604" y="89216"/>
-                                  <a:pt x="300" y="131714"/>
-                                </a:cubicBezTo>
-                                <a:cubicBezTo>
-                                  <a:pt x="0" y="174211"/>
-                                  <a:pt x="0" y="214597"/>
-                                  <a:pt x="0" y="234793"/>
-                                </a:cubicBezTo>
-                                <a:lnTo>
-                                  <a:pt x="0" y="254986"/>
+                                  <a:pt x="1602" y="23696"/>
+                                </a:lnTo>
+                                <a:cubicBezTo>
+                                  <a:pt x="1280" y="47388"/>
+                                  <a:pt x="642" y="94781"/>
+                                  <a:pt x="319" y="139929"/>
+                                </a:cubicBezTo>
+                                <a:cubicBezTo>
+                                  <a:pt x="0" y="185077"/>
+                                  <a:pt x="0" y="227981"/>
+                                  <a:pt x="0" y="249437"/>
+                                </a:cubicBezTo>
+                                <a:lnTo>
+                                  <a:pt x="0" y="270889"/>
                                 </a:lnTo>
                               </a:path>
                             </a:pathLst>
@@ -3799,8 +3844,8 @@
                         <wps:cNvCnPr/>
                         <wps:spPr>
                           <a:xfrm>
-                            <a:off x="551862" y="1709202"/>
-                            <a:ext cx="3617" cy="256794"/>
+                            <a:off x="415189" y="4513133"/>
+                            <a:ext cx="3842" cy="272811"/>
                           </a:xfrm>
                           <a:custGeom>
                             <a:avLst/>
@@ -3809,25 +3854,25 @@
                             <a:cxnLst/>
                             <a:rect l="0" t="0" r="r" b="b"/>
                             <a:pathLst>
-                              <a:path w="3617" h="256794">
+                              <a:path w="3842" h="272811">
                                 <a:moveTo>
                                   <a:pt x="0" y="0"/>
                                 </a:moveTo>
                                 <a:lnTo>
-                                  <a:pt x="0" y="22605"/>
-                                </a:lnTo>
-                                <a:cubicBezTo>
-                                  <a:pt x="0" y="45210"/>
-                                  <a:pt x="0" y="90421"/>
-                                  <a:pt x="0" y="133222"/>
-                                </a:cubicBezTo>
-                                <a:cubicBezTo>
-                                  <a:pt x="0" y="176020"/>
-                                  <a:pt x="0" y="216409"/>
-                                  <a:pt x="0" y="236602"/>
-                                </a:cubicBezTo>
-                                <a:lnTo>
-                                  <a:pt x="0" y="256794"/>
+                                  <a:pt x="0" y="24015"/>
+                                </a:lnTo>
+                                <a:cubicBezTo>
+                                  <a:pt x="0" y="48030"/>
+                                  <a:pt x="0" y="96060"/>
+                                  <a:pt x="0" y="141531"/>
+                                </a:cubicBezTo>
+                                <a:cubicBezTo>
+                                  <a:pt x="0" y="186998"/>
+                                  <a:pt x="0" y="229906"/>
+                                  <a:pt x="0" y="251358"/>
+                                </a:cubicBezTo>
+                                <a:lnTo>
+                                  <a:pt x="0" y="272811"/>
                                 </a:lnTo>
                               </a:path>
                             </a:pathLst>
@@ -3848,8 +3893,8 @@
                         <wps:cNvCnPr/>
                         <wps:spPr>
                           <a:xfrm>
-                            <a:off x="551862" y="2314795"/>
-                            <a:ext cx="3617" cy="256794"/>
+                            <a:off x="415189" y="5108886"/>
+                            <a:ext cx="3842" cy="272811"/>
                           </a:xfrm>
                           <a:custGeom>
                             <a:avLst/>
@@ -3858,25 +3903,25 @@
                             <a:cxnLst/>
                             <a:rect l="0" t="0" r="r" b="b"/>
                             <a:pathLst>
-                              <a:path w="3617" h="256794">
+                              <a:path w="3842" h="272811">
                                 <a:moveTo>
                                   <a:pt x="0" y="0"/>
                                 </a:moveTo>
                                 <a:lnTo>
-                                  <a:pt x="0" y="22605"/>
-                                </a:lnTo>
-                                <a:cubicBezTo>
-                                  <a:pt x="0" y="45210"/>
-                                  <a:pt x="0" y="90421"/>
-                                  <a:pt x="0" y="133218"/>
-                                </a:cubicBezTo>
-                                <a:cubicBezTo>
-                                  <a:pt x="0" y="176016"/>
-                                  <a:pt x="0" y="216405"/>
-                                  <a:pt x="0" y="236598"/>
-                                </a:cubicBezTo>
-                                <a:lnTo>
-                                  <a:pt x="0" y="256794"/>
+                                  <a:pt x="0" y="24015"/>
+                                </a:lnTo>
+                                <a:cubicBezTo>
+                                  <a:pt x="0" y="48030"/>
+                                  <a:pt x="0" y="96060"/>
+                                  <a:pt x="0" y="141531"/>
+                                </a:cubicBezTo>
+                                <a:cubicBezTo>
+                                  <a:pt x="0" y="186998"/>
+                                  <a:pt x="0" y="229906"/>
+                                  <a:pt x="0" y="251358"/>
+                                </a:cubicBezTo>
+                                <a:lnTo>
+                                  <a:pt x="0" y="272811"/>
                                 </a:lnTo>
                               </a:path>
                             </a:pathLst>
@@ -3897,8 +3942,8 @@
                         <wps:cNvCnPr/>
                         <wps:spPr>
                           <a:xfrm>
-                            <a:off x="551862" y="3003460"/>
-                            <a:ext cx="3617" cy="258603"/>
+                            <a:off x="415189" y="5840502"/>
+                            <a:ext cx="3842" cy="274736"/>
                           </a:xfrm>
                           <a:custGeom>
                             <a:avLst/>
@@ -3907,25 +3952,25 @@
                             <a:cxnLst/>
                             <a:rect l="0" t="0" r="r" b="b"/>
                             <a:pathLst>
-                              <a:path w="3617" h="258603">
+                              <a:path w="3842" h="274736">
                                 <a:moveTo>
                                   <a:pt x="0" y="0"/>
                                 </a:moveTo>
                                 <a:lnTo>
-                                  <a:pt x="0" y="22605"/>
-                                </a:lnTo>
-                                <a:cubicBezTo>
-                                  <a:pt x="0" y="45210"/>
-                                  <a:pt x="0" y="90421"/>
-                                  <a:pt x="271" y="133522"/>
-                                </a:cubicBezTo>
-                                <a:cubicBezTo>
-                                  <a:pt x="539" y="176624"/>
-                                  <a:pt x="1078" y="217613"/>
-                                  <a:pt x="1349" y="238110"/>
-                                </a:cubicBezTo>
-                                <a:lnTo>
-                                  <a:pt x="1617" y="258603"/>
+                                  <a:pt x="0" y="24015"/>
+                                </a:lnTo>
+                                <a:cubicBezTo>
+                                  <a:pt x="0" y="48030"/>
+                                  <a:pt x="0" y="96060"/>
+                                  <a:pt x="288" y="141850"/>
+                                </a:cubicBezTo>
+                                <a:cubicBezTo>
+                                  <a:pt x="573" y="187640"/>
+                                  <a:pt x="1145" y="231186"/>
+                                  <a:pt x="1433" y="252961"/>
+                                </a:cubicBezTo>
+                                <a:lnTo>
+                                  <a:pt x="1718" y="274736"/>
                                 </a:lnTo>
                               </a:path>
                             </a:pathLst>
